--- a/Assignment_3/Assignment_3.docx
+++ b/Assignment_3/Assignment_3.docx
@@ -1,69 +1,112 @@
 
 <file path=word/document.xml><?xml version="1.0" encoding="utf-8"?>
-<w:document xmlns:mc="http://schemas.openxmlformats.org/markup-compatibility/2006" xmlns:o="urn:schemas-microsoft-com:office:office" xmlns:r="http://schemas.openxmlformats.org/officeDocument/2006/relationships" xmlns:m="http://schemas.openxmlformats.org/officeDocument/2006/math" xmlns:v="urn:schemas-microsoft-com:vml" xmlns:wp="http://schemas.openxmlformats.org/drawingml/2006/wordprocessingDrawing" xmlns:w10="urn:schemas-microsoft-com:office:word" xmlns:w="http://schemas.openxmlformats.org/wordprocessingml/2006/main" xmlns:wne="http://schemas.microsoft.com/office/word/2006/wordml" xmlns:sl="http://schemas.openxmlformats.org/schemaLibrary/2006/main" xmlns:a="http://schemas.openxmlformats.org/drawingml/2006/main" xmlns:pic="http://schemas.openxmlformats.org/drawingml/2006/picture" xmlns:c="http://schemas.openxmlformats.org/drawingml/2006/chart" xmlns:lc="http://schemas.openxmlformats.org/drawingml/2006/lockedCanvas" xmlns:dgm="http://schemas.openxmlformats.org/drawingml/2006/diagram" xmlns:wps="http://schemas.microsoft.com/office/word/2010/wordprocessingShape" xmlns:wpg="http://schemas.microsoft.com/office/word/2010/wordprocessingGroup" xmlns:w14="http://schemas.microsoft.com/office/word/2010/wordml" xmlns:w15="http://schemas.microsoft.com/office/word/2012/wordml" xmlns:w16="http://schemas.microsoft.com/office/word/2018/wordml" xmlns:w16cex="http://schemas.microsoft.com/office/word/2018/wordml/cex" xmlns:w16cid="http://schemas.microsoft.com/office/word/2016/wordml/cid" xmlns="http://schemas.microsoft.com/office/tasks/2019/documenttasks" xmlns:cr="http://schemas.microsoft.com/office/comments/2020/reactions">
+<w:document xmlns:wpc="http://schemas.microsoft.com/office/word/2010/wordprocessingCanvas" xmlns:cx="http://schemas.microsoft.com/office/drawing/2014/chartex" xmlns:cx1="http://schemas.microsoft.com/office/drawing/2015/9/8/chartex" xmlns:cx2="http://schemas.microsoft.com/office/drawing/2015/10/21/chartex" xmlns:cx3="http://schemas.microsoft.com/office/drawing/2016/5/9/chartex" xmlns:cx4="http://schemas.microsoft.com/office/drawing/2016/5/10/chartex" xmlns:cx5="http://schemas.microsoft.com/office/drawing/2016/5/11/chartex" xmlns:cx6="http://schemas.microsoft.com/office/drawing/2016/5/12/chartex" xmlns:cx7="http://schemas.microsoft.com/office/drawing/2016/5/13/chartex" xmlns:cx8="http://schemas.microsoft.com/office/drawing/2016/5/14/chartex" xmlns:mc="http://schemas.openxmlformats.org/markup-compatibility/2006" xmlns:aink="http://schemas.microsoft.com/office/drawing/2016/ink" xmlns:am3d="http://schemas.microsoft.com/office/drawing/2017/model3d" xmlns:o="urn:schemas-microsoft-com:office:office" xmlns:oel="http://schemas.microsoft.com/office/2019/extlst" xmlns:r="http://schemas.openxmlformats.org/officeDocument/2006/relationships" xmlns:m="http://schemas.openxmlformats.org/officeDocument/2006/math" xmlns:v="urn:schemas-microsoft-com:vml" xmlns:wp14="http://schemas.microsoft.com/office/word/2010/wordprocessingDrawing" xmlns:wp="http://schemas.openxmlformats.org/drawingml/2006/wordprocessingDrawing" xmlns:w10="urn:schemas-microsoft-com:office:word" xmlns:w="http://schemas.openxmlformats.org/wordprocessingml/2006/main" xmlns:w14="http://schemas.microsoft.com/office/word/2010/wordml" xmlns:w15="http://schemas.microsoft.com/office/word/2012/wordml" xmlns:w16cex="http://schemas.microsoft.com/office/word/2018/wordml/cex" xmlns:w16cid="http://schemas.microsoft.com/office/word/2016/wordml/cid" xmlns:w16="http://schemas.microsoft.com/office/word/2018/wordml" xmlns:w16du="http://schemas.microsoft.com/office/word/2023/wordml/word16du" xmlns:w16sdtdh="http://schemas.microsoft.com/office/word/2020/wordml/sdtdatahash" xmlns:w16sdtfl="http://schemas.microsoft.com/office/word/2024/wordml/sdtformatlock" xmlns:w16se="http://schemas.microsoft.com/office/word/2015/wordml/symex" xmlns:wpg="http://schemas.microsoft.com/office/word/2010/wordprocessingGroup" xmlns:wpi="http://schemas.microsoft.com/office/word/2010/wordprocessingInk" xmlns:wne="http://schemas.microsoft.com/office/word/2006/wordml" xmlns:wps="http://schemas.microsoft.com/office/word/2010/wordprocessingShape" mc:Ignorable="w14 w15 w16se w16cid w16 w16cex w16sdtdh w16sdtfl w16du wp14">
   <w:body>
     <w:p>
       <w:pPr>
         <w:pStyle w:val="Heading1"/>
         <w:keepNext w:val="0"/>
         <w:keepLines w:val="0"/>
-        <w:spacing w:before="480" w:lineRule="auto"/>
-        <w:rPr>
-          <w:rFonts w:ascii="Times New Roman" w:cs="Times New Roman" w:eastAsia="Times New Roman" w:hAnsi="Times New Roman"/>
-          <w:b w:val="1"/>
-          <w:bCs w:val="1"/>
+        <w:spacing w:before="480"/>
+        <w:rPr>
+          <w:rFonts w:ascii="Times New Roman" w:eastAsia="Times New Roman" w:hAnsi="Times New Roman" w:cs="Times New Roman"/>
+          <w:b/>
+          <w:bCs/>
           <w:sz w:val="22"/>
           <w:szCs w:val="22"/>
         </w:rPr>
       </w:pPr>
-      <w:bookmarkStart w:colFirst="0" w:colLast="0" w:name="_uhewd14exghn" w:id="0"/>
+      <w:bookmarkStart w:id="0" w:name="_uhewd14exghn" w:colFirst="0" w:colLast="0"/>
       <w:bookmarkEnd w:id="0"/>
       <w:r>
         <w:rPr>
-          <w:rFonts w:ascii="Times New Roman" w:cs="Times New Roman" w:eastAsia="Times New Roman" w:hAnsi="Times New Roman"/>
-          <w:b w:val="1"/>
-          <w:bCs w:val="1"/>
+          <w:rFonts w:ascii="Times New Roman" w:eastAsia="Times New Roman" w:hAnsi="Times New Roman" w:cs="Times New Roman"/>
+          <w:b/>
+          <w:bCs/>
           <w:sz w:val="22"/>
           <w:szCs w:val="22"/>
-          <w:rtl w:val="0"/>
-        </w:rPr>
-        <w:t xml:space="preserve">Name - Manaswi Shekokar</w:t>
-      </w:r>
-    </w:p>
-    <w:p>
-      <w:pPr>
-        <w:rPr>
-          <w:rFonts w:ascii="Times New Roman" w:cs="Times New Roman" w:eastAsia="Times New Roman" w:hAnsi="Times New Roman"/>
-          <w:b w:val="1"/>
-          <w:bCs w:val="1"/>
-        </w:rPr>
-      </w:pPr>
-      <w:r>
-        <w:rPr>
-          <w:rFonts w:ascii="Times New Roman" w:cs="Times New Roman" w:eastAsia="Times New Roman" w:hAnsi="Times New Roman"/>
-          <w:b w:val="1"/>
-          <w:bCs w:val="1"/>
-          <w:rtl w:val="0"/>
-        </w:rPr>
-        <w:t xml:space="preserve">PRN - 22310637</w:t>
-      </w:r>
-    </w:p>
-    <w:p>
-      <w:pPr>
-        <w:rPr>
-          <w:rFonts w:ascii="Times New Roman" w:cs="Times New Roman" w:eastAsia="Times New Roman" w:hAnsi="Times New Roman"/>
-          <w:b w:val="1"/>
-          <w:bCs w:val="1"/>
-        </w:rPr>
-      </w:pPr>
-      <w:r>
-        <w:rPr>
-          <w:rFonts w:ascii="Times New Roman" w:cs="Times New Roman" w:eastAsia="Times New Roman" w:hAnsi="Times New Roman"/>
-          <w:b w:val="1"/>
-          <w:bCs w:val="1"/>
-          <w:rtl w:val="0"/>
-        </w:rPr>
-        <w:t xml:space="preserve">Roll No - 382024</w:t>
+        </w:rPr>
+        <w:t xml:space="preserve">Name </w:t>
+      </w:r>
+      <w:r>
+        <w:rPr>
+          <w:rFonts w:ascii="Times New Roman" w:eastAsia="Times New Roman" w:hAnsi="Times New Roman" w:cs="Times New Roman"/>
+          <w:b/>
+          <w:bCs/>
+          <w:sz w:val="22"/>
+          <w:szCs w:val="22"/>
+        </w:rPr>
+        <w:t>–</w:t>
+      </w:r>
+      <w:r>
+        <w:rPr>
+          <w:rFonts w:ascii="Times New Roman" w:eastAsia="Times New Roman" w:hAnsi="Times New Roman" w:cs="Times New Roman"/>
+          <w:b/>
+          <w:bCs/>
+          <w:sz w:val="22"/>
+          <w:szCs w:val="22"/>
+        </w:rPr>
+        <w:t xml:space="preserve"> </w:t>
+      </w:r>
+      <w:r>
+        <w:rPr>
+          <w:rFonts w:ascii="Times New Roman" w:eastAsia="Times New Roman" w:hAnsi="Times New Roman" w:cs="Times New Roman"/>
+          <w:b/>
+          <w:bCs/>
+          <w:sz w:val="22"/>
+          <w:szCs w:val="22"/>
+        </w:rPr>
+        <w:t>Arnav Ashish Gilankar</w:t>
+      </w:r>
+    </w:p>
+    <w:p>
+      <w:pPr>
+        <w:rPr>
+          <w:rFonts w:ascii="Times New Roman" w:eastAsia="Times New Roman" w:hAnsi="Times New Roman" w:cs="Times New Roman"/>
+          <w:b/>
+          <w:bCs/>
+        </w:rPr>
+      </w:pPr>
+      <w:r>
+        <w:rPr>
+          <w:rFonts w:ascii="Times New Roman" w:eastAsia="Times New Roman" w:hAnsi="Times New Roman" w:cs="Times New Roman"/>
+          <w:b/>
+          <w:bCs/>
+        </w:rPr>
+        <w:t xml:space="preserve">PRN - </w:t>
+      </w:r>
+      <w:r>
+        <w:rPr>
+          <w:rFonts w:ascii="Times New Roman" w:eastAsia="Times New Roman" w:hAnsi="Times New Roman" w:cs="Times New Roman"/>
+          <w:b/>
+          <w:bCs/>
+        </w:rPr>
+        <w:t>22311644</w:t>
+      </w:r>
+    </w:p>
+    <w:p>
+      <w:pPr>
+        <w:rPr>
+          <w:rFonts w:ascii="Times New Roman" w:eastAsia="Times New Roman" w:hAnsi="Times New Roman" w:cs="Times New Roman"/>
+          <w:b/>
+          <w:bCs/>
+        </w:rPr>
+      </w:pPr>
+      <w:r>
+        <w:rPr>
+          <w:rFonts w:ascii="Times New Roman" w:eastAsia="Times New Roman" w:hAnsi="Times New Roman" w:cs="Times New Roman"/>
+          <w:b/>
+          <w:bCs/>
+        </w:rPr>
+        <w:t>Roll No - 3820</w:t>
+      </w:r>
+      <w:r>
+        <w:rPr>
+          <w:rFonts w:ascii="Times New Roman" w:eastAsia="Times New Roman" w:hAnsi="Times New Roman" w:cs="Times New Roman"/>
+          <w:b/>
+          <w:bCs/>
+        </w:rPr>
+        <w:t>52</w:t>
       </w:r>
     </w:p>
     <w:p>
@@ -71,82 +114,74 @@
         <w:pStyle w:val="Heading1"/>
         <w:keepNext w:val="0"/>
         <w:keepLines w:val="0"/>
-        <w:spacing w:before="480" w:lineRule="auto"/>
-        <w:rPr>
-          <w:rFonts w:ascii="Times New Roman" w:cs="Times New Roman" w:eastAsia="Times New Roman" w:hAnsi="Times New Roman"/>
-          <w:b w:val="1"/>
-          <w:bCs w:val="1"/>
+        <w:spacing w:before="480"/>
+        <w:rPr>
+          <w:rFonts w:ascii="Times New Roman" w:eastAsia="Times New Roman" w:hAnsi="Times New Roman" w:cs="Times New Roman"/>
+          <w:b/>
+          <w:bCs/>
           <w:sz w:val="22"/>
           <w:szCs w:val="22"/>
         </w:rPr>
       </w:pPr>
-      <w:bookmarkStart w:colFirst="0" w:colLast="0" w:name="_atbd8f1yezn3" w:id="1"/>
-      <w:bookmarkEnd w:id="1"/>
-      <w:r>
-        <w:rPr>
-          <w:rFonts w:ascii="Times New Roman" w:cs="Times New Roman" w:eastAsia="Times New Roman" w:hAnsi="Times New Roman"/>
-          <w:b w:val="1"/>
-          <w:bCs w:val="1"/>
+      <w:r>
+        <w:rPr>
+          <w:rFonts w:ascii="Times New Roman" w:eastAsia="Times New Roman" w:hAnsi="Times New Roman" w:cs="Times New Roman"/>
+          <w:b/>
+          <w:bCs/>
           <w:sz w:val="22"/>
           <w:szCs w:val="22"/>
-          <w:rtl w:val="0"/>
-        </w:rPr>
-        <w:t xml:space="preserve">1. Text Cleaning</w:t>
-      </w:r>
-    </w:p>
-    <w:p>
-      <w:pPr>
-        <w:spacing w:after="240" w:before="240" w:lineRule="auto"/>
-        <w:rPr>
-          <w:rFonts w:ascii="Times New Roman" w:cs="Times New Roman" w:eastAsia="Times New Roman" w:hAnsi="Times New Roman"/>
-        </w:rPr>
-      </w:pPr>
-      <w:r>
-        <w:rPr>
-          <w:rFonts w:ascii="Times New Roman" w:cs="Times New Roman" w:eastAsia="Times New Roman" w:hAnsi="Times New Roman"/>
-          <w:b w:val="1"/>
-          <w:bCs w:val="1"/>
-          <w:rtl w:val="0"/>
-        </w:rPr>
-        <w:t xml:space="preserve">Text cleaning</w:t>
-      </w:r>
-      <w:r>
-        <w:rPr>
-          <w:rFonts w:ascii="Times New Roman" w:cs="Times New Roman" w:eastAsia="Times New Roman" w:hAnsi="Times New Roman"/>
-          <w:rtl w:val="0"/>
+        </w:rPr>
+        <w:t>1. Text Cleaning</w:t>
+      </w:r>
+    </w:p>
+    <w:p>
+      <w:pPr>
+        <w:spacing w:before="240" w:after="240"/>
+        <w:rPr>
+          <w:rFonts w:ascii="Times New Roman" w:eastAsia="Times New Roman" w:hAnsi="Times New Roman" w:cs="Times New Roman"/>
+        </w:rPr>
+      </w:pPr>
+      <w:r>
+        <w:rPr>
+          <w:rFonts w:ascii="Times New Roman" w:eastAsia="Times New Roman" w:hAnsi="Times New Roman" w:cs="Times New Roman"/>
+          <w:b/>
+          <w:bCs/>
+        </w:rPr>
+        <w:t>Text cleaning</w:t>
+      </w:r>
+      <w:r>
+        <w:rPr>
+          <w:rFonts w:ascii="Times New Roman" w:eastAsia="Times New Roman" w:hAnsi="Times New Roman" w:cs="Times New Roman"/>
         </w:rPr>
         <w:t xml:space="preserve"> is the process of </w:t>
       </w:r>
       <w:r>
         <w:rPr>
-          <w:rFonts w:ascii="Times New Roman" w:cs="Times New Roman" w:eastAsia="Times New Roman" w:hAnsi="Times New Roman"/>
-          <w:b w:val="1"/>
-          <w:bCs w:val="1"/>
-          <w:rtl w:val="0"/>
-        </w:rPr>
-        <w:t xml:space="preserve">removing unnecessary or unwanted parts of text</w:t>
-      </w:r>
-      <w:r>
-        <w:rPr>
-          <w:rFonts w:ascii="Times New Roman" w:cs="Times New Roman" w:eastAsia="Times New Roman" w:hAnsi="Times New Roman"/>
-          <w:rtl w:val="0"/>
+          <w:rFonts w:ascii="Times New Roman" w:eastAsia="Times New Roman" w:hAnsi="Times New Roman" w:cs="Times New Roman"/>
+          <w:b/>
+          <w:bCs/>
+        </w:rPr>
+        <w:t>removing unnecessary or unwanted parts of text</w:t>
+      </w:r>
+      <w:r>
+        <w:rPr>
+          <w:rFonts w:ascii="Times New Roman" w:eastAsia="Times New Roman" w:hAnsi="Times New Roman" w:cs="Times New Roman"/>
         </w:rPr>
         <w:t xml:space="preserve"> before applying NLP techniques. Raw text often contains noise such as punctuation, numbers, special characters, and extra spaces.</w:t>
       </w:r>
     </w:p>
     <w:p>
       <w:pPr>
-        <w:spacing w:after="240" w:before="240" w:lineRule="auto"/>
-        <w:rPr>
-          <w:rFonts w:ascii="Times New Roman" w:cs="Times New Roman" w:eastAsia="Times New Roman" w:hAnsi="Times New Roman"/>
-        </w:rPr>
-      </w:pPr>
-      <w:r>
-        <w:rPr>
-          <w:rFonts w:ascii="Times New Roman" w:cs="Times New Roman" w:eastAsia="Times New Roman" w:hAnsi="Times New Roman"/>
-          <w:rtl w:val="0"/>
-        </w:rPr>
-        <w:t xml:space="preserve">Common text cleaning steps:</w:t>
+        <w:spacing w:before="240" w:after="240"/>
+        <w:rPr>
+          <w:rFonts w:ascii="Times New Roman" w:eastAsia="Times New Roman" w:hAnsi="Times New Roman" w:cs="Times New Roman"/>
+        </w:rPr>
+      </w:pPr>
+      <w:r>
+        <w:rPr>
+          <w:rFonts w:ascii="Times New Roman" w:eastAsia="Times New Roman" w:hAnsi="Times New Roman" w:cs="Times New Roman"/>
+        </w:rPr>
+        <w:t>Common text cleaning steps:</w:t>
       </w:r>
     </w:p>
     <w:p>
@@ -155,28 +190,32 @@
           <w:ilvl w:val="0"/>
           <w:numId w:val="3"/>
         </w:numPr>
-        <w:spacing w:after="0" w:afterAutospacing="0" w:before="240" w:lineRule="auto"/>
-        <w:ind w:left="720" w:hanging="360"/>
-        <w:rPr>
-          <w:rFonts w:ascii="Times New Roman" w:cs="Times New Roman" w:eastAsia="Times New Roman" w:hAnsi="Times New Roman"/>
-        </w:rPr>
-      </w:pPr>
-      <w:r>
-        <w:rPr>
-          <w:rFonts w:ascii="Times New Roman" w:cs="Times New Roman" w:eastAsia="Times New Roman" w:hAnsi="Times New Roman"/>
-          <w:rtl w:val="0"/>
+        <w:spacing w:before="240"/>
+        <w:rPr>
+          <w:rFonts w:ascii="Times New Roman" w:eastAsia="Times New Roman" w:hAnsi="Times New Roman" w:cs="Times New Roman"/>
+        </w:rPr>
+      </w:pPr>
+      <w:r>
+        <w:rPr>
+          <w:rFonts w:ascii="Times New Roman" w:eastAsia="Times New Roman" w:hAnsi="Times New Roman" w:cs="Times New Roman"/>
         </w:rPr>
         <w:t xml:space="preserve">Convert text to </w:t>
       </w:r>
       <w:r>
         <w:rPr>
-          <w:rFonts w:ascii="Times New Roman" w:cs="Times New Roman" w:eastAsia="Times New Roman" w:hAnsi="Times New Roman"/>
-          <w:b w:val="1"/>
-          <w:bCs w:val="1"/>
-          <w:rtl w:val="0"/>
-        </w:rPr>
-        <w:t xml:space="preserve">lowercase</w:t>
-        <w:br w:type="textWrapping"/>
+          <w:rFonts w:ascii="Times New Roman" w:eastAsia="Times New Roman" w:hAnsi="Times New Roman" w:cs="Times New Roman"/>
+          <w:b/>
+          <w:bCs/>
+        </w:rPr>
+        <w:t>lowercase</w:t>
+      </w:r>
+      <w:r>
+        <w:rPr>
+          <w:rFonts w:ascii="Times New Roman" w:eastAsia="Times New Roman" w:hAnsi="Times New Roman" w:cs="Times New Roman"/>
+          <w:b/>
+          <w:bCs/>
+        </w:rPr>
+        <w:br/>
       </w:r>
     </w:p>
     <w:p>
@@ -185,28 +224,31 @@
           <w:ilvl w:val="0"/>
           <w:numId w:val="3"/>
         </w:numPr>
-        <w:spacing w:after="0" w:afterAutospacing="0" w:before="0" w:beforeAutospacing="0" w:lineRule="auto"/>
-        <w:ind w:left="720" w:hanging="360"/>
-        <w:rPr>
-          <w:rFonts w:ascii="Times New Roman" w:cs="Times New Roman" w:eastAsia="Times New Roman" w:hAnsi="Times New Roman"/>
-        </w:rPr>
-      </w:pPr>
-      <w:r>
-        <w:rPr>
-          <w:rFonts w:ascii="Times New Roman" w:cs="Times New Roman" w:eastAsia="Times New Roman" w:hAnsi="Times New Roman"/>
-          <w:rtl w:val="0"/>
+        <w:rPr>
+          <w:rFonts w:ascii="Times New Roman" w:eastAsia="Times New Roman" w:hAnsi="Times New Roman" w:cs="Times New Roman"/>
+        </w:rPr>
+      </w:pPr>
+      <w:r>
+        <w:rPr>
+          <w:rFonts w:ascii="Times New Roman" w:eastAsia="Times New Roman" w:hAnsi="Times New Roman" w:cs="Times New Roman"/>
         </w:rPr>
         <w:t xml:space="preserve">Remove </w:t>
       </w:r>
       <w:r>
         <w:rPr>
-          <w:rFonts w:ascii="Times New Roman" w:cs="Times New Roman" w:eastAsia="Times New Roman" w:hAnsi="Times New Roman"/>
-          <w:b w:val="1"/>
-          <w:bCs w:val="1"/>
-          <w:rtl w:val="0"/>
-        </w:rPr>
-        <w:t xml:space="preserve">punctuation</w:t>
-        <w:br w:type="textWrapping"/>
+          <w:rFonts w:ascii="Times New Roman" w:eastAsia="Times New Roman" w:hAnsi="Times New Roman" w:cs="Times New Roman"/>
+          <w:b/>
+          <w:bCs/>
+        </w:rPr>
+        <w:t>punctuation</w:t>
+      </w:r>
+      <w:r>
+        <w:rPr>
+          <w:rFonts w:ascii="Times New Roman" w:eastAsia="Times New Roman" w:hAnsi="Times New Roman" w:cs="Times New Roman"/>
+          <w:b/>
+          <w:bCs/>
+        </w:rPr>
+        <w:br/>
       </w:r>
     </w:p>
     <w:p>
@@ -215,28 +257,31 @@
           <w:ilvl w:val="0"/>
           <w:numId w:val="3"/>
         </w:numPr>
-        <w:spacing w:after="0" w:afterAutospacing="0" w:before="0" w:beforeAutospacing="0" w:lineRule="auto"/>
-        <w:ind w:left="720" w:hanging="360"/>
-        <w:rPr>
-          <w:rFonts w:ascii="Times New Roman" w:cs="Times New Roman" w:eastAsia="Times New Roman" w:hAnsi="Times New Roman"/>
-        </w:rPr>
-      </w:pPr>
-      <w:r>
-        <w:rPr>
-          <w:rFonts w:ascii="Times New Roman" w:cs="Times New Roman" w:eastAsia="Times New Roman" w:hAnsi="Times New Roman"/>
-          <w:rtl w:val="0"/>
+        <w:rPr>
+          <w:rFonts w:ascii="Times New Roman" w:eastAsia="Times New Roman" w:hAnsi="Times New Roman" w:cs="Times New Roman"/>
+        </w:rPr>
+      </w:pPr>
+      <w:r>
+        <w:rPr>
+          <w:rFonts w:ascii="Times New Roman" w:eastAsia="Times New Roman" w:hAnsi="Times New Roman" w:cs="Times New Roman"/>
         </w:rPr>
         <w:t xml:space="preserve">Remove </w:t>
       </w:r>
       <w:r>
         <w:rPr>
-          <w:rFonts w:ascii="Times New Roman" w:cs="Times New Roman" w:eastAsia="Times New Roman" w:hAnsi="Times New Roman"/>
-          <w:b w:val="1"/>
-          <w:bCs w:val="1"/>
-          <w:rtl w:val="0"/>
-        </w:rPr>
-        <w:t xml:space="preserve">numbers</w:t>
-        <w:br w:type="textWrapping"/>
+          <w:rFonts w:ascii="Times New Roman" w:eastAsia="Times New Roman" w:hAnsi="Times New Roman" w:cs="Times New Roman"/>
+          <w:b/>
+          <w:bCs/>
+        </w:rPr>
+        <w:t>numbers</w:t>
+      </w:r>
+      <w:r>
+        <w:rPr>
+          <w:rFonts w:ascii="Times New Roman" w:eastAsia="Times New Roman" w:hAnsi="Times New Roman" w:cs="Times New Roman"/>
+          <w:b/>
+          <w:bCs/>
+        </w:rPr>
+        <w:br/>
       </w:r>
     </w:p>
     <w:p>
@@ -245,28 +290,31 @@
           <w:ilvl w:val="0"/>
           <w:numId w:val="3"/>
         </w:numPr>
-        <w:spacing w:after="0" w:afterAutospacing="0" w:before="0" w:beforeAutospacing="0" w:lineRule="auto"/>
-        <w:ind w:left="720" w:hanging="360"/>
-        <w:rPr>
-          <w:rFonts w:ascii="Times New Roman" w:cs="Times New Roman" w:eastAsia="Times New Roman" w:hAnsi="Times New Roman"/>
-        </w:rPr>
-      </w:pPr>
-      <w:r>
-        <w:rPr>
-          <w:rFonts w:ascii="Times New Roman" w:cs="Times New Roman" w:eastAsia="Times New Roman" w:hAnsi="Times New Roman"/>
-          <w:rtl w:val="0"/>
+        <w:rPr>
+          <w:rFonts w:ascii="Times New Roman" w:eastAsia="Times New Roman" w:hAnsi="Times New Roman" w:cs="Times New Roman"/>
+        </w:rPr>
+      </w:pPr>
+      <w:r>
+        <w:rPr>
+          <w:rFonts w:ascii="Times New Roman" w:eastAsia="Times New Roman" w:hAnsi="Times New Roman" w:cs="Times New Roman"/>
         </w:rPr>
         <w:t xml:space="preserve">Remove </w:t>
       </w:r>
       <w:r>
         <w:rPr>
-          <w:rFonts w:ascii="Times New Roman" w:cs="Times New Roman" w:eastAsia="Times New Roman" w:hAnsi="Times New Roman"/>
-          <w:b w:val="1"/>
-          <w:bCs w:val="1"/>
-          <w:rtl w:val="0"/>
-        </w:rPr>
-        <w:t xml:space="preserve">special characters</w:t>
-        <w:br w:type="textWrapping"/>
+          <w:rFonts w:ascii="Times New Roman" w:eastAsia="Times New Roman" w:hAnsi="Times New Roman" w:cs="Times New Roman"/>
+          <w:b/>
+          <w:bCs/>
+        </w:rPr>
+        <w:t>special characters</w:t>
+      </w:r>
+      <w:r>
+        <w:rPr>
+          <w:rFonts w:ascii="Times New Roman" w:eastAsia="Times New Roman" w:hAnsi="Times New Roman" w:cs="Times New Roman"/>
+          <w:b/>
+          <w:bCs/>
+        </w:rPr>
+        <w:br/>
       </w:r>
     </w:p>
     <w:p>
@@ -275,106 +323,102 @@
           <w:ilvl w:val="0"/>
           <w:numId w:val="3"/>
         </w:numPr>
-        <w:spacing w:after="240" w:before="0" w:beforeAutospacing="0" w:lineRule="auto"/>
-        <w:ind w:left="720" w:hanging="360"/>
-        <w:rPr>
-          <w:rFonts w:ascii="Times New Roman" w:cs="Times New Roman" w:eastAsia="Times New Roman" w:hAnsi="Times New Roman"/>
-        </w:rPr>
-      </w:pPr>
-      <w:r>
-        <w:rPr>
-          <w:rFonts w:ascii="Times New Roman" w:cs="Times New Roman" w:eastAsia="Times New Roman" w:hAnsi="Times New Roman"/>
-          <w:rtl w:val="0"/>
+        <w:spacing w:after="240"/>
+        <w:rPr>
+          <w:rFonts w:ascii="Times New Roman" w:eastAsia="Times New Roman" w:hAnsi="Times New Roman" w:cs="Times New Roman"/>
+        </w:rPr>
+      </w:pPr>
+      <w:r>
+        <w:rPr>
+          <w:rFonts w:ascii="Times New Roman" w:eastAsia="Times New Roman" w:hAnsi="Times New Roman" w:cs="Times New Roman"/>
         </w:rPr>
         <w:t xml:space="preserve">Remove </w:t>
       </w:r>
       <w:r>
         <w:rPr>
-          <w:rFonts w:ascii="Times New Roman" w:cs="Times New Roman" w:eastAsia="Times New Roman" w:hAnsi="Times New Roman"/>
-          <w:b w:val="1"/>
-          <w:bCs w:val="1"/>
-          <w:rtl w:val="0"/>
-        </w:rPr>
-        <w:t xml:space="preserve">extra spaces</w:t>
-        <w:br w:type="textWrapping"/>
-      </w:r>
-    </w:p>
-    <w:p>
-      <w:pPr>
-        <w:spacing w:after="240" w:before="240" w:lineRule="auto"/>
-        <w:rPr>
-          <w:rFonts w:ascii="Times New Roman" w:cs="Times New Roman" w:eastAsia="Times New Roman" w:hAnsi="Times New Roman"/>
-        </w:rPr>
-      </w:pPr>
-      <w:r>
-        <w:rPr>
-          <w:rFonts w:ascii="Times New Roman" w:cs="Times New Roman" w:eastAsia="Times New Roman" w:hAnsi="Times New Roman"/>
-          <w:rtl w:val="0"/>
-        </w:rPr>
-        <w:t xml:space="preserve">Example:</w:t>
-      </w:r>
-    </w:p>
-    <w:p>
-      <w:pPr>
-        <w:spacing w:after="240" w:before="240" w:lineRule="auto"/>
-        <w:rPr>
-          <w:rFonts w:ascii="Times New Roman" w:cs="Times New Roman" w:eastAsia="Times New Roman" w:hAnsi="Times New Roman"/>
-        </w:rPr>
-      </w:pPr>
-      <w:r>
-        <w:rPr>
-          <w:rFonts w:ascii="Times New Roman" w:cs="Times New Roman" w:eastAsia="Times New Roman" w:hAnsi="Times New Roman"/>
-          <w:rtl w:val="0"/>
-        </w:rPr>
-        <w:t xml:space="preserve">Original text:</w:t>
-        <w:br w:type="textWrapping"/>
-        <w:t xml:space="preserve"> </w:t>
-      </w:r>
-      <w:r>
-        <w:rPr>
-          <w:rFonts w:ascii="Times New Roman" w:cs="Times New Roman" w:eastAsia="Times New Roman" w:hAnsi="Times New Roman"/>
-          <w:rtl w:val="0"/>
-        </w:rPr>
-        <w:t xml:space="preserve">"Hello!!! NLP is amazing @2024"</w:t>
-      </w:r>
-    </w:p>
-    <w:p>
-      <w:pPr>
-        <w:spacing w:after="240" w:before="240" w:lineRule="auto"/>
-        <w:rPr>
-          <w:rFonts w:ascii="Times New Roman" w:cs="Times New Roman" w:eastAsia="Times New Roman" w:hAnsi="Times New Roman"/>
-        </w:rPr>
-      </w:pPr>
-      <w:r>
-        <w:rPr>
-          <w:rFonts w:ascii="Times New Roman" w:cs="Times New Roman" w:eastAsia="Times New Roman" w:hAnsi="Times New Roman"/>
-          <w:rtl w:val="0"/>
-        </w:rPr>
-        <w:t xml:space="preserve">Cleaned text:</w:t>
-        <w:br w:type="textWrapping"/>
-        <w:t xml:space="preserve"> </w:t>
-      </w:r>
-      <w:r>
-        <w:rPr>
-          <w:rFonts w:ascii="Times New Roman" w:cs="Times New Roman" w:eastAsia="Times New Roman" w:hAnsi="Times New Roman"/>
-          <w:rtl w:val="0"/>
-        </w:rPr>
-        <w:t xml:space="preserve">"hello nlp is amazing"</w:t>
-      </w:r>
-    </w:p>
-    <w:p>
-      <w:pPr>
-        <w:spacing w:after="240" w:before="240" w:lineRule="auto"/>
-        <w:rPr>
-          <w:rFonts w:ascii="Times New Roman" w:cs="Times New Roman" w:eastAsia="Times New Roman" w:hAnsi="Times New Roman"/>
-        </w:rPr>
-      </w:pPr>
-      <w:r>
-        <w:rPr>
-          <w:rFonts w:ascii="Times New Roman" w:cs="Times New Roman" w:eastAsia="Times New Roman" w:hAnsi="Times New Roman"/>
-          <w:rtl w:val="0"/>
-        </w:rPr>
-        <w:t xml:space="preserve">Importance:</w:t>
+          <w:rFonts w:ascii="Times New Roman" w:eastAsia="Times New Roman" w:hAnsi="Times New Roman" w:cs="Times New Roman"/>
+          <w:b/>
+          <w:bCs/>
+        </w:rPr>
+        <w:t>extra spaces</w:t>
+      </w:r>
+      <w:r>
+        <w:rPr>
+          <w:rFonts w:ascii="Times New Roman" w:eastAsia="Times New Roman" w:hAnsi="Times New Roman" w:cs="Times New Roman"/>
+          <w:b/>
+          <w:bCs/>
+        </w:rPr>
+        <w:br/>
+      </w:r>
+    </w:p>
+    <w:p>
+      <w:pPr>
+        <w:spacing w:before="240" w:after="240"/>
+        <w:rPr>
+          <w:rFonts w:ascii="Times New Roman" w:eastAsia="Times New Roman" w:hAnsi="Times New Roman" w:cs="Times New Roman"/>
+        </w:rPr>
+      </w:pPr>
+      <w:r>
+        <w:rPr>
+          <w:rFonts w:ascii="Times New Roman" w:eastAsia="Times New Roman" w:hAnsi="Times New Roman" w:cs="Times New Roman"/>
+        </w:rPr>
+        <w:t>Example:</w:t>
+      </w:r>
+    </w:p>
+    <w:p>
+      <w:pPr>
+        <w:spacing w:before="240" w:after="240"/>
+        <w:rPr>
+          <w:rFonts w:ascii="Times New Roman" w:eastAsia="Times New Roman" w:hAnsi="Times New Roman" w:cs="Times New Roman"/>
+        </w:rPr>
+      </w:pPr>
+      <w:r>
+        <w:rPr>
+          <w:rFonts w:ascii="Times New Roman" w:eastAsia="Times New Roman" w:hAnsi="Times New Roman" w:cs="Times New Roman"/>
+        </w:rPr>
+        <w:t>Original text:</w:t>
+      </w:r>
+      <w:r>
+        <w:rPr>
+          <w:rFonts w:ascii="Times New Roman" w:eastAsia="Times New Roman" w:hAnsi="Times New Roman" w:cs="Times New Roman"/>
+        </w:rPr>
+        <w:br/>
+        <w:t xml:space="preserve"> "Hello!!! NLP is amazing @2024"</w:t>
+      </w:r>
+    </w:p>
+    <w:p>
+      <w:pPr>
+        <w:spacing w:before="240" w:after="240"/>
+        <w:rPr>
+          <w:rFonts w:ascii="Times New Roman" w:eastAsia="Times New Roman" w:hAnsi="Times New Roman" w:cs="Times New Roman"/>
+        </w:rPr>
+      </w:pPr>
+      <w:r>
+        <w:rPr>
+          <w:rFonts w:ascii="Times New Roman" w:eastAsia="Times New Roman" w:hAnsi="Times New Roman" w:cs="Times New Roman"/>
+        </w:rPr>
+        <w:t>Cleaned text:</w:t>
+      </w:r>
+      <w:r>
+        <w:rPr>
+          <w:rFonts w:ascii="Times New Roman" w:eastAsia="Times New Roman" w:hAnsi="Times New Roman" w:cs="Times New Roman"/>
+        </w:rPr>
+        <w:br/>
+        <w:t xml:space="preserve"> "hello nlp is amazing"</w:t>
+      </w:r>
+    </w:p>
+    <w:p>
+      <w:pPr>
+        <w:spacing w:before="240" w:after="240"/>
+        <w:rPr>
+          <w:rFonts w:ascii="Times New Roman" w:eastAsia="Times New Roman" w:hAnsi="Times New Roman" w:cs="Times New Roman"/>
+        </w:rPr>
+      </w:pPr>
+      <w:r>
+        <w:rPr>
+          <w:rFonts w:ascii="Times New Roman" w:eastAsia="Times New Roman" w:hAnsi="Times New Roman" w:cs="Times New Roman"/>
+        </w:rPr>
+        <w:t>Importance:</w:t>
       </w:r>
     </w:p>
     <w:p>
@@ -383,19 +427,22 @@
           <w:ilvl w:val="0"/>
           <w:numId w:val="12"/>
         </w:numPr>
-        <w:spacing w:after="0" w:afterAutospacing="0" w:before="240" w:lineRule="auto"/>
-        <w:ind w:left="720" w:hanging="360"/>
-        <w:rPr>
-          <w:rFonts w:ascii="Times New Roman" w:cs="Times New Roman" w:eastAsia="Times New Roman" w:hAnsi="Times New Roman"/>
-        </w:rPr>
-      </w:pPr>
-      <w:r>
-        <w:rPr>
-          <w:rFonts w:ascii="Times New Roman" w:cs="Times New Roman" w:eastAsia="Times New Roman" w:hAnsi="Times New Roman"/>
-          <w:rtl w:val="0"/>
-        </w:rPr>
-        <w:t xml:space="preserve">Improves model accuracy</w:t>
-        <w:br w:type="textWrapping"/>
+        <w:spacing w:before="240"/>
+        <w:rPr>
+          <w:rFonts w:ascii="Times New Roman" w:eastAsia="Times New Roman" w:hAnsi="Times New Roman" w:cs="Times New Roman"/>
+        </w:rPr>
+      </w:pPr>
+      <w:r>
+        <w:rPr>
+          <w:rFonts w:ascii="Times New Roman" w:eastAsia="Times New Roman" w:hAnsi="Times New Roman" w:cs="Times New Roman"/>
+        </w:rPr>
+        <w:t>Improves model accuracy</w:t>
+      </w:r>
+      <w:r>
+        <w:rPr>
+          <w:rFonts w:ascii="Times New Roman" w:eastAsia="Times New Roman" w:hAnsi="Times New Roman" w:cs="Times New Roman"/>
+        </w:rPr>
+        <w:br/>
       </w:r>
     </w:p>
     <w:p>
@@ -404,18 +451,16 @@
           <w:ilvl w:val="0"/>
           <w:numId w:val="12"/>
         </w:numPr>
-        <w:spacing w:after="240" w:before="0" w:beforeAutospacing="0" w:lineRule="auto"/>
-        <w:ind w:left="720" w:hanging="360"/>
-        <w:rPr>
-          <w:rFonts w:ascii="Times New Roman" w:cs="Times New Roman" w:eastAsia="Times New Roman" w:hAnsi="Times New Roman"/>
-        </w:rPr>
-      </w:pPr>
-      <w:r>
-        <w:rPr>
-          <w:rFonts w:ascii="Times New Roman" w:cs="Times New Roman" w:eastAsia="Times New Roman" w:hAnsi="Times New Roman"/>
-          <w:rtl w:val="0"/>
-        </w:rPr>
-        <w:t xml:space="preserve">Reduces noise in the dataset</w:t>
+        <w:spacing w:after="240"/>
+        <w:rPr>
+          <w:rFonts w:ascii="Times New Roman" w:eastAsia="Times New Roman" w:hAnsi="Times New Roman" w:cs="Times New Roman"/>
+        </w:rPr>
+      </w:pPr>
+      <w:r>
+        <w:rPr>
+          <w:rFonts w:ascii="Times New Roman" w:eastAsia="Times New Roman" w:hAnsi="Times New Roman" w:cs="Times New Roman"/>
+        </w:rPr>
+        <w:t>Reduces noise in the dataset</w:t>
       </w:r>
     </w:p>
     <w:p>
@@ -423,498 +468,454 @@
         <w:pStyle w:val="Heading1"/>
         <w:keepNext w:val="0"/>
         <w:keepLines w:val="0"/>
-        <w:spacing w:before="480" w:lineRule="auto"/>
-        <w:rPr>
-          <w:rFonts w:ascii="Times New Roman" w:cs="Times New Roman" w:eastAsia="Times New Roman" w:hAnsi="Times New Roman"/>
-          <w:b w:val="1"/>
-          <w:bCs w:val="1"/>
+        <w:spacing w:before="480"/>
+        <w:rPr>
+          <w:rFonts w:ascii="Times New Roman" w:eastAsia="Times New Roman" w:hAnsi="Times New Roman" w:cs="Times New Roman"/>
+          <w:b/>
+          <w:bCs/>
           <w:sz w:val="22"/>
           <w:szCs w:val="22"/>
         </w:rPr>
       </w:pPr>
-      <w:bookmarkStart w:colFirst="0" w:colLast="0" w:name="_hnh87bm00t1" w:id="2"/>
-      <w:bookmarkEnd w:id="2"/>
-      <w:r>
-        <w:rPr>
-          <w:rFonts w:ascii="Times New Roman" w:cs="Times New Roman" w:eastAsia="Times New Roman" w:hAnsi="Times New Roman"/>
-          <w:b w:val="1"/>
-          <w:bCs w:val="1"/>
+      <w:bookmarkStart w:id="1" w:name="_hnh87bm00t1" w:colFirst="0" w:colLast="0"/>
+      <w:bookmarkEnd w:id="1"/>
+      <w:r>
+        <w:rPr>
+          <w:rFonts w:ascii="Times New Roman" w:eastAsia="Times New Roman" w:hAnsi="Times New Roman" w:cs="Times New Roman"/>
+          <w:b/>
+          <w:bCs/>
           <w:sz w:val="22"/>
           <w:szCs w:val="22"/>
-          <w:rtl w:val="0"/>
-        </w:rPr>
-        <w:t xml:space="preserve">2. Lemmatization</w:t>
-      </w:r>
-    </w:p>
-    <w:p>
-      <w:pPr>
-        <w:spacing w:after="240" w:before="240" w:lineRule="auto"/>
-        <w:rPr>
-          <w:rFonts w:ascii="Times New Roman" w:cs="Times New Roman" w:eastAsia="Times New Roman" w:hAnsi="Times New Roman"/>
-        </w:rPr>
-      </w:pPr>
-      <w:r>
-        <w:rPr>
-          <w:rFonts w:ascii="Times New Roman" w:cs="Times New Roman" w:eastAsia="Times New Roman" w:hAnsi="Times New Roman"/>
-          <w:b w:val="1"/>
-          <w:bCs w:val="1"/>
-          <w:rtl w:val="0"/>
-        </w:rPr>
-        <w:t xml:space="preserve">Lemmatization</w:t>
-      </w:r>
-      <w:r>
-        <w:rPr>
-          <w:rFonts w:ascii="Times New Roman" w:cs="Times New Roman" w:eastAsia="Times New Roman" w:hAnsi="Times New Roman"/>
-          <w:rtl w:val="0"/>
+        </w:rPr>
+        <w:t>2. Lemmatization</w:t>
+      </w:r>
+    </w:p>
+    <w:p>
+      <w:pPr>
+        <w:spacing w:before="240" w:after="240"/>
+        <w:rPr>
+          <w:rFonts w:ascii="Times New Roman" w:eastAsia="Times New Roman" w:hAnsi="Times New Roman" w:cs="Times New Roman"/>
+        </w:rPr>
+      </w:pPr>
+      <w:r>
+        <w:rPr>
+          <w:rFonts w:ascii="Times New Roman" w:eastAsia="Times New Roman" w:hAnsi="Times New Roman" w:cs="Times New Roman"/>
+          <w:b/>
+          <w:bCs/>
+        </w:rPr>
+        <w:t>Lemmatization</w:t>
+      </w:r>
+      <w:r>
+        <w:rPr>
+          <w:rFonts w:ascii="Times New Roman" w:eastAsia="Times New Roman" w:hAnsi="Times New Roman" w:cs="Times New Roman"/>
         </w:rPr>
         <w:t xml:space="preserve"> is the process of converting a word to its </w:t>
       </w:r>
       <w:r>
         <w:rPr>
-          <w:rFonts w:ascii="Times New Roman" w:cs="Times New Roman" w:eastAsia="Times New Roman" w:hAnsi="Times New Roman"/>
-          <w:b w:val="1"/>
-          <w:bCs w:val="1"/>
-          <w:rtl w:val="0"/>
-        </w:rPr>
-        <w:t xml:space="preserve">base or dictionary form (lemma)</w:t>
-      </w:r>
-      <w:r>
-        <w:rPr>
-          <w:rFonts w:ascii="Times New Roman" w:cs="Times New Roman" w:eastAsia="Times New Roman" w:hAnsi="Times New Roman"/>
-          <w:rtl w:val="0"/>
+          <w:rFonts w:ascii="Times New Roman" w:eastAsia="Times New Roman" w:hAnsi="Times New Roman" w:cs="Times New Roman"/>
+          <w:b/>
+          <w:bCs/>
+        </w:rPr>
+        <w:t>base or dictionary form (lemma)</w:t>
+      </w:r>
+      <w:r>
+        <w:rPr>
+          <w:rFonts w:ascii="Times New Roman" w:eastAsia="Times New Roman" w:hAnsi="Times New Roman" w:cs="Times New Roman"/>
         </w:rPr>
         <w:t xml:space="preserve"> using vocabulary and grammatical rules.</w:t>
       </w:r>
     </w:p>
     <w:p>
       <w:pPr>
-        <w:spacing w:after="240" w:before="240" w:lineRule="auto"/>
-        <w:rPr>
-          <w:rFonts w:ascii="Times New Roman" w:cs="Times New Roman" w:eastAsia="Times New Roman" w:hAnsi="Times New Roman"/>
-        </w:rPr>
-      </w:pPr>
-      <w:r>
-        <w:rPr>
-          <w:rFonts w:ascii="Times New Roman" w:cs="Times New Roman" w:eastAsia="Times New Roman" w:hAnsi="Times New Roman"/>
-          <w:rtl w:val="0"/>
+        <w:spacing w:before="240" w:after="240"/>
+        <w:rPr>
+          <w:rFonts w:ascii="Times New Roman" w:eastAsia="Times New Roman" w:hAnsi="Times New Roman" w:cs="Times New Roman"/>
+        </w:rPr>
+      </w:pPr>
+      <w:r>
+        <w:rPr>
+          <w:rFonts w:ascii="Times New Roman" w:eastAsia="Times New Roman" w:hAnsi="Times New Roman" w:cs="Times New Roman"/>
         </w:rPr>
         <w:t xml:space="preserve">Unlike stemming, lemmatization produces </w:t>
       </w:r>
       <w:r>
         <w:rPr>
-          <w:rFonts w:ascii="Times New Roman" w:cs="Times New Roman" w:eastAsia="Times New Roman" w:hAnsi="Times New Roman"/>
-          <w:b w:val="1"/>
-          <w:bCs w:val="1"/>
-          <w:rtl w:val="0"/>
-        </w:rPr>
-        <w:t xml:space="preserve">meaningful words</w:t>
-      </w:r>
-      <w:r>
-        <w:rPr>
-          <w:rFonts w:ascii="Times New Roman" w:cs="Times New Roman" w:eastAsia="Times New Roman" w:hAnsi="Times New Roman"/>
-          <w:rtl w:val="0"/>
-        </w:rPr>
-        <w:t xml:space="preserve">.</w:t>
-      </w:r>
-    </w:p>
-    <w:p>
-      <w:pPr>
-        <w:spacing w:after="240" w:before="240" w:lineRule="auto"/>
-        <w:rPr>
-          <w:rFonts w:ascii="Times New Roman" w:cs="Times New Roman" w:eastAsia="Times New Roman" w:hAnsi="Times New Roman"/>
-        </w:rPr>
-      </w:pPr>
-      <w:r>
-        <w:rPr>
-          <w:rFonts w:ascii="Times New Roman" w:cs="Times New Roman" w:eastAsia="Times New Roman" w:hAnsi="Times New Roman"/>
-          <w:rtl w:val="0"/>
-        </w:rPr>
-        <w:t xml:space="preserve">Example:</w:t>
+          <w:rFonts w:ascii="Times New Roman" w:eastAsia="Times New Roman" w:hAnsi="Times New Roman" w:cs="Times New Roman"/>
+          <w:b/>
+          <w:bCs/>
+        </w:rPr>
+        <w:t>meaningful words</w:t>
+      </w:r>
+      <w:r>
+        <w:rPr>
+          <w:rFonts w:ascii="Times New Roman" w:eastAsia="Times New Roman" w:hAnsi="Times New Roman" w:cs="Times New Roman"/>
+        </w:rPr>
+        <w:t>.</w:t>
+      </w:r>
+    </w:p>
+    <w:p>
+      <w:pPr>
+        <w:spacing w:before="240" w:after="240"/>
+        <w:rPr>
+          <w:rFonts w:ascii="Times New Roman" w:eastAsia="Times New Roman" w:hAnsi="Times New Roman" w:cs="Times New Roman"/>
+        </w:rPr>
+      </w:pPr>
+      <w:r>
+        <w:rPr>
+          <w:rFonts w:ascii="Times New Roman" w:eastAsia="Times New Roman" w:hAnsi="Times New Roman" w:cs="Times New Roman"/>
+        </w:rPr>
+        <w:lastRenderedPageBreak/>
+        <w:t>Example:</w:t>
       </w:r>
     </w:p>
     <w:tbl>
       <w:tblPr>
-        <w:tblStyle w:val="Table1"/>
-        <w:tblW w:w="1990.0" w:type="dxa"/>
-        <w:jc w:val="left"/>
+        <w:tblStyle w:val="a"/>
+        <w:tblW w:w="1990" w:type="dxa"/>
+        <w:tblInd w:w="0" w:type="dxa"/>
         <w:tblBorders>
-          <w:top w:color="000000" w:space="0" w:sz="6" w:val="single"/>
-          <w:left w:color="000000" w:space="0" w:sz="6" w:val="single"/>
-          <w:bottom w:color="000000" w:space="0" w:sz="6" w:val="single"/>
-          <w:right w:color="000000" w:space="0" w:sz="6" w:val="single"/>
-          <w:insideH w:color="000000" w:space="0" w:sz="6" w:val="single"/>
-          <w:insideV w:color="000000" w:space="0" w:sz="6" w:val="single"/>
+          <w:top w:val="single" w:sz="6" w:space="0" w:color="000000"/>
+          <w:left w:val="single" w:sz="6" w:space="0" w:color="000000"/>
+          <w:bottom w:val="single" w:sz="6" w:space="0" w:color="000000"/>
+          <w:right w:val="single" w:sz="6" w:space="0" w:color="000000"/>
+          <w:insideH w:val="single" w:sz="6" w:space="0" w:color="000000"/>
+          <w:insideV w:val="single" w:sz="6" w:space="0" w:color="000000"/>
         </w:tblBorders>
         <w:tblLayout w:type="fixed"/>
-        <w:tblLook w:val="0600"/>
+        <w:tblLook w:val="0600" w:firstRow="0" w:lastRow="0" w:firstColumn="0" w:lastColumn="0" w:noHBand="1" w:noVBand="1"/>
       </w:tblPr>
       <w:tblGrid>
         <w:gridCol w:w="980"/>
         <w:gridCol w:w="1010"/>
-        <w:tblGridChange w:id="0">
-          <w:tblGrid>
-            <w:gridCol w:w="980"/>
-            <w:gridCol w:w="1010"/>
-          </w:tblGrid>
-        </w:tblGridChange>
       </w:tblGrid>
       <w:tr>
         <w:trPr>
-          <w:cantSplit w:val="0"/>
-          <w:trHeight w:val="515" w:hRule="atLeast"/>
-          <w:tblHeader w:val="0"/>
+          <w:trHeight w:val="515"/>
         </w:trPr>
         <w:tc>
           <w:tcPr>
+            <w:tcW w:w="980" w:type="dxa"/>
             <w:tcBorders>
-              <w:top w:color="000000" w:space="0" w:sz="6" w:val="single"/>
-              <w:left w:color="000000" w:space="0" w:sz="6" w:val="single"/>
-              <w:bottom w:color="000000" w:space="0" w:sz="6" w:val="single"/>
-              <w:right w:color="000000" w:space="0" w:sz="6" w:val="single"/>
+              <w:top w:val="single" w:sz="6" w:space="0" w:color="000000"/>
+              <w:left w:val="single" w:sz="6" w:space="0" w:color="000000"/>
+              <w:bottom w:val="single" w:sz="6" w:space="0" w:color="000000"/>
+              <w:right w:val="single" w:sz="6" w:space="0" w:color="000000"/>
             </w:tcBorders>
             <w:tcMar>
-              <w:top w:w="100.0" w:type="dxa"/>
-              <w:left w:w="100.0" w:type="dxa"/>
-              <w:bottom w:w="100.0" w:type="dxa"/>
-              <w:right w:w="100.0" w:type="dxa"/>
+              <w:top w:w="100" w:type="dxa"/>
+              <w:left w:w="100" w:type="dxa"/>
+              <w:bottom w:w="100" w:type="dxa"/>
+              <w:right w:w="100" w:type="dxa"/>
             </w:tcMar>
-            <w:vAlign w:val="top"/>
           </w:tcPr>
           <w:p>
             <w:pPr>
               <w:jc w:val="center"/>
               <w:rPr>
-                <w:rFonts w:ascii="Times New Roman" w:cs="Times New Roman" w:eastAsia="Times New Roman" w:hAnsi="Times New Roman"/>
+                <w:rFonts w:ascii="Times New Roman" w:eastAsia="Times New Roman" w:hAnsi="Times New Roman" w:cs="Times New Roman"/>
               </w:rPr>
             </w:pPr>
             <w:r>
               <w:rPr>
-                <w:rFonts w:ascii="Times New Roman" w:cs="Times New Roman" w:eastAsia="Times New Roman" w:hAnsi="Times New Roman"/>
-                <w:b w:val="1"/>
-                <w:bCs w:val="1"/>
-                <w:rtl w:val="0"/>
+                <w:rFonts w:ascii="Times New Roman" w:eastAsia="Times New Roman" w:hAnsi="Times New Roman" w:cs="Times New Roman"/>
+                <w:b/>
+                <w:bCs/>
               </w:rPr>
-              <w:t xml:space="preserve">Word</w:t>
-            </w:r>
-            <w:r>
-              <w:rPr>
-                <w:rtl w:val="0"/>
-              </w:rPr>
+              <w:t>Word</w:t>
             </w:r>
           </w:p>
         </w:tc>
         <w:tc>
           <w:tcPr>
+            <w:tcW w:w="1010" w:type="dxa"/>
             <w:tcBorders>
-              <w:top w:color="000000" w:space="0" w:sz="6" w:val="single"/>
-              <w:left w:color="000000" w:space="0" w:sz="6" w:val="single"/>
-              <w:bottom w:color="000000" w:space="0" w:sz="6" w:val="single"/>
-              <w:right w:color="000000" w:space="0" w:sz="6" w:val="single"/>
+              <w:top w:val="single" w:sz="6" w:space="0" w:color="000000"/>
+              <w:left w:val="single" w:sz="6" w:space="0" w:color="000000"/>
+              <w:bottom w:val="single" w:sz="6" w:space="0" w:color="000000"/>
+              <w:right w:val="single" w:sz="6" w:space="0" w:color="000000"/>
             </w:tcBorders>
             <w:tcMar>
-              <w:top w:w="100.0" w:type="dxa"/>
-              <w:left w:w="100.0" w:type="dxa"/>
-              <w:bottom w:w="100.0" w:type="dxa"/>
-              <w:right w:w="100.0" w:type="dxa"/>
+              <w:top w:w="100" w:type="dxa"/>
+              <w:left w:w="100" w:type="dxa"/>
+              <w:bottom w:w="100" w:type="dxa"/>
+              <w:right w:w="100" w:type="dxa"/>
             </w:tcMar>
-            <w:vAlign w:val="top"/>
           </w:tcPr>
           <w:p>
             <w:pPr>
               <w:jc w:val="center"/>
               <w:rPr>
-                <w:rFonts w:ascii="Times New Roman" w:cs="Times New Roman" w:eastAsia="Times New Roman" w:hAnsi="Times New Roman"/>
+                <w:rFonts w:ascii="Times New Roman" w:eastAsia="Times New Roman" w:hAnsi="Times New Roman" w:cs="Times New Roman"/>
               </w:rPr>
             </w:pPr>
             <w:r>
               <w:rPr>
-                <w:rFonts w:ascii="Times New Roman" w:cs="Times New Roman" w:eastAsia="Times New Roman" w:hAnsi="Times New Roman"/>
-                <w:b w:val="1"/>
-                <w:bCs w:val="1"/>
-                <w:rtl w:val="0"/>
+                <w:rFonts w:ascii="Times New Roman" w:eastAsia="Times New Roman" w:hAnsi="Times New Roman" w:cs="Times New Roman"/>
+                <w:b/>
+                <w:bCs/>
               </w:rPr>
-              <w:t xml:space="preserve">Lemma</w:t>
-            </w:r>
-            <w:r>
-              <w:rPr>
-                <w:rtl w:val="0"/>
-              </w:rPr>
+              <w:t>Lemma</w:t>
             </w:r>
           </w:p>
         </w:tc>
       </w:tr>
       <w:tr>
         <w:trPr>
-          <w:cantSplit w:val="0"/>
-          <w:trHeight w:val="515" w:hRule="atLeast"/>
-          <w:tblHeader w:val="0"/>
+          <w:trHeight w:val="515"/>
         </w:trPr>
         <w:tc>
           <w:tcPr>
+            <w:tcW w:w="980" w:type="dxa"/>
             <w:tcBorders>
-              <w:top w:color="000000" w:space="0" w:sz="6" w:val="single"/>
-              <w:left w:color="000000" w:space="0" w:sz="6" w:val="single"/>
-              <w:bottom w:color="000000" w:space="0" w:sz="6" w:val="single"/>
-              <w:right w:color="000000" w:space="0" w:sz="6" w:val="single"/>
+              <w:top w:val="single" w:sz="6" w:space="0" w:color="000000"/>
+              <w:left w:val="single" w:sz="6" w:space="0" w:color="000000"/>
+              <w:bottom w:val="single" w:sz="6" w:space="0" w:color="000000"/>
+              <w:right w:val="single" w:sz="6" w:space="0" w:color="000000"/>
             </w:tcBorders>
             <w:tcMar>
-              <w:top w:w="100.0" w:type="dxa"/>
-              <w:left w:w="100.0" w:type="dxa"/>
-              <w:bottom w:w="100.0" w:type="dxa"/>
-              <w:right w:w="100.0" w:type="dxa"/>
+              <w:top w:w="100" w:type="dxa"/>
+              <w:left w:w="100" w:type="dxa"/>
+              <w:bottom w:w="100" w:type="dxa"/>
+              <w:right w:w="100" w:type="dxa"/>
             </w:tcMar>
-            <w:vAlign w:val="top"/>
           </w:tcPr>
           <w:p>
             <w:pPr>
               <w:rPr>
-                <w:rFonts w:ascii="Times New Roman" w:cs="Times New Roman" w:eastAsia="Times New Roman" w:hAnsi="Times New Roman"/>
+                <w:rFonts w:ascii="Times New Roman" w:eastAsia="Times New Roman" w:hAnsi="Times New Roman" w:cs="Times New Roman"/>
               </w:rPr>
             </w:pPr>
             <w:r>
               <w:rPr>
-                <w:rFonts w:ascii="Times New Roman" w:cs="Times New Roman" w:eastAsia="Times New Roman" w:hAnsi="Times New Roman"/>
-                <w:rtl w:val="0"/>
+                <w:rFonts w:ascii="Times New Roman" w:eastAsia="Times New Roman" w:hAnsi="Times New Roman" w:cs="Times New Roman"/>
               </w:rPr>
-              <w:t xml:space="preserve">running</w:t>
+              <w:t>running</w:t>
             </w:r>
           </w:p>
         </w:tc>
         <w:tc>
           <w:tcPr>
+            <w:tcW w:w="1010" w:type="dxa"/>
             <w:tcBorders>
-              <w:top w:color="000000" w:space="0" w:sz="6" w:val="single"/>
-              <w:left w:color="000000" w:space="0" w:sz="6" w:val="single"/>
-              <w:bottom w:color="000000" w:space="0" w:sz="6" w:val="single"/>
-              <w:right w:color="000000" w:space="0" w:sz="6" w:val="single"/>
+              <w:top w:val="single" w:sz="6" w:space="0" w:color="000000"/>
+              <w:left w:val="single" w:sz="6" w:space="0" w:color="000000"/>
+              <w:bottom w:val="single" w:sz="6" w:space="0" w:color="000000"/>
+              <w:right w:val="single" w:sz="6" w:space="0" w:color="000000"/>
             </w:tcBorders>
             <w:tcMar>
-              <w:top w:w="100.0" w:type="dxa"/>
-              <w:left w:w="100.0" w:type="dxa"/>
-              <w:bottom w:w="100.0" w:type="dxa"/>
-              <w:right w:w="100.0" w:type="dxa"/>
+              <w:top w:w="100" w:type="dxa"/>
+              <w:left w:w="100" w:type="dxa"/>
+              <w:bottom w:w="100" w:type="dxa"/>
+              <w:right w:w="100" w:type="dxa"/>
             </w:tcMar>
-            <w:vAlign w:val="top"/>
           </w:tcPr>
           <w:p>
             <w:pPr>
               <w:rPr>
-                <w:rFonts w:ascii="Times New Roman" w:cs="Times New Roman" w:eastAsia="Times New Roman" w:hAnsi="Times New Roman"/>
+                <w:rFonts w:ascii="Times New Roman" w:eastAsia="Times New Roman" w:hAnsi="Times New Roman" w:cs="Times New Roman"/>
               </w:rPr>
             </w:pPr>
             <w:r>
               <w:rPr>
-                <w:rFonts w:ascii="Times New Roman" w:cs="Times New Roman" w:eastAsia="Times New Roman" w:hAnsi="Times New Roman"/>
-                <w:rtl w:val="0"/>
+                <w:rFonts w:ascii="Times New Roman" w:eastAsia="Times New Roman" w:hAnsi="Times New Roman" w:cs="Times New Roman"/>
               </w:rPr>
-              <w:t xml:space="preserve">run</w:t>
+              <w:t>run</w:t>
             </w:r>
           </w:p>
         </w:tc>
       </w:tr>
       <w:tr>
         <w:trPr>
-          <w:cantSplit w:val="0"/>
-          <w:trHeight w:val="515" w:hRule="atLeast"/>
-          <w:tblHeader w:val="0"/>
+          <w:trHeight w:val="515"/>
         </w:trPr>
         <w:tc>
           <w:tcPr>
+            <w:tcW w:w="980" w:type="dxa"/>
             <w:tcBorders>
-              <w:top w:color="000000" w:space="0" w:sz="6" w:val="single"/>
-              <w:left w:color="000000" w:space="0" w:sz="6" w:val="single"/>
-              <w:bottom w:color="000000" w:space="0" w:sz="6" w:val="single"/>
-              <w:right w:color="000000" w:space="0" w:sz="6" w:val="single"/>
+              <w:top w:val="single" w:sz="6" w:space="0" w:color="000000"/>
+              <w:left w:val="single" w:sz="6" w:space="0" w:color="000000"/>
+              <w:bottom w:val="single" w:sz="6" w:space="0" w:color="000000"/>
+              <w:right w:val="single" w:sz="6" w:space="0" w:color="000000"/>
             </w:tcBorders>
             <w:tcMar>
-              <w:top w:w="100.0" w:type="dxa"/>
-              <w:left w:w="100.0" w:type="dxa"/>
-              <w:bottom w:w="100.0" w:type="dxa"/>
-              <w:right w:w="100.0" w:type="dxa"/>
+              <w:top w:w="100" w:type="dxa"/>
+              <w:left w:w="100" w:type="dxa"/>
+              <w:bottom w:w="100" w:type="dxa"/>
+              <w:right w:w="100" w:type="dxa"/>
             </w:tcMar>
-            <w:vAlign w:val="top"/>
           </w:tcPr>
           <w:p>
             <w:pPr>
               <w:rPr>
-                <w:rFonts w:ascii="Times New Roman" w:cs="Times New Roman" w:eastAsia="Times New Roman" w:hAnsi="Times New Roman"/>
+                <w:rFonts w:ascii="Times New Roman" w:eastAsia="Times New Roman" w:hAnsi="Times New Roman" w:cs="Times New Roman"/>
               </w:rPr>
             </w:pPr>
             <w:r>
               <w:rPr>
-                <w:rFonts w:ascii="Times New Roman" w:cs="Times New Roman" w:eastAsia="Times New Roman" w:hAnsi="Times New Roman"/>
-                <w:rtl w:val="0"/>
+                <w:rFonts w:ascii="Times New Roman" w:eastAsia="Times New Roman" w:hAnsi="Times New Roman" w:cs="Times New Roman"/>
               </w:rPr>
-              <w:t xml:space="preserve">better</w:t>
+              <w:t>better</w:t>
             </w:r>
           </w:p>
         </w:tc>
         <w:tc>
           <w:tcPr>
+            <w:tcW w:w="1010" w:type="dxa"/>
             <w:tcBorders>
-              <w:top w:color="000000" w:space="0" w:sz="6" w:val="single"/>
-              <w:left w:color="000000" w:space="0" w:sz="6" w:val="single"/>
-              <w:bottom w:color="000000" w:space="0" w:sz="6" w:val="single"/>
-              <w:right w:color="000000" w:space="0" w:sz="6" w:val="single"/>
+              <w:top w:val="single" w:sz="6" w:space="0" w:color="000000"/>
+              <w:left w:val="single" w:sz="6" w:space="0" w:color="000000"/>
+              <w:bottom w:val="single" w:sz="6" w:space="0" w:color="000000"/>
+              <w:right w:val="single" w:sz="6" w:space="0" w:color="000000"/>
             </w:tcBorders>
             <w:tcMar>
-              <w:top w:w="100.0" w:type="dxa"/>
-              <w:left w:w="100.0" w:type="dxa"/>
-              <w:bottom w:w="100.0" w:type="dxa"/>
-              <w:right w:w="100.0" w:type="dxa"/>
+              <w:top w:w="100" w:type="dxa"/>
+              <w:left w:w="100" w:type="dxa"/>
+              <w:bottom w:w="100" w:type="dxa"/>
+              <w:right w:w="100" w:type="dxa"/>
             </w:tcMar>
-            <w:vAlign w:val="top"/>
           </w:tcPr>
           <w:p>
             <w:pPr>
               <w:rPr>
-                <w:rFonts w:ascii="Times New Roman" w:cs="Times New Roman" w:eastAsia="Times New Roman" w:hAnsi="Times New Roman"/>
+                <w:rFonts w:ascii="Times New Roman" w:eastAsia="Times New Roman" w:hAnsi="Times New Roman" w:cs="Times New Roman"/>
               </w:rPr>
             </w:pPr>
             <w:r>
               <w:rPr>
-                <w:rFonts w:ascii="Times New Roman" w:cs="Times New Roman" w:eastAsia="Times New Roman" w:hAnsi="Times New Roman"/>
-                <w:rtl w:val="0"/>
+                <w:rFonts w:ascii="Times New Roman" w:eastAsia="Times New Roman" w:hAnsi="Times New Roman" w:cs="Times New Roman"/>
               </w:rPr>
-              <w:t xml:space="preserve">good</w:t>
+              <w:t>good</w:t>
             </w:r>
           </w:p>
         </w:tc>
       </w:tr>
       <w:tr>
         <w:trPr>
-          <w:cantSplit w:val="0"/>
-          <w:trHeight w:val="515" w:hRule="atLeast"/>
-          <w:tblHeader w:val="0"/>
+          <w:trHeight w:val="515"/>
         </w:trPr>
         <w:tc>
           <w:tcPr>
+            <w:tcW w:w="980" w:type="dxa"/>
             <w:tcBorders>
-              <w:top w:color="000000" w:space="0" w:sz="6" w:val="single"/>
-              <w:left w:color="000000" w:space="0" w:sz="6" w:val="single"/>
-              <w:bottom w:color="000000" w:space="0" w:sz="6" w:val="single"/>
-              <w:right w:color="000000" w:space="0" w:sz="6" w:val="single"/>
+              <w:top w:val="single" w:sz="6" w:space="0" w:color="000000"/>
+              <w:left w:val="single" w:sz="6" w:space="0" w:color="000000"/>
+              <w:bottom w:val="single" w:sz="6" w:space="0" w:color="000000"/>
+              <w:right w:val="single" w:sz="6" w:space="0" w:color="000000"/>
             </w:tcBorders>
             <w:tcMar>
-              <w:top w:w="100.0" w:type="dxa"/>
-              <w:left w:w="100.0" w:type="dxa"/>
-              <w:bottom w:w="100.0" w:type="dxa"/>
-              <w:right w:w="100.0" w:type="dxa"/>
+              <w:top w:w="100" w:type="dxa"/>
+              <w:left w:w="100" w:type="dxa"/>
+              <w:bottom w:w="100" w:type="dxa"/>
+              <w:right w:w="100" w:type="dxa"/>
             </w:tcMar>
-            <w:vAlign w:val="top"/>
           </w:tcPr>
           <w:p>
             <w:pPr>
               <w:rPr>
-                <w:rFonts w:ascii="Times New Roman" w:cs="Times New Roman" w:eastAsia="Times New Roman" w:hAnsi="Times New Roman"/>
+                <w:rFonts w:ascii="Times New Roman" w:eastAsia="Times New Roman" w:hAnsi="Times New Roman" w:cs="Times New Roman"/>
               </w:rPr>
             </w:pPr>
             <w:r>
               <w:rPr>
-                <w:rFonts w:ascii="Times New Roman" w:cs="Times New Roman" w:eastAsia="Times New Roman" w:hAnsi="Times New Roman"/>
-                <w:rtl w:val="0"/>
+                <w:rFonts w:ascii="Times New Roman" w:eastAsia="Times New Roman" w:hAnsi="Times New Roman" w:cs="Times New Roman"/>
               </w:rPr>
-              <w:t xml:space="preserve">studies</w:t>
+              <w:t>studies</w:t>
             </w:r>
           </w:p>
         </w:tc>
         <w:tc>
           <w:tcPr>
+            <w:tcW w:w="1010" w:type="dxa"/>
             <w:tcBorders>
-              <w:top w:color="000000" w:space="0" w:sz="6" w:val="single"/>
-              <w:left w:color="000000" w:space="0" w:sz="6" w:val="single"/>
-              <w:bottom w:color="000000" w:space="0" w:sz="6" w:val="single"/>
-              <w:right w:color="000000" w:space="0" w:sz="6" w:val="single"/>
+              <w:top w:val="single" w:sz="6" w:space="0" w:color="000000"/>
+              <w:left w:val="single" w:sz="6" w:space="0" w:color="000000"/>
+              <w:bottom w:val="single" w:sz="6" w:space="0" w:color="000000"/>
+              <w:right w:val="single" w:sz="6" w:space="0" w:color="000000"/>
             </w:tcBorders>
             <w:tcMar>
-              <w:top w:w="100.0" w:type="dxa"/>
-              <w:left w:w="100.0" w:type="dxa"/>
-              <w:bottom w:w="100.0" w:type="dxa"/>
-              <w:right w:w="100.0" w:type="dxa"/>
+              <w:top w:w="100" w:type="dxa"/>
+              <w:left w:w="100" w:type="dxa"/>
+              <w:bottom w:w="100" w:type="dxa"/>
+              <w:right w:w="100" w:type="dxa"/>
             </w:tcMar>
-            <w:vAlign w:val="top"/>
           </w:tcPr>
           <w:p>
             <w:pPr>
               <w:rPr>
-                <w:rFonts w:ascii="Times New Roman" w:cs="Times New Roman" w:eastAsia="Times New Roman" w:hAnsi="Times New Roman"/>
+                <w:rFonts w:ascii="Times New Roman" w:eastAsia="Times New Roman" w:hAnsi="Times New Roman" w:cs="Times New Roman"/>
               </w:rPr>
             </w:pPr>
             <w:r>
               <w:rPr>
-                <w:rFonts w:ascii="Times New Roman" w:cs="Times New Roman" w:eastAsia="Times New Roman" w:hAnsi="Times New Roman"/>
-                <w:rtl w:val="0"/>
+                <w:rFonts w:ascii="Times New Roman" w:eastAsia="Times New Roman" w:hAnsi="Times New Roman" w:cs="Times New Roman"/>
               </w:rPr>
-              <w:t xml:space="preserve">study</w:t>
+              <w:t>study</w:t>
             </w:r>
           </w:p>
         </w:tc>
       </w:tr>
       <w:tr>
         <w:trPr>
-          <w:cantSplit w:val="0"/>
-          <w:trHeight w:val="515" w:hRule="atLeast"/>
-          <w:tblHeader w:val="0"/>
+          <w:trHeight w:val="515"/>
         </w:trPr>
         <w:tc>
           <w:tcPr>
+            <w:tcW w:w="980" w:type="dxa"/>
             <w:tcBorders>
-              <w:top w:color="000000" w:space="0" w:sz="6" w:val="single"/>
-              <w:left w:color="000000" w:space="0" w:sz="6" w:val="single"/>
-              <w:bottom w:color="000000" w:space="0" w:sz="6" w:val="single"/>
-              <w:right w:color="000000" w:space="0" w:sz="6" w:val="single"/>
+              <w:top w:val="single" w:sz="6" w:space="0" w:color="000000"/>
+              <w:left w:val="single" w:sz="6" w:space="0" w:color="000000"/>
+              <w:bottom w:val="single" w:sz="6" w:space="0" w:color="000000"/>
+              <w:right w:val="single" w:sz="6" w:space="0" w:color="000000"/>
             </w:tcBorders>
             <w:tcMar>
-              <w:top w:w="100.0" w:type="dxa"/>
-              <w:left w:w="100.0" w:type="dxa"/>
-              <w:bottom w:w="100.0" w:type="dxa"/>
-              <w:right w:w="100.0" w:type="dxa"/>
+              <w:top w:w="100" w:type="dxa"/>
+              <w:left w:w="100" w:type="dxa"/>
+              <w:bottom w:w="100" w:type="dxa"/>
+              <w:right w:w="100" w:type="dxa"/>
             </w:tcMar>
-            <w:vAlign w:val="top"/>
           </w:tcPr>
           <w:p>
             <w:pPr>
               <w:rPr>
-                <w:rFonts w:ascii="Times New Roman" w:cs="Times New Roman" w:eastAsia="Times New Roman" w:hAnsi="Times New Roman"/>
+                <w:rFonts w:ascii="Times New Roman" w:eastAsia="Times New Roman" w:hAnsi="Times New Roman" w:cs="Times New Roman"/>
               </w:rPr>
             </w:pPr>
             <w:r>
               <w:rPr>
-                <w:rFonts w:ascii="Times New Roman" w:cs="Times New Roman" w:eastAsia="Times New Roman" w:hAnsi="Times New Roman"/>
-                <w:rtl w:val="0"/>
+                <w:rFonts w:ascii="Times New Roman" w:eastAsia="Times New Roman" w:hAnsi="Times New Roman" w:cs="Times New Roman"/>
               </w:rPr>
-              <w:t xml:space="preserve">cars</w:t>
+              <w:t>cars</w:t>
             </w:r>
           </w:p>
         </w:tc>
         <w:tc>
           <w:tcPr>
+            <w:tcW w:w="1010" w:type="dxa"/>
             <w:tcBorders>
-              <w:top w:color="000000" w:space="0" w:sz="6" w:val="single"/>
-              <w:left w:color="000000" w:space="0" w:sz="6" w:val="single"/>
-              <w:bottom w:color="000000" w:space="0" w:sz="6" w:val="single"/>
-              <w:right w:color="000000" w:space="0" w:sz="6" w:val="single"/>
+              <w:top w:val="single" w:sz="6" w:space="0" w:color="000000"/>
+              <w:left w:val="single" w:sz="6" w:space="0" w:color="000000"/>
+              <w:bottom w:val="single" w:sz="6" w:space="0" w:color="000000"/>
+              <w:right w:val="single" w:sz="6" w:space="0" w:color="000000"/>
             </w:tcBorders>
             <w:tcMar>
-              <w:top w:w="100.0" w:type="dxa"/>
-              <w:left w:w="100.0" w:type="dxa"/>
-              <w:bottom w:w="100.0" w:type="dxa"/>
-              <w:right w:w="100.0" w:type="dxa"/>
+              <w:top w:w="100" w:type="dxa"/>
+              <w:left w:w="100" w:type="dxa"/>
+              <w:bottom w:w="100" w:type="dxa"/>
+              <w:right w:w="100" w:type="dxa"/>
             </w:tcMar>
-            <w:vAlign w:val="top"/>
           </w:tcPr>
           <w:p>
             <w:pPr>
               <w:rPr>
-                <w:rFonts w:ascii="Times New Roman" w:cs="Times New Roman" w:eastAsia="Times New Roman" w:hAnsi="Times New Roman"/>
+                <w:rFonts w:ascii="Times New Roman" w:eastAsia="Times New Roman" w:hAnsi="Times New Roman" w:cs="Times New Roman"/>
               </w:rPr>
             </w:pPr>
             <w:r>
               <w:rPr>
-                <w:rFonts w:ascii="Times New Roman" w:cs="Times New Roman" w:eastAsia="Times New Roman" w:hAnsi="Times New Roman"/>
-                <w:rtl w:val="0"/>
+                <w:rFonts w:ascii="Times New Roman" w:eastAsia="Times New Roman" w:hAnsi="Times New Roman" w:cs="Times New Roman"/>
               </w:rPr>
-              <w:t xml:space="preserve">car</w:t>
+              <w:t>car</w:t>
             </w:r>
           </w:p>
         </w:tc>
@@ -922,77 +923,72 @@
     </w:tbl>
     <w:p>
       <w:pPr>
-        <w:spacing w:after="240" w:before="240" w:lineRule="auto"/>
-        <w:rPr>
-          <w:rFonts w:ascii="Times New Roman" w:cs="Times New Roman" w:eastAsia="Times New Roman" w:hAnsi="Times New Roman"/>
-        </w:rPr>
-      </w:pPr>
-      <w:r>
-        <w:rPr>
-          <w:rFonts w:ascii="Times New Roman" w:cs="Times New Roman" w:eastAsia="Times New Roman" w:hAnsi="Times New Roman"/>
-          <w:rtl w:val="0"/>
-        </w:rPr>
-        <w:t xml:space="preserve">Example sentence:</w:t>
-      </w:r>
-    </w:p>
-    <w:p>
-      <w:pPr>
-        <w:spacing w:after="240" w:before="240" w:lineRule="auto"/>
-        <w:rPr>
-          <w:rFonts w:ascii="Times New Roman" w:cs="Times New Roman" w:eastAsia="Times New Roman" w:hAnsi="Times New Roman"/>
-        </w:rPr>
-      </w:pPr>
-      <w:r>
-        <w:rPr>
-          <w:rFonts w:ascii="Times New Roman" w:cs="Times New Roman" w:eastAsia="Times New Roman" w:hAnsi="Times New Roman"/>
-          <w:rtl w:val="0"/>
-        </w:rPr>
-        <w:t xml:space="preserve">"The boys are running"</w:t>
-      </w:r>
-    </w:p>
-    <w:p>
-      <w:pPr>
-        <w:spacing w:after="240" w:before="240" w:lineRule="auto"/>
-        <w:rPr>
-          <w:rFonts w:ascii="Times New Roman" w:cs="Times New Roman" w:eastAsia="Times New Roman" w:hAnsi="Times New Roman"/>
-        </w:rPr>
-      </w:pPr>
-      <w:r>
-        <w:rPr>
-          <w:rFonts w:ascii="Times New Roman" w:cs="Times New Roman" w:eastAsia="Times New Roman" w:hAnsi="Times New Roman"/>
-          <w:rtl w:val="0"/>
-        </w:rPr>
-        <w:t xml:space="preserve">After lemmatization:</w:t>
-      </w:r>
-    </w:p>
-    <w:p>
-      <w:pPr>
-        <w:spacing w:after="240" w:before="240" w:lineRule="auto"/>
-        <w:rPr>
-          <w:rFonts w:ascii="Times New Roman" w:cs="Times New Roman" w:eastAsia="Times New Roman" w:hAnsi="Times New Roman"/>
-        </w:rPr>
-      </w:pPr>
-      <w:r>
-        <w:rPr>
-          <w:rFonts w:ascii="Times New Roman" w:cs="Times New Roman" w:eastAsia="Times New Roman" w:hAnsi="Times New Roman"/>
-          <w:rtl w:val="0"/>
-        </w:rPr>
-        <w:t xml:space="preserve">"boy be run"</w:t>
-      </w:r>
-    </w:p>
-    <w:p>
-      <w:pPr>
-        <w:spacing w:after="240" w:before="240" w:lineRule="auto"/>
-        <w:rPr>
-          <w:rFonts w:ascii="Times New Roman" w:cs="Times New Roman" w:eastAsia="Times New Roman" w:hAnsi="Times New Roman"/>
-        </w:rPr>
-      </w:pPr>
-      <w:r>
-        <w:rPr>
-          <w:rFonts w:ascii="Times New Roman" w:cs="Times New Roman" w:eastAsia="Times New Roman" w:hAnsi="Times New Roman"/>
-          <w:rtl w:val="0"/>
-        </w:rPr>
-        <w:t xml:space="preserve">Common tools used:</w:t>
+        <w:spacing w:before="240" w:after="240"/>
+        <w:rPr>
+          <w:rFonts w:ascii="Times New Roman" w:eastAsia="Times New Roman" w:hAnsi="Times New Roman" w:cs="Times New Roman"/>
+        </w:rPr>
+      </w:pPr>
+      <w:r>
+        <w:rPr>
+          <w:rFonts w:ascii="Times New Roman" w:eastAsia="Times New Roman" w:hAnsi="Times New Roman" w:cs="Times New Roman"/>
+        </w:rPr>
+        <w:t>Example sentence:</w:t>
+      </w:r>
+    </w:p>
+    <w:p>
+      <w:pPr>
+        <w:spacing w:before="240" w:after="240"/>
+        <w:rPr>
+          <w:rFonts w:ascii="Times New Roman" w:eastAsia="Times New Roman" w:hAnsi="Times New Roman" w:cs="Times New Roman"/>
+        </w:rPr>
+      </w:pPr>
+      <w:r>
+        <w:rPr>
+          <w:rFonts w:ascii="Times New Roman" w:eastAsia="Times New Roman" w:hAnsi="Times New Roman" w:cs="Times New Roman"/>
+        </w:rPr>
+        <w:t>"The boys are running"</w:t>
+      </w:r>
+    </w:p>
+    <w:p>
+      <w:pPr>
+        <w:spacing w:before="240" w:after="240"/>
+        <w:rPr>
+          <w:rFonts w:ascii="Times New Roman" w:eastAsia="Times New Roman" w:hAnsi="Times New Roman" w:cs="Times New Roman"/>
+        </w:rPr>
+      </w:pPr>
+      <w:r>
+        <w:rPr>
+          <w:rFonts w:ascii="Times New Roman" w:eastAsia="Times New Roman" w:hAnsi="Times New Roman" w:cs="Times New Roman"/>
+        </w:rPr>
+        <w:t>After lemmatization:</w:t>
+      </w:r>
+    </w:p>
+    <w:p>
+      <w:pPr>
+        <w:spacing w:before="240" w:after="240"/>
+        <w:rPr>
+          <w:rFonts w:ascii="Times New Roman" w:eastAsia="Times New Roman" w:hAnsi="Times New Roman" w:cs="Times New Roman"/>
+        </w:rPr>
+      </w:pPr>
+      <w:r>
+        <w:rPr>
+          <w:rFonts w:ascii="Times New Roman" w:eastAsia="Times New Roman" w:hAnsi="Times New Roman" w:cs="Times New Roman"/>
+        </w:rPr>
+        <w:t>"boy be run"</w:t>
+      </w:r>
+    </w:p>
+    <w:p>
+      <w:pPr>
+        <w:spacing w:before="240" w:after="240"/>
+        <w:rPr>
+          <w:rFonts w:ascii="Times New Roman" w:eastAsia="Times New Roman" w:hAnsi="Times New Roman" w:cs="Times New Roman"/>
+        </w:rPr>
+      </w:pPr>
+      <w:r>
+        <w:rPr>
+          <w:rFonts w:ascii="Times New Roman" w:eastAsia="Times New Roman" w:hAnsi="Times New Roman" w:cs="Times New Roman"/>
+        </w:rPr>
+        <w:t>Common tools used:</w:t>
       </w:r>
     </w:p>
     <w:p>
@@ -1001,21 +997,26 @@
           <w:ilvl w:val="0"/>
           <w:numId w:val="1"/>
         </w:numPr>
-        <w:spacing w:after="0" w:afterAutospacing="0" w:before="240" w:lineRule="auto"/>
-        <w:ind w:left="720" w:hanging="360"/>
-        <w:rPr>
-          <w:rFonts w:ascii="Times New Roman" w:cs="Times New Roman" w:eastAsia="Times New Roman" w:hAnsi="Times New Roman"/>
-        </w:rPr>
-      </w:pPr>
-      <w:r>
-        <w:rPr>
-          <w:rFonts w:ascii="Times New Roman" w:cs="Times New Roman" w:eastAsia="Times New Roman" w:hAnsi="Times New Roman"/>
-          <w:b w:val="1"/>
-          <w:bCs w:val="1"/>
-          <w:rtl w:val="0"/>
-        </w:rPr>
-        <w:t xml:space="preserve">WordNet Lemmatizer (NLTK)</w:t>
-        <w:br w:type="textWrapping"/>
+        <w:spacing w:before="240"/>
+        <w:rPr>
+          <w:rFonts w:ascii="Times New Roman" w:eastAsia="Times New Roman" w:hAnsi="Times New Roman" w:cs="Times New Roman"/>
+        </w:rPr>
+      </w:pPr>
+      <w:r>
+        <w:rPr>
+          <w:rFonts w:ascii="Times New Roman" w:eastAsia="Times New Roman" w:hAnsi="Times New Roman" w:cs="Times New Roman"/>
+          <w:b/>
+          <w:bCs/>
+        </w:rPr>
+        <w:t>WordNet Lemmatizer (NLTK)</w:t>
+      </w:r>
+      <w:r>
+        <w:rPr>
+          <w:rFonts w:ascii="Times New Roman" w:eastAsia="Times New Roman" w:hAnsi="Times New Roman" w:cs="Times New Roman"/>
+          <w:b/>
+          <w:bCs/>
+        </w:rPr>
+        <w:br/>
       </w:r>
     </w:p>
     <w:p>
@@ -1024,36 +1025,40 @@
           <w:ilvl w:val="0"/>
           <w:numId w:val="1"/>
         </w:numPr>
-        <w:spacing w:after="240" w:before="0" w:beforeAutospacing="0" w:lineRule="auto"/>
-        <w:ind w:left="720" w:hanging="360"/>
-        <w:rPr>
-          <w:rFonts w:ascii="Times New Roman" w:cs="Times New Roman" w:eastAsia="Times New Roman" w:hAnsi="Times New Roman"/>
-        </w:rPr>
-      </w:pPr>
-      <w:r>
-        <w:rPr>
-          <w:rFonts w:ascii="Times New Roman" w:cs="Times New Roman" w:eastAsia="Times New Roman" w:hAnsi="Times New Roman"/>
-          <w:b w:val="1"/>
-          <w:bCs w:val="1"/>
-          <w:rtl w:val="0"/>
-        </w:rPr>
-        <w:t xml:space="preserve">SpaCy Lemmatizer</w:t>
-        <w:br w:type="textWrapping"/>
-      </w:r>
-    </w:p>
-    <w:p>
-      <w:pPr>
-        <w:spacing w:after="240" w:before="240" w:lineRule="auto"/>
-        <w:rPr>
-          <w:rFonts w:ascii="Times New Roman" w:cs="Times New Roman" w:eastAsia="Times New Roman" w:hAnsi="Times New Roman"/>
-        </w:rPr>
-      </w:pPr>
-      <w:r>
-        <w:rPr>
-          <w:rFonts w:ascii="Times New Roman" w:cs="Times New Roman" w:eastAsia="Times New Roman" w:hAnsi="Times New Roman"/>
-          <w:rtl w:val="0"/>
-        </w:rPr>
-        <w:t xml:space="preserve">Advantages:</w:t>
+        <w:spacing w:after="240"/>
+        <w:rPr>
+          <w:rFonts w:ascii="Times New Roman" w:eastAsia="Times New Roman" w:hAnsi="Times New Roman" w:cs="Times New Roman"/>
+        </w:rPr>
+      </w:pPr>
+      <w:r>
+        <w:rPr>
+          <w:rFonts w:ascii="Times New Roman" w:eastAsia="Times New Roman" w:hAnsi="Times New Roman" w:cs="Times New Roman"/>
+          <w:b/>
+          <w:bCs/>
+        </w:rPr>
+        <w:t>SpaCy Lemmatizer</w:t>
+      </w:r>
+      <w:r>
+        <w:rPr>
+          <w:rFonts w:ascii="Times New Roman" w:eastAsia="Times New Roman" w:hAnsi="Times New Roman" w:cs="Times New Roman"/>
+          <w:b/>
+          <w:bCs/>
+        </w:rPr>
+        <w:br/>
+      </w:r>
+    </w:p>
+    <w:p>
+      <w:pPr>
+        <w:spacing w:before="240" w:after="240"/>
+        <w:rPr>
+          <w:rFonts w:ascii="Times New Roman" w:eastAsia="Times New Roman" w:hAnsi="Times New Roman" w:cs="Times New Roman"/>
+        </w:rPr>
+      </w:pPr>
+      <w:r>
+        <w:rPr>
+          <w:rFonts w:ascii="Times New Roman" w:eastAsia="Times New Roman" w:hAnsi="Times New Roman" w:cs="Times New Roman"/>
+        </w:rPr>
+        <w:t>Advantages:</w:t>
       </w:r>
     </w:p>
     <w:p>
@@ -1062,19 +1067,22 @@
           <w:ilvl w:val="0"/>
           <w:numId w:val="9"/>
         </w:numPr>
-        <w:spacing w:after="0" w:afterAutospacing="0" w:before="240" w:lineRule="auto"/>
-        <w:ind w:left="720" w:hanging="360"/>
-        <w:rPr>
-          <w:rFonts w:ascii="Times New Roman" w:cs="Times New Roman" w:eastAsia="Times New Roman" w:hAnsi="Times New Roman"/>
-        </w:rPr>
-      </w:pPr>
-      <w:r>
-        <w:rPr>
-          <w:rFonts w:ascii="Times New Roman" w:cs="Times New Roman" w:eastAsia="Times New Roman" w:hAnsi="Times New Roman"/>
-          <w:rtl w:val="0"/>
-        </w:rPr>
-        <w:t xml:space="preserve">Produces correct base forms</w:t>
-        <w:br w:type="textWrapping"/>
+        <w:spacing w:before="240"/>
+        <w:rPr>
+          <w:rFonts w:ascii="Times New Roman" w:eastAsia="Times New Roman" w:hAnsi="Times New Roman" w:cs="Times New Roman"/>
+        </w:rPr>
+      </w:pPr>
+      <w:r>
+        <w:rPr>
+          <w:rFonts w:ascii="Times New Roman" w:eastAsia="Times New Roman" w:hAnsi="Times New Roman" w:cs="Times New Roman"/>
+        </w:rPr>
+        <w:t>Produces correct base forms</w:t>
+      </w:r>
+      <w:r>
+        <w:rPr>
+          <w:rFonts w:ascii="Times New Roman" w:eastAsia="Times New Roman" w:hAnsi="Times New Roman" w:cs="Times New Roman"/>
+        </w:rPr>
+        <w:br/>
       </w:r>
     </w:p>
     <w:p>
@@ -1083,18 +1091,16 @@
           <w:ilvl w:val="0"/>
           <w:numId w:val="9"/>
         </w:numPr>
-        <w:spacing w:after="240" w:before="0" w:beforeAutospacing="0" w:lineRule="auto"/>
-        <w:ind w:left="720" w:hanging="360"/>
-        <w:rPr>
-          <w:rFonts w:ascii="Times New Roman" w:cs="Times New Roman" w:eastAsia="Times New Roman" w:hAnsi="Times New Roman"/>
-        </w:rPr>
-      </w:pPr>
-      <w:r>
-        <w:rPr>
-          <w:rFonts w:ascii="Times New Roman" w:cs="Times New Roman" w:eastAsia="Times New Roman" w:hAnsi="Times New Roman"/>
-          <w:rtl w:val="0"/>
-        </w:rPr>
-        <w:t xml:space="preserve">Preserves word meaning</w:t>
+        <w:spacing w:after="240"/>
+        <w:rPr>
+          <w:rFonts w:ascii="Times New Roman" w:eastAsia="Times New Roman" w:hAnsi="Times New Roman" w:cs="Times New Roman"/>
+        </w:rPr>
+      </w:pPr>
+      <w:r>
+        <w:rPr>
+          <w:rFonts w:ascii="Times New Roman" w:eastAsia="Times New Roman" w:hAnsi="Times New Roman" w:cs="Times New Roman"/>
+        </w:rPr>
+        <w:t>Preserves word meaning</w:t>
       </w:r>
     </w:p>
     <w:p>
@@ -1102,82 +1108,76 @@
         <w:pStyle w:val="Heading1"/>
         <w:keepNext w:val="0"/>
         <w:keepLines w:val="0"/>
-        <w:spacing w:before="480" w:lineRule="auto"/>
-        <w:rPr>
-          <w:rFonts w:ascii="Times New Roman" w:cs="Times New Roman" w:eastAsia="Times New Roman" w:hAnsi="Times New Roman"/>
-          <w:b w:val="1"/>
-          <w:bCs w:val="1"/>
+        <w:spacing w:before="480"/>
+        <w:rPr>
+          <w:rFonts w:ascii="Times New Roman" w:eastAsia="Times New Roman" w:hAnsi="Times New Roman" w:cs="Times New Roman"/>
+          <w:b/>
+          <w:bCs/>
           <w:sz w:val="22"/>
           <w:szCs w:val="22"/>
         </w:rPr>
       </w:pPr>
-      <w:bookmarkStart w:colFirst="0" w:colLast="0" w:name="_qag28au3bsux" w:id="3"/>
-      <w:bookmarkEnd w:id="3"/>
-      <w:r>
-        <w:rPr>
-          <w:rFonts w:ascii="Times New Roman" w:cs="Times New Roman" w:eastAsia="Times New Roman" w:hAnsi="Times New Roman"/>
-          <w:b w:val="1"/>
-          <w:bCs w:val="1"/>
+      <w:bookmarkStart w:id="2" w:name="_qag28au3bsux" w:colFirst="0" w:colLast="0"/>
+      <w:bookmarkEnd w:id="2"/>
+      <w:r>
+        <w:rPr>
+          <w:rFonts w:ascii="Times New Roman" w:eastAsia="Times New Roman" w:hAnsi="Times New Roman" w:cs="Times New Roman"/>
+          <w:b/>
+          <w:bCs/>
           <w:sz w:val="22"/>
           <w:szCs w:val="22"/>
-          <w:rtl w:val="0"/>
-        </w:rPr>
-        <w:t xml:space="preserve">3. Stop Word Removal</w:t>
-      </w:r>
-    </w:p>
-    <w:p>
-      <w:pPr>
-        <w:spacing w:after="240" w:before="240" w:lineRule="auto"/>
-        <w:rPr>
-          <w:rFonts w:ascii="Times New Roman" w:cs="Times New Roman" w:eastAsia="Times New Roman" w:hAnsi="Times New Roman"/>
-        </w:rPr>
-      </w:pPr>
-      <w:r>
-        <w:rPr>
-          <w:rFonts w:ascii="Times New Roman" w:cs="Times New Roman" w:eastAsia="Times New Roman" w:hAnsi="Times New Roman"/>
-          <w:b w:val="1"/>
-          <w:bCs w:val="1"/>
-          <w:rtl w:val="0"/>
-        </w:rPr>
-        <w:t xml:space="preserve">Stop words</w:t>
-      </w:r>
-      <w:r>
-        <w:rPr>
-          <w:rFonts w:ascii="Times New Roman" w:cs="Times New Roman" w:eastAsia="Times New Roman" w:hAnsi="Times New Roman"/>
-          <w:rtl w:val="0"/>
+        </w:rPr>
+        <w:t>3. Stop Word Removal</w:t>
+      </w:r>
+    </w:p>
+    <w:p>
+      <w:pPr>
+        <w:spacing w:before="240" w:after="240"/>
+        <w:rPr>
+          <w:rFonts w:ascii="Times New Roman" w:eastAsia="Times New Roman" w:hAnsi="Times New Roman" w:cs="Times New Roman"/>
+        </w:rPr>
+      </w:pPr>
+      <w:r>
+        <w:rPr>
+          <w:rFonts w:ascii="Times New Roman" w:eastAsia="Times New Roman" w:hAnsi="Times New Roman" w:cs="Times New Roman"/>
+          <w:b/>
+          <w:bCs/>
+        </w:rPr>
+        <w:t>Stop words</w:t>
+      </w:r>
+      <w:r>
+        <w:rPr>
+          <w:rFonts w:ascii="Times New Roman" w:eastAsia="Times New Roman" w:hAnsi="Times New Roman" w:cs="Times New Roman"/>
         </w:rPr>
         <w:t xml:space="preserve"> are commonly used words in a language that </w:t>
       </w:r>
       <w:r>
         <w:rPr>
-          <w:rFonts w:ascii="Times New Roman" w:cs="Times New Roman" w:eastAsia="Times New Roman" w:hAnsi="Times New Roman"/>
-          <w:b w:val="1"/>
-          <w:bCs w:val="1"/>
-          <w:rtl w:val="0"/>
-        </w:rPr>
-        <w:t xml:space="preserve">do not carry significant meaning</w:t>
-      </w:r>
-      <w:r>
-        <w:rPr>
-          <w:rFonts w:ascii="Times New Roman" w:cs="Times New Roman" w:eastAsia="Times New Roman" w:hAnsi="Times New Roman"/>
-          <w:rtl w:val="0"/>
+          <w:rFonts w:ascii="Times New Roman" w:eastAsia="Times New Roman" w:hAnsi="Times New Roman" w:cs="Times New Roman"/>
+          <w:b/>
+          <w:bCs/>
+        </w:rPr>
+        <w:t>do not carry significant meaning</w:t>
+      </w:r>
+      <w:r>
+        <w:rPr>
+          <w:rFonts w:ascii="Times New Roman" w:eastAsia="Times New Roman" w:hAnsi="Times New Roman" w:cs="Times New Roman"/>
         </w:rPr>
         <w:t xml:space="preserve"> in text analysis.</w:t>
       </w:r>
     </w:p>
     <w:p>
       <w:pPr>
-        <w:spacing w:after="240" w:before="240" w:lineRule="auto"/>
-        <w:rPr>
-          <w:rFonts w:ascii="Times New Roman" w:cs="Times New Roman" w:eastAsia="Times New Roman" w:hAnsi="Times New Roman"/>
-        </w:rPr>
-      </w:pPr>
-      <w:r>
-        <w:rPr>
-          <w:rFonts w:ascii="Times New Roman" w:cs="Times New Roman" w:eastAsia="Times New Roman" w:hAnsi="Times New Roman"/>
-          <w:rtl w:val="0"/>
-        </w:rPr>
-        <w:t xml:space="preserve">Examples of stop words:</w:t>
+        <w:spacing w:before="240" w:after="240"/>
+        <w:rPr>
+          <w:rFonts w:ascii="Times New Roman" w:eastAsia="Times New Roman" w:hAnsi="Times New Roman" w:cs="Times New Roman"/>
+        </w:rPr>
+      </w:pPr>
+      <w:r>
+        <w:rPr>
+          <w:rFonts w:ascii="Times New Roman" w:eastAsia="Times New Roman" w:hAnsi="Times New Roman" w:cs="Times New Roman"/>
+        </w:rPr>
+        <w:t>Examples of stop words:</w:t>
       </w:r>
     </w:p>
     <w:p>
@@ -1186,19 +1186,22 @@
           <w:ilvl w:val="0"/>
           <w:numId w:val="7"/>
         </w:numPr>
-        <w:spacing w:after="0" w:afterAutospacing="0" w:before="240" w:lineRule="auto"/>
-        <w:ind w:left="720" w:hanging="360"/>
-        <w:rPr>
-          <w:rFonts w:ascii="Times New Roman" w:cs="Times New Roman" w:eastAsia="Times New Roman" w:hAnsi="Times New Roman"/>
-        </w:rPr>
-      </w:pPr>
-      <w:r>
-        <w:rPr>
-          <w:rFonts w:ascii="Times New Roman" w:cs="Times New Roman" w:eastAsia="Times New Roman" w:hAnsi="Times New Roman"/>
-          <w:rtl w:val="0"/>
-        </w:rPr>
-        <w:t xml:space="preserve">the</w:t>
-        <w:br w:type="textWrapping"/>
+        <w:spacing w:before="240"/>
+        <w:rPr>
+          <w:rFonts w:ascii="Times New Roman" w:eastAsia="Times New Roman" w:hAnsi="Times New Roman" w:cs="Times New Roman"/>
+        </w:rPr>
+      </w:pPr>
+      <w:r>
+        <w:rPr>
+          <w:rFonts w:ascii="Times New Roman" w:eastAsia="Times New Roman" w:hAnsi="Times New Roman" w:cs="Times New Roman"/>
+        </w:rPr>
+        <w:t>the</w:t>
+      </w:r>
+      <w:r>
+        <w:rPr>
+          <w:rFonts w:ascii="Times New Roman" w:eastAsia="Times New Roman" w:hAnsi="Times New Roman" w:cs="Times New Roman"/>
+        </w:rPr>
+        <w:br/>
       </w:r>
     </w:p>
     <w:p>
@@ -1207,19 +1210,22 @@
           <w:ilvl w:val="0"/>
           <w:numId w:val="7"/>
         </w:numPr>
-        <w:spacing w:after="0" w:afterAutospacing="0" w:before="0" w:beforeAutospacing="0" w:lineRule="auto"/>
-        <w:ind w:left="720" w:hanging="360"/>
-        <w:rPr>
-          <w:rFonts w:ascii="Times New Roman" w:cs="Times New Roman" w:eastAsia="Times New Roman" w:hAnsi="Times New Roman"/>
-        </w:rPr>
-      </w:pPr>
-      <w:r>
-        <w:rPr>
-          <w:rFonts w:ascii="Times New Roman" w:cs="Times New Roman" w:eastAsia="Times New Roman" w:hAnsi="Times New Roman"/>
-          <w:rtl w:val="0"/>
-        </w:rPr>
-        <w:t xml:space="preserve">is</w:t>
-        <w:br w:type="textWrapping"/>
+        <w:rPr>
+          <w:rFonts w:ascii="Times New Roman" w:eastAsia="Times New Roman" w:hAnsi="Times New Roman" w:cs="Times New Roman"/>
+        </w:rPr>
+      </w:pPr>
+      <w:r>
+        <w:rPr>
+          <w:rFonts w:ascii="Times New Roman" w:eastAsia="Times New Roman" w:hAnsi="Times New Roman" w:cs="Times New Roman"/>
+        </w:rPr>
+        <w:lastRenderedPageBreak/>
+        <w:t>is</w:t>
+      </w:r>
+      <w:r>
+        <w:rPr>
+          <w:rFonts w:ascii="Times New Roman" w:eastAsia="Times New Roman" w:hAnsi="Times New Roman" w:cs="Times New Roman"/>
+        </w:rPr>
+        <w:br/>
       </w:r>
     </w:p>
     <w:p>
@@ -1228,19 +1234,21 @@
           <w:ilvl w:val="0"/>
           <w:numId w:val="7"/>
         </w:numPr>
-        <w:spacing w:after="0" w:afterAutospacing="0" w:before="0" w:beforeAutospacing="0" w:lineRule="auto"/>
-        <w:ind w:left="720" w:hanging="360"/>
-        <w:rPr>
-          <w:rFonts w:ascii="Times New Roman" w:cs="Times New Roman" w:eastAsia="Times New Roman" w:hAnsi="Times New Roman"/>
-        </w:rPr>
-      </w:pPr>
-      <w:r>
-        <w:rPr>
-          <w:rFonts w:ascii="Times New Roman" w:cs="Times New Roman" w:eastAsia="Times New Roman" w:hAnsi="Times New Roman"/>
-          <w:rtl w:val="0"/>
-        </w:rPr>
-        <w:t xml:space="preserve">are</w:t>
-        <w:br w:type="textWrapping"/>
+        <w:rPr>
+          <w:rFonts w:ascii="Times New Roman" w:eastAsia="Times New Roman" w:hAnsi="Times New Roman" w:cs="Times New Roman"/>
+        </w:rPr>
+      </w:pPr>
+      <w:r>
+        <w:rPr>
+          <w:rFonts w:ascii="Times New Roman" w:eastAsia="Times New Roman" w:hAnsi="Times New Roman" w:cs="Times New Roman"/>
+        </w:rPr>
+        <w:t>are</w:t>
+      </w:r>
+      <w:r>
+        <w:rPr>
+          <w:rFonts w:ascii="Times New Roman" w:eastAsia="Times New Roman" w:hAnsi="Times New Roman" w:cs="Times New Roman"/>
+        </w:rPr>
+        <w:br/>
       </w:r>
     </w:p>
     <w:p>
@@ -1249,19 +1257,21 @@
           <w:ilvl w:val="0"/>
           <w:numId w:val="7"/>
         </w:numPr>
-        <w:spacing w:after="0" w:afterAutospacing="0" w:before="0" w:beforeAutospacing="0" w:lineRule="auto"/>
-        <w:ind w:left="720" w:hanging="360"/>
-        <w:rPr>
-          <w:rFonts w:ascii="Times New Roman" w:cs="Times New Roman" w:eastAsia="Times New Roman" w:hAnsi="Times New Roman"/>
-        </w:rPr>
-      </w:pPr>
-      <w:r>
-        <w:rPr>
-          <w:rFonts w:ascii="Times New Roman" w:cs="Times New Roman" w:eastAsia="Times New Roman" w:hAnsi="Times New Roman"/>
-          <w:rtl w:val="0"/>
-        </w:rPr>
-        <w:t xml:space="preserve">in</w:t>
-        <w:br w:type="textWrapping"/>
+        <w:rPr>
+          <w:rFonts w:ascii="Times New Roman" w:eastAsia="Times New Roman" w:hAnsi="Times New Roman" w:cs="Times New Roman"/>
+        </w:rPr>
+      </w:pPr>
+      <w:r>
+        <w:rPr>
+          <w:rFonts w:ascii="Times New Roman" w:eastAsia="Times New Roman" w:hAnsi="Times New Roman" w:cs="Times New Roman"/>
+        </w:rPr>
+        <w:t>in</w:t>
+      </w:r>
+      <w:r>
+        <w:rPr>
+          <w:rFonts w:ascii="Times New Roman" w:eastAsia="Times New Roman" w:hAnsi="Times New Roman" w:cs="Times New Roman"/>
+        </w:rPr>
+        <w:br/>
       </w:r>
     </w:p>
     <w:p>
@@ -1270,19 +1280,21 @@
           <w:ilvl w:val="0"/>
           <w:numId w:val="7"/>
         </w:numPr>
-        <w:spacing w:after="0" w:afterAutospacing="0" w:before="0" w:beforeAutospacing="0" w:lineRule="auto"/>
-        <w:ind w:left="720" w:hanging="360"/>
-        <w:rPr>
-          <w:rFonts w:ascii="Times New Roman" w:cs="Times New Roman" w:eastAsia="Times New Roman" w:hAnsi="Times New Roman"/>
-        </w:rPr>
-      </w:pPr>
-      <w:r>
-        <w:rPr>
-          <w:rFonts w:ascii="Times New Roman" w:cs="Times New Roman" w:eastAsia="Times New Roman" w:hAnsi="Times New Roman"/>
-          <w:rtl w:val="0"/>
-        </w:rPr>
-        <w:t xml:space="preserve">and</w:t>
-        <w:br w:type="textWrapping"/>
+        <w:rPr>
+          <w:rFonts w:ascii="Times New Roman" w:eastAsia="Times New Roman" w:hAnsi="Times New Roman" w:cs="Times New Roman"/>
+        </w:rPr>
+      </w:pPr>
+      <w:r>
+        <w:rPr>
+          <w:rFonts w:ascii="Times New Roman" w:eastAsia="Times New Roman" w:hAnsi="Times New Roman" w:cs="Times New Roman"/>
+        </w:rPr>
+        <w:t>and</w:t>
+      </w:r>
+      <w:r>
+        <w:rPr>
+          <w:rFonts w:ascii="Times New Roman" w:eastAsia="Times New Roman" w:hAnsi="Times New Roman" w:cs="Times New Roman"/>
+        </w:rPr>
+        <w:br/>
       </w:r>
     </w:p>
     <w:p>
@@ -1291,103 +1303,99 @@
           <w:ilvl w:val="0"/>
           <w:numId w:val="7"/>
         </w:numPr>
-        <w:spacing w:after="240" w:before="0" w:beforeAutospacing="0" w:lineRule="auto"/>
-        <w:ind w:left="720" w:hanging="360"/>
-        <w:rPr>
-          <w:rFonts w:ascii="Times New Roman" w:cs="Times New Roman" w:eastAsia="Times New Roman" w:hAnsi="Times New Roman"/>
-        </w:rPr>
-      </w:pPr>
-      <w:r>
-        <w:rPr>
-          <w:rFonts w:ascii="Times New Roman" w:cs="Times New Roman" w:eastAsia="Times New Roman" w:hAnsi="Times New Roman"/>
-          <w:rtl w:val="0"/>
-        </w:rPr>
-        <w:t xml:space="preserve">of</w:t>
-        <w:br w:type="textWrapping"/>
-      </w:r>
-    </w:p>
-    <w:p>
-      <w:pPr>
-        <w:spacing w:after="240" w:before="240" w:lineRule="auto"/>
-        <w:rPr>
-          <w:rFonts w:ascii="Times New Roman" w:cs="Times New Roman" w:eastAsia="Times New Roman" w:hAnsi="Times New Roman"/>
-        </w:rPr>
-      </w:pPr>
-      <w:r>
-        <w:rPr>
-          <w:rFonts w:ascii="Times New Roman" w:cs="Times New Roman" w:eastAsia="Times New Roman" w:hAnsi="Times New Roman"/>
-          <w:rtl w:val="0"/>
-        </w:rPr>
-        <w:t xml:space="preserve">Example:</w:t>
-      </w:r>
-    </w:p>
-    <w:p>
-      <w:pPr>
-        <w:spacing w:after="240" w:before="240" w:lineRule="auto"/>
-        <w:rPr>
-          <w:rFonts w:ascii="Times New Roman" w:cs="Times New Roman" w:eastAsia="Times New Roman" w:hAnsi="Times New Roman"/>
-        </w:rPr>
-      </w:pPr>
-      <w:r>
-        <w:rPr>
-          <w:rFonts w:ascii="Times New Roman" w:cs="Times New Roman" w:eastAsia="Times New Roman" w:hAnsi="Times New Roman"/>
-          <w:rtl w:val="0"/>
-        </w:rPr>
-        <w:t xml:space="preserve">Sentence:</w:t>
-        <w:br w:type="textWrapping"/>
-        <w:t xml:space="preserve"> </w:t>
-      </w:r>
-      <w:r>
-        <w:rPr>
-          <w:rFonts w:ascii="Times New Roman" w:cs="Times New Roman" w:eastAsia="Times New Roman" w:hAnsi="Times New Roman"/>
-          <w:rtl w:val="0"/>
-        </w:rPr>
-        <w:t xml:space="preserve">"The cat is sitting on the mat"</w:t>
-      </w:r>
-    </w:p>
-    <w:p>
-      <w:pPr>
-        <w:spacing w:after="240" w:before="240" w:lineRule="auto"/>
-        <w:rPr>
-          <w:rFonts w:ascii="Times New Roman" w:cs="Times New Roman" w:eastAsia="Times New Roman" w:hAnsi="Times New Roman"/>
-        </w:rPr>
-      </w:pPr>
-      <w:r>
-        <w:rPr>
-          <w:rFonts w:ascii="Times New Roman" w:cs="Times New Roman" w:eastAsia="Times New Roman" w:hAnsi="Times New Roman"/>
-          <w:rtl w:val="0"/>
-        </w:rPr>
-        <w:t xml:space="preserve">After removing stop words:</w:t>
-      </w:r>
-    </w:p>
-    <w:p>
-      <w:pPr>
-        <w:spacing w:after="240" w:before="240" w:lineRule="auto"/>
-        <w:rPr>
-          <w:rFonts w:ascii="Times New Roman" w:cs="Times New Roman" w:eastAsia="Times New Roman" w:hAnsi="Times New Roman"/>
-        </w:rPr>
-      </w:pPr>
-      <w:r>
-        <w:rPr>
-          <w:rFonts w:ascii="Times New Roman" w:cs="Times New Roman" w:eastAsia="Times New Roman" w:hAnsi="Times New Roman"/>
-          <w:rtl w:val="0"/>
-        </w:rPr>
-        <w:t xml:space="preserve">"cat sitting mat"</w:t>
-      </w:r>
-    </w:p>
-    <w:p>
-      <w:pPr>
-        <w:spacing w:after="240" w:before="240" w:lineRule="auto"/>
-        <w:rPr>
-          <w:rFonts w:ascii="Times New Roman" w:cs="Times New Roman" w:eastAsia="Times New Roman" w:hAnsi="Times New Roman"/>
-        </w:rPr>
-      </w:pPr>
-      <w:r>
-        <w:rPr>
-          <w:rFonts w:ascii="Times New Roman" w:cs="Times New Roman" w:eastAsia="Times New Roman" w:hAnsi="Times New Roman"/>
-          <w:rtl w:val="0"/>
-        </w:rPr>
-        <w:t xml:space="preserve">Purpose:</w:t>
+        <w:spacing w:after="240"/>
+        <w:rPr>
+          <w:rFonts w:ascii="Times New Roman" w:eastAsia="Times New Roman" w:hAnsi="Times New Roman" w:cs="Times New Roman"/>
+        </w:rPr>
+      </w:pPr>
+      <w:r>
+        <w:rPr>
+          <w:rFonts w:ascii="Times New Roman" w:eastAsia="Times New Roman" w:hAnsi="Times New Roman" w:cs="Times New Roman"/>
+        </w:rPr>
+        <w:t>of</w:t>
+      </w:r>
+      <w:r>
+        <w:rPr>
+          <w:rFonts w:ascii="Times New Roman" w:eastAsia="Times New Roman" w:hAnsi="Times New Roman" w:cs="Times New Roman"/>
+        </w:rPr>
+        <w:br/>
+      </w:r>
+    </w:p>
+    <w:p>
+      <w:pPr>
+        <w:spacing w:before="240" w:after="240"/>
+        <w:rPr>
+          <w:rFonts w:ascii="Times New Roman" w:eastAsia="Times New Roman" w:hAnsi="Times New Roman" w:cs="Times New Roman"/>
+        </w:rPr>
+      </w:pPr>
+      <w:r>
+        <w:rPr>
+          <w:rFonts w:ascii="Times New Roman" w:eastAsia="Times New Roman" w:hAnsi="Times New Roman" w:cs="Times New Roman"/>
+        </w:rPr>
+        <w:t>Example:</w:t>
+      </w:r>
+    </w:p>
+    <w:p>
+      <w:pPr>
+        <w:spacing w:before="240" w:after="240"/>
+        <w:rPr>
+          <w:rFonts w:ascii="Times New Roman" w:eastAsia="Times New Roman" w:hAnsi="Times New Roman" w:cs="Times New Roman"/>
+        </w:rPr>
+      </w:pPr>
+      <w:r>
+        <w:rPr>
+          <w:rFonts w:ascii="Times New Roman" w:eastAsia="Times New Roman" w:hAnsi="Times New Roman" w:cs="Times New Roman"/>
+        </w:rPr>
+        <w:t>Sentence:</w:t>
+      </w:r>
+      <w:r>
+        <w:rPr>
+          <w:rFonts w:ascii="Times New Roman" w:eastAsia="Times New Roman" w:hAnsi="Times New Roman" w:cs="Times New Roman"/>
+        </w:rPr>
+        <w:br/>
+        <w:t xml:space="preserve"> "The cat is sitting on the mat"</w:t>
+      </w:r>
+    </w:p>
+    <w:p>
+      <w:pPr>
+        <w:spacing w:before="240" w:after="240"/>
+        <w:rPr>
+          <w:rFonts w:ascii="Times New Roman" w:eastAsia="Times New Roman" w:hAnsi="Times New Roman" w:cs="Times New Roman"/>
+        </w:rPr>
+      </w:pPr>
+      <w:r>
+        <w:rPr>
+          <w:rFonts w:ascii="Times New Roman" w:eastAsia="Times New Roman" w:hAnsi="Times New Roman" w:cs="Times New Roman"/>
+        </w:rPr>
+        <w:t>After removing stop words:</w:t>
+      </w:r>
+    </w:p>
+    <w:p>
+      <w:pPr>
+        <w:spacing w:before="240" w:after="240"/>
+        <w:rPr>
+          <w:rFonts w:ascii="Times New Roman" w:eastAsia="Times New Roman" w:hAnsi="Times New Roman" w:cs="Times New Roman"/>
+        </w:rPr>
+      </w:pPr>
+      <w:r>
+        <w:rPr>
+          <w:rFonts w:ascii="Times New Roman" w:eastAsia="Times New Roman" w:hAnsi="Times New Roman" w:cs="Times New Roman"/>
+        </w:rPr>
+        <w:t>"cat sitting mat"</w:t>
+      </w:r>
+    </w:p>
+    <w:p>
+      <w:pPr>
+        <w:spacing w:before="240" w:after="240"/>
+        <w:rPr>
+          <w:rFonts w:ascii="Times New Roman" w:eastAsia="Times New Roman" w:hAnsi="Times New Roman" w:cs="Times New Roman"/>
+        </w:rPr>
+      </w:pPr>
+      <w:r>
+        <w:rPr>
+          <w:rFonts w:ascii="Times New Roman" w:eastAsia="Times New Roman" w:hAnsi="Times New Roman" w:cs="Times New Roman"/>
+        </w:rPr>
+        <w:t>Purpose:</w:t>
       </w:r>
     </w:p>
     <w:p>
@@ -1396,19 +1404,22 @@
           <w:ilvl w:val="0"/>
           <w:numId w:val="4"/>
         </w:numPr>
-        <w:spacing w:after="0" w:afterAutospacing="0" w:before="240" w:lineRule="auto"/>
-        <w:ind w:left="720" w:hanging="360"/>
-        <w:rPr>
-          <w:rFonts w:ascii="Times New Roman" w:cs="Times New Roman" w:eastAsia="Times New Roman" w:hAnsi="Times New Roman"/>
-        </w:rPr>
-      </w:pPr>
-      <w:r>
-        <w:rPr>
-          <w:rFonts w:ascii="Times New Roman" w:cs="Times New Roman" w:eastAsia="Times New Roman" w:hAnsi="Times New Roman"/>
-          <w:rtl w:val="0"/>
-        </w:rPr>
-        <w:t xml:space="preserve">Reduces dataset size</w:t>
-        <w:br w:type="textWrapping"/>
+        <w:spacing w:before="240"/>
+        <w:rPr>
+          <w:rFonts w:ascii="Times New Roman" w:eastAsia="Times New Roman" w:hAnsi="Times New Roman" w:cs="Times New Roman"/>
+        </w:rPr>
+      </w:pPr>
+      <w:r>
+        <w:rPr>
+          <w:rFonts w:ascii="Times New Roman" w:eastAsia="Times New Roman" w:hAnsi="Times New Roman" w:cs="Times New Roman"/>
+        </w:rPr>
+        <w:t>Reduces dataset size</w:t>
+      </w:r>
+      <w:r>
+        <w:rPr>
+          <w:rFonts w:ascii="Times New Roman" w:eastAsia="Times New Roman" w:hAnsi="Times New Roman" w:cs="Times New Roman"/>
+        </w:rPr>
+        <w:br/>
       </w:r>
     </w:p>
     <w:p>
@@ -1417,19 +1428,21 @@
           <w:ilvl w:val="0"/>
           <w:numId w:val="4"/>
         </w:numPr>
-        <w:spacing w:after="0" w:afterAutospacing="0" w:before="0" w:beforeAutospacing="0" w:lineRule="auto"/>
-        <w:ind w:left="720" w:hanging="360"/>
-        <w:rPr>
-          <w:rFonts w:ascii="Times New Roman" w:cs="Times New Roman" w:eastAsia="Times New Roman" w:hAnsi="Times New Roman"/>
-        </w:rPr>
-      </w:pPr>
-      <w:r>
-        <w:rPr>
-          <w:rFonts w:ascii="Times New Roman" w:cs="Times New Roman" w:eastAsia="Times New Roman" w:hAnsi="Times New Roman"/>
-          <w:rtl w:val="0"/>
-        </w:rPr>
-        <w:t xml:space="preserve">Improves efficiency of NLP models</w:t>
-        <w:br w:type="textWrapping"/>
+        <w:rPr>
+          <w:rFonts w:ascii="Times New Roman" w:eastAsia="Times New Roman" w:hAnsi="Times New Roman" w:cs="Times New Roman"/>
+        </w:rPr>
+      </w:pPr>
+      <w:r>
+        <w:rPr>
+          <w:rFonts w:ascii="Times New Roman" w:eastAsia="Times New Roman" w:hAnsi="Times New Roman" w:cs="Times New Roman"/>
+        </w:rPr>
+        <w:t>Improves efficiency of NLP models</w:t>
+      </w:r>
+      <w:r>
+        <w:rPr>
+          <w:rFonts w:ascii="Times New Roman" w:eastAsia="Times New Roman" w:hAnsi="Times New Roman" w:cs="Times New Roman"/>
+        </w:rPr>
+        <w:br/>
       </w:r>
     </w:p>
     <w:p>
@@ -1438,34 +1451,36 @@
           <w:ilvl w:val="0"/>
           <w:numId w:val="4"/>
         </w:numPr>
-        <w:spacing w:after="240" w:before="0" w:beforeAutospacing="0" w:lineRule="auto"/>
-        <w:ind w:left="720" w:hanging="360"/>
-        <w:rPr>
-          <w:rFonts w:ascii="Times New Roman" w:cs="Times New Roman" w:eastAsia="Times New Roman" w:hAnsi="Times New Roman"/>
-        </w:rPr>
-      </w:pPr>
-      <w:r>
-        <w:rPr>
-          <w:rFonts w:ascii="Times New Roman" w:cs="Times New Roman" w:eastAsia="Times New Roman" w:hAnsi="Times New Roman"/>
-          <w:rtl w:val="0"/>
-        </w:rPr>
-        <w:t xml:space="preserve">Focuses on important words</w:t>
-        <w:br w:type="textWrapping"/>
-      </w:r>
-    </w:p>
-    <w:p>
-      <w:pPr>
-        <w:spacing w:after="240" w:before="240" w:lineRule="auto"/>
-        <w:rPr>
-          <w:rFonts w:ascii="Times New Roman" w:cs="Times New Roman" w:eastAsia="Times New Roman" w:hAnsi="Times New Roman"/>
-        </w:rPr>
-      </w:pPr>
-      <w:r>
-        <w:rPr>
-          <w:rFonts w:ascii="Times New Roman" w:cs="Times New Roman" w:eastAsia="Times New Roman" w:hAnsi="Times New Roman"/>
-          <w:rtl w:val="0"/>
-        </w:rPr>
-        <w:t xml:space="preserve">Stop words can be removed using:</w:t>
+        <w:spacing w:after="240"/>
+        <w:rPr>
+          <w:rFonts w:ascii="Times New Roman" w:eastAsia="Times New Roman" w:hAnsi="Times New Roman" w:cs="Times New Roman"/>
+        </w:rPr>
+      </w:pPr>
+      <w:r>
+        <w:rPr>
+          <w:rFonts w:ascii="Times New Roman" w:eastAsia="Times New Roman" w:hAnsi="Times New Roman" w:cs="Times New Roman"/>
+        </w:rPr>
+        <w:t>Focuses on important words</w:t>
+      </w:r>
+      <w:r>
+        <w:rPr>
+          <w:rFonts w:ascii="Times New Roman" w:eastAsia="Times New Roman" w:hAnsi="Times New Roman" w:cs="Times New Roman"/>
+        </w:rPr>
+        <w:br/>
+      </w:r>
+    </w:p>
+    <w:p>
+      <w:pPr>
+        <w:spacing w:before="240" w:after="240"/>
+        <w:rPr>
+          <w:rFonts w:ascii="Times New Roman" w:eastAsia="Times New Roman" w:hAnsi="Times New Roman" w:cs="Times New Roman"/>
+        </w:rPr>
+      </w:pPr>
+      <w:r>
+        <w:rPr>
+          <w:rFonts w:ascii="Times New Roman" w:eastAsia="Times New Roman" w:hAnsi="Times New Roman" w:cs="Times New Roman"/>
+        </w:rPr>
+        <w:t>Stop words can be removed using:</w:t>
       </w:r>
     </w:p>
     <w:p>
@@ -1474,21 +1489,26 @@
           <w:ilvl w:val="0"/>
           <w:numId w:val="11"/>
         </w:numPr>
-        <w:spacing w:after="0" w:afterAutospacing="0" w:before="240" w:lineRule="auto"/>
-        <w:ind w:left="720" w:hanging="360"/>
-        <w:rPr>
-          <w:rFonts w:ascii="Times New Roman" w:cs="Times New Roman" w:eastAsia="Times New Roman" w:hAnsi="Times New Roman"/>
-        </w:rPr>
-      </w:pPr>
-      <w:r>
-        <w:rPr>
-          <w:rFonts w:ascii="Times New Roman" w:cs="Times New Roman" w:eastAsia="Times New Roman" w:hAnsi="Times New Roman"/>
-          <w:b w:val="1"/>
-          <w:bCs w:val="1"/>
-          <w:rtl w:val="0"/>
-        </w:rPr>
-        <w:t xml:space="preserve">NLTK stopword list</w:t>
-        <w:br w:type="textWrapping"/>
+        <w:spacing w:before="240"/>
+        <w:rPr>
+          <w:rFonts w:ascii="Times New Roman" w:eastAsia="Times New Roman" w:hAnsi="Times New Roman" w:cs="Times New Roman"/>
+        </w:rPr>
+      </w:pPr>
+      <w:r>
+        <w:rPr>
+          <w:rFonts w:ascii="Times New Roman" w:eastAsia="Times New Roman" w:hAnsi="Times New Roman" w:cs="Times New Roman"/>
+          <w:b/>
+          <w:bCs/>
+        </w:rPr>
+        <w:t>NLTK stopword list</w:t>
+      </w:r>
+      <w:r>
+        <w:rPr>
+          <w:rFonts w:ascii="Times New Roman" w:eastAsia="Times New Roman" w:hAnsi="Times New Roman" w:cs="Times New Roman"/>
+          <w:b/>
+          <w:bCs/>
+        </w:rPr>
+        <w:br/>
       </w:r>
     </w:p>
     <w:p>
@@ -1497,25 +1517,18 @@
           <w:ilvl w:val="0"/>
           <w:numId w:val="11"/>
         </w:numPr>
-        <w:spacing w:after="240" w:before="0" w:beforeAutospacing="0" w:lineRule="auto"/>
-        <w:ind w:left="720" w:hanging="360"/>
-        <w:rPr>
-          <w:rFonts w:ascii="Times New Roman" w:cs="Times New Roman" w:eastAsia="Times New Roman" w:hAnsi="Times New Roman"/>
-        </w:rPr>
-      </w:pPr>
-      <w:r>
-        <w:rPr>
-          <w:rFonts w:ascii="Times New Roman" w:cs="Times New Roman" w:eastAsia="Times New Roman" w:hAnsi="Times New Roman"/>
-          <w:b w:val="1"/>
-          <w:bCs w:val="1"/>
-          <w:rtl w:val="0"/>
-        </w:rPr>
-        <w:t xml:space="preserve">SpaCy stopwords</w:t>
-      </w:r>
-      <w:r>
-        <w:rPr>
-          <w:rtl w:val="0"/>
-        </w:rPr>
+        <w:spacing w:after="240"/>
+        <w:rPr>
+          <w:rFonts w:ascii="Times New Roman" w:eastAsia="Times New Roman" w:hAnsi="Times New Roman" w:cs="Times New Roman"/>
+        </w:rPr>
+      </w:pPr>
+      <w:r>
+        <w:rPr>
+          <w:rFonts w:ascii="Times New Roman" w:eastAsia="Times New Roman" w:hAnsi="Times New Roman" w:cs="Times New Roman"/>
+          <w:b/>
+          <w:bCs/>
+        </w:rPr>
+        <w:t>SpaCy stopwords</w:t>
       </w:r>
     </w:p>
     <w:p>
@@ -1523,398 +1536,361 @@
         <w:pStyle w:val="Heading1"/>
         <w:keepNext w:val="0"/>
         <w:keepLines w:val="0"/>
-        <w:spacing w:before="480" w:lineRule="auto"/>
-        <w:rPr>
-          <w:rFonts w:ascii="Times New Roman" w:cs="Times New Roman" w:eastAsia="Times New Roman" w:hAnsi="Times New Roman"/>
-          <w:b w:val="1"/>
-          <w:bCs w:val="1"/>
+        <w:spacing w:before="480"/>
+        <w:rPr>
+          <w:rFonts w:ascii="Times New Roman" w:eastAsia="Times New Roman" w:hAnsi="Times New Roman" w:cs="Times New Roman"/>
+          <w:b/>
+          <w:bCs/>
           <w:sz w:val="22"/>
           <w:szCs w:val="22"/>
         </w:rPr>
       </w:pPr>
-      <w:bookmarkStart w:colFirst="0" w:colLast="0" w:name="_2kfm8rtgzoyj" w:id="4"/>
-      <w:bookmarkEnd w:id="4"/>
-      <w:r>
-        <w:rPr>
-          <w:rFonts w:ascii="Times New Roman" w:cs="Times New Roman" w:eastAsia="Times New Roman" w:hAnsi="Times New Roman"/>
-          <w:b w:val="1"/>
-          <w:bCs w:val="1"/>
+      <w:bookmarkStart w:id="3" w:name="_2kfm8rtgzoyj" w:colFirst="0" w:colLast="0"/>
+      <w:bookmarkEnd w:id="3"/>
+      <w:r>
+        <w:rPr>
+          <w:rFonts w:ascii="Times New Roman" w:eastAsia="Times New Roman" w:hAnsi="Times New Roman" w:cs="Times New Roman"/>
+          <w:b/>
+          <w:bCs/>
           <w:sz w:val="22"/>
           <w:szCs w:val="22"/>
-          <w:rtl w:val="0"/>
-        </w:rPr>
-        <w:t xml:space="preserve">4. Label Encoding</w:t>
-      </w:r>
-    </w:p>
-    <w:p>
-      <w:pPr>
-        <w:spacing w:after="240" w:before="240" w:lineRule="auto"/>
-        <w:rPr>
-          <w:rFonts w:ascii="Times New Roman" w:cs="Times New Roman" w:eastAsia="Times New Roman" w:hAnsi="Times New Roman"/>
-        </w:rPr>
-      </w:pPr>
-      <w:r>
-        <w:rPr>
-          <w:rFonts w:ascii="Times New Roman" w:cs="Times New Roman" w:eastAsia="Times New Roman" w:hAnsi="Times New Roman"/>
-          <w:b w:val="1"/>
-          <w:bCs w:val="1"/>
-          <w:rtl w:val="0"/>
-        </w:rPr>
-        <w:t xml:space="preserve">Label encoding</w:t>
-      </w:r>
-      <w:r>
-        <w:rPr>
-          <w:rFonts w:ascii="Times New Roman" w:cs="Times New Roman" w:eastAsia="Times New Roman" w:hAnsi="Times New Roman"/>
-          <w:rtl w:val="0"/>
+        </w:rPr>
+        <w:t>4. Label Encoding</w:t>
+      </w:r>
+    </w:p>
+    <w:p>
+      <w:pPr>
+        <w:spacing w:before="240" w:after="240"/>
+        <w:rPr>
+          <w:rFonts w:ascii="Times New Roman" w:eastAsia="Times New Roman" w:hAnsi="Times New Roman" w:cs="Times New Roman"/>
+        </w:rPr>
+      </w:pPr>
+      <w:r>
+        <w:rPr>
+          <w:rFonts w:ascii="Times New Roman" w:eastAsia="Times New Roman" w:hAnsi="Times New Roman" w:cs="Times New Roman"/>
+          <w:b/>
+          <w:bCs/>
+        </w:rPr>
+        <w:t>Label encoding</w:t>
+      </w:r>
+      <w:r>
+        <w:rPr>
+          <w:rFonts w:ascii="Times New Roman" w:eastAsia="Times New Roman" w:hAnsi="Times New Roman" w:cs="Times New Roman"/>
         </w:rPr>
         <w:t xml:space="preserve"> is a technique used to convert </w:t>
       </w:r>
       <w:r>
         <w:rPr>
-          <w:rFonts w:ascii="Times New Roman" w:cs="Times New Roman" w:eastAsia="Times New Roman" w:hAnsi="Times New Roman"/>
-          <w:b w:val="1"/>
-          <w:bCs w:val="1"/>
-          <w:rtl w:val="0"/>
-        </w:rPr>
-        <w:t xml:space="preserve">categorical text labels into numerical values</w:t>
-      </w:r>
-      <w:r>
-        <w:rPr>
-          <w:rFonts w:ascii="Times New Roman" w:cs="Times New Roman" w:eastAsia="Times New Roman" w:hAnsi="Times New Roman"/>
-          <w:rtl w:val="0"/>
+          <w:rFonts w:ascii="Times New Roman" w:eastAsia="Times New Roman" w:hAnsi="Times New Roman" w:cs="Times New Roman"/>
+          <w:b/>
+          <w:bCs/>
+        </w:rPr>
+        <w:t>categorical text labels into numerical values</w:t>
+      </w:r>
+      <w:r>
+        <w:rPr>
+          <w:rFonts w:ascii="Times New Roman" w:eastAsia="Times New Roman" w:hAnsi="Times New Roman" w:cs="Times New Roman"/>
         </w:rPr>
         <w:t xml:space="preserve"> so that machine learning models can process them.</w:t>
       </w:r>
     </w:p>
     <w:p>
       <w:pPr>
-        <w:spacing w:after="240" w:before="240" w:lineRule="auto"/>
-        <w:rPr>
-          <w:rFonts w:ascii="Times New Roman" w:cs="Times New Roman" w:eastAsia="Times New Roman" w:hAnsi="Times New Roman"/>
-        </w:rPr>
-      </w:pPr>
-      <w:r>
-        <w:rPr>
-          <w:rFonts w:ascii="Times New Roman" w:cs="Times New Roman" w:eastAsia="Times New Roman" w:hAnsi="Times New Roman"/>
-          <w:rtl w:val="0"/>
-        </w:rPr>
-        <w:t xml:space="preserve">Example:</w:t>
+        <w:spacing w:before="240" w:after="240"/>
+        <w:rPr>
+          <w:rFonts w:ascii="Times New Roman" w:eastAsia="Times New Roman" w:hAnsi="Times New Roman" w:cs="Times New Roman"/>
+        </w:rPr>
+      </w:pPr>
+      <w:r>
+        <w:rPr>
+          <w:rFonts w:ascii="Times New Roman" w:eastAsia="Times New Roman" w:hAnsi="Times New Roman" w:cs="Times New Roman"/>
+        </w:rPr>
+        <w:t>Example:</w:t>
       </w:r>
     </w:p>
     <w:tbl>
       <w:tblPr>
-        <w:tblStyle w:val="Table2"/>
-        <w:tblW w:w="2935.0" w:type="dxa"/>
-        <w:jc w:val="left"/>
+        <w:tblStyle w:val="a0"/>
+        <w:tblW w:w="2935" w:type="dxa"/>
+        <w:tblInd w:w="0" w:type="dxa"/>
         <w:tblBorders>
-          <w:top w:color="000000" w:space="0" w:sz="6" w:val="single"/>
-          <w:left w:color="000000" w:space="0" w:sz="6" w:val="single"/>
-          <w:bottom w:color="000000" w:space="0" w:sz="6" w:val="single"/>
-          <w:right w:color="000000" w:space="0" w:sz="6" w:val="single"/>
-          <w:insideH w:color="000000" w:space="0" w:sz="6" w:val="single"/>
-          <w:insideV w:color="000000" w:space="0" w:sz="6" w:val="single"/>
+          <w:top w:val="single" w:sz="6" w:space="0" w:color="000000"/>
+          <w:left w:val="single" w:sz="6" w:space="0" w:color="000000"/>
+          <w:bottom w:val="single" w:sz="6" w:space="0" w:color="000000"/>
+          <w:right w:val="single" w:sz="6" w:space="0" w:color="000000"/>
+          <w:insideH w:val="single" w:sz="6" w:space="0" w:color="000000"/>
+          <w:insideV w:val="single" w:sz="6" w:space="0" w:color="000000"/>
         </w:tblBorders>
         <w:tblLayout w:type="fixed"/>
-        <w:tblLook w:val="0600"/>
+        <w:tblLook w:val="0600" w:firstRow="0" w:lastRow="0" w:firstColumn="0" w:lastColumn="0" w:noHBand="1" w:noVBand="1"/>
       </w:tblPr>
       <w:tblGrid>
         <w:gridCol w:w="1175"/>
         <w:gridCol w:w="1760"/>
-        <w:tblGridChange w:id="0">
-          <w:tblGrid>
-            <w:gridCol w:w="1175"/>
-            <w:gridCol w:w="1760"/>
-          </w:tblGrid>
-        </w:tblGridChange>
       </w:tblGrid>
       <w:tr>
         <w:trPr>
-          <w:cantSplit w:val="0"/>
-          <w:trHeight w:val="515" w:hRule="atLeast"/>
-          <w:tblHeader w:val="0"/>
+          <w:trHeight w:val="515"/>
         </w:trPr>
         <w:tc>
           <w:tcPr>
+            <w:tcW w:w="1175" w:type="dxa"/>
             <w:tcBorders>
-              <w:top w:color="000000" w:space="0" w:sz="6" w:val="single"/>
-              <w:left w:color="000000" w:space="0" w:sz="6" w:val="single"/>
-              <w:bottom w:color="000000" w:space="0" w:sz="6" w:val="single"/>
-              <w:right w:color="000000" w:space="0" w:sz="6" w:val="single"/>
+              <w:top w:val="single" w:sz="6" w:space="0" w:color="000000"/>
+              <w:left w:val="single" w:sz="6" w:space="0" w:color="000000"/>
+              <w:bottom w:val="single" w:sz="6" w:space="0" w:color="000000"/>
+              <w:right w:val="single" w:sz="6" w:space="0" w:color="000000"/>
             </w:tcBorders>
             <w:tcMar>
-              <w:top w:w="100.0" w:type="dxa"/>
-              <w:left w:w="100.0" w:type="dxa"/>
-              <w:bottom w:w="100.0" w:type="dxa"/>
-              <w:right w:w="100.0" w:type="dxa"/>
+              <w:top w:w="100" w:type="dxa"/>
+              <w:left w:w="100" w:type="dxa"/>
+              <w:bottom w:w="100" w:type="dxa"/>
+              <w:right w:w="100" w:type="dxa"/>
             </w:tcMar>
-            <w:vAlign w:val="top"/>
           </w:tcPr>
           <w:p>
             <w:pPr>
               <w:jc w:val="center"/>
               <w:rPr>
-                <w:rFonts w:ascii="Times New Roman" w:cs="Times New Roman" w:eastAsia="Times New Roman" w:hAnsi="Times New Roman"/>
+                <w:rFonts w:ascii="Times New Roman" w:eastAsia="Times New Roman" w:hAnsi="Times New Roman" w:cs="Times New Roman"/>
               </w:rPr>
             </w:pPr>
             <w:r>
               <w:rPr>
-                <w:rFonts w:ascii="Times New Roman" w:cs="Times New Roman" w:eastAsia="Times New Roman" w:hAnsi="Times New Roman"/>
-                <w:b w:val="1"/>
-                <w:bCs w:val="1"/>
-                <w:rtl w:val="0"/>
+                <w:rFonts w:ascii="Times New Roman" w:eastAsia="Times New Roman" w:hAnsi="Times New Roman" w:cs="Times New Roman"/>
+                <w:b/>
+                <w:bCs/>
               </w:rPr>
-              <w:t xml:space="preserve">Category</w:t>
-            </w:r>
-            <w:r>
-              <w:rPr>
-                <w:rtl w:val="0"/>
-              </w:rPr>
+              <w:t>Category</w:t>
             </w:r>
           </w:p>
         </w:tc>
         <w:tc>
           <w:tcPr>
+            <w:tcW w:w="1760" w:type="dxa"/>
             <w:tcBorders>
-              <w:top w:color="000000" w:space="0" w:sz="6" w:val="single"/>
-              <w:left w:color="000000" w:space="0" w:sz="6" w:val="single"/>
-              <w:bottom w:color="000000" w:space="0" w:sz="6" w:val="single"/>
-              <w:right w:color="000000" w:space="0" w:sz="6" w:val="single"/>
+              <w:top w:val="single" w:sz="6" w:space="0" w:color="000000"/>
+              <w:left w:val="single" w:sz="6" w:space="0" w:color="000000"/>
+              <w:bottom w:val="single" w:sz="6" w:space="0" w:color="000000"/>
+              <w:right w:val="single" w:sz="6" w:space="0" w:color="000000"/>
             </w:tcBorders>
             <w:tcMar>
-              <w:top w:w="100.0" w:type="dxa"/>
-              <w:left w:w="100.0" w:type="dxa"/>
-              <w:bottom w:w="100.0" w:type="dxa"/>
-              <w:right w:w="100.0" w:type="dxa"/>
+              <w:top w:w="100" w:type="dxa"/>
+              <w:left w:w="100" w:type="dxa"/>
+              <w:bottom w:w="100" w:type="dxa"/>
+              <w:right w:w="100" w:type="dxa"/>
             </w:tcMar>
-            <w:vAlign w:val="top"/>
           </w:tcPr>
           <w:p>
             <w:pPr>
               <w:jc w:val="center"/>
               <w:rPr>
-                <w:rFonts w:ascii="Times New Roman" w:cs="Times New Roman" w:eastAsia="Times New Roman" w:hAnsi="Times New Roman"/>
+                <w:rFonts w:ascii="Times New Roman" w:eastAsia="Times New Roman" w:hAnsi="Times New Roman" w:cs="Times New Roman"/>
               </w:rPr>
             </w:pPr>
             <w:r>
               <w:rPr>
-                <w:rFonts w:ascii="Times New Roman" w:cs="Times New Roman" w:eastAsia="Times New Roman" w:hAnsi="Times New Roman"/>
-                <w:b w:val="1"/>
-                <w:bCs w:val="1"/>
-                <w:rtl w:val="0"/>
+                <w:rFonts w:ascii="Times New Roman" w:eastAsia="Times New Roman" w:hAnsi="Times New Roman" w:cs="Times New Roman"/>
+                <w:b/>
+                <w:bCs/>
               </w:rPr>
-              <w:t xml:space="preserve">Encoded Value</w:t>
-            </w:r>
-            <w:r>
-              <w:rPr>
-                <w:rtl w:val="0"/>
-              </w:rPr>
+              <w:t>Encoded Value</w:t>
             </w:r>
           </w:p>
         </w:tc>
       </w:tr>
       <w:tr>
         <w:trPr>
-          <w:cantSplit w:val="0"/>
-          <w:trHeight w:val="515" w:hRule="atLeast"/>
-          <w:tblHeader w:val="0"/>
+          <w:trHeight w:val="515"/>
         </w:trPr>
         <w:tc>
           <w:tcPr>
+            <w:tcW w:w="1175" w:type="dxa"/>
             <w:tcBorders>
-              <w:top w:color="000000" w:space="0" w:sz="6" w:val="single"/>
-              <w:left w:color="000000" w:space="0" w:sz="6" w:val="single"/>
-              <w:bottom w:color="000000" w:space="0" w:sz="6" w:val="single"/>
-              <w:right w:color="000000" w:space="0" w:sz="6" w:val="single"/>
+              <w:top w:val="single" w:sz="6" w:space="0" w:color="000000"/>
+              <w:left w:val="single" w:sz="6" w:space="0" w:color="000000"/>
+              <w:bottom w:val="single" w:sz="6" w:space="0" w:color="000000"/>
+              <w:right w:val="single" w:sz="6" w:space="0" w:color="000000"/>
             </w:tcBorders>
             <w:tcMar>
-              <w:top w:w="100.0" w:type="dxa"/>
-              <w:left w:w="100.0" w:type="dxa"/>
-              <w:bottom w:w="100.0" w:type="dxa"/>
-              <w:right w:w="100.0" w:type="dxa"/>
+              <w:top w:w="100" w:type="dxa"/>
+              <w:left w:w="100" w:type="dxa"/>
+              <w:bottom w:w="100" w:type="dxa"/>
+              <w:right w:w="100" w:type="dxa"/>
             </w:tcMar>
-            <w:vAlign w:val="top"/>
           </w:tcPr>
           <w:p>
             <w:pPr>
               <w:rPr>
-                <w:rFonts w:ascii="Times New Roman" w:cs="Times New Roman" w:eastAsia="Times New Roman" w:hAnsi="Times New Roman"/>
+                <w:rFonts w:ascii="Times New Roman" w:eastAsia="Times New Roman" w:hAnsi="Times New Roman" w:cs="Times New Roman"/>
               </w:rPr>
             </w:pPr>
             <w:r>
               <w:rPr>
-                <w:rFonts w:ascii="Times New Roman" w:cs="Times New Roman" w:eastAsia="Times New Roman" w:hAnsi="Times New Roman"/>
-                <w:rtl w:val="0"/>
+                <w:rFonts w:ascii="Times New Roman" w:eastAsia="Times New Roman" w:hAnsi="Times New Roman" w:cs="Times New Roman"/>
               </w:rPr>
-              <w:t xml:space="preserve">Positive</w:t>
+              <w:lastRenderedPageBreak/>
+              <w:t>Positive</w:t>
             </w:r>
           </w:p>
         </w:tc>
         <w:tc>
           <w:tcPr>
+            <w:tcW w:w="1760" w:type="dxa"/>
             <w:tcBorders>
-              <w:top w:color="000000" w:space="0" w:sz="6" w:val="single"/>
-              <w:left w:color="000000" w:space="0" w:sz="6" w:val="single"/>
-              <w:bottom w:color="000000" w:space="0" w:sz="6" w:val="single"/>
-              <w:right w:color="000000" w:space="0" w:sz="6" w:val="single"/>
+              <w:top w:val="single" w:sz="6" w:space="0" w:color="000000"/>
+              <w:left w:val="single" w:sz="6" w:space="0" w:color="000000"/>
+              <w:bottom w:val="single" w:sz="6" w:space="0" w:color="000000"/>
+              <w:right w:val="single" w:sz="6" w:space="0" w:color="000000"/>
             </w:tcBorders>
             <w:tcMar>
-              <w:top w:w="100.0" w:type="dxa"/>
-              <w:left w:w="100.0" w:type="dxa"/>
-              <w:bottom w:w="100.0" w:type="dxa"/>
-              <w:right w:w="100.0" w:type="dxa"/>
+              <w:top w:w="100" w:type="dxa"/>
+              <w:left w:w="100" w:type="dxa"/>
+              <w:bottom w:w="100" w:type="dxa"/>
+              <w:right w:w="100" w:type="dxa"/>
             </w:tcMar>
-            <w:vAlign w:val="top"/>
           </w:tcPr>
           <w:p>
             <w:pPr>
               <w:rPr>
-                <w:rFonts w:ascii="Times New Roman" w:cs="Times New Roman" w:eastAsia="Times New Roman" w:hAnsi="Times New Roman"/>
+                <w:rFonts w:ascii="Times New Roman" w:eastAsia="Times New Roman" w:hAnsi="Times New Roman" w:cs="Times New Roman"/>
               </w:rPr>
             </w:pPr>
             <w:r>
               <w:rPr>
-                <w:rFonts w:ascii="Times New Roman" w:cs="Times New Roman" w:eastAsia="Times New Roman" w:hAnsi="Times New Roman"/>
-                <w:rtl w:val="0"/>
+                <w:rFonts w:ascii="Times New Roman" w:eastAsia="Times New Roman" w:hAnsi="Times New Roman" w:cs="Times New Roman"/>
               </w:rPr>
-              <w:t xml:space="preserve">1</w:t>
+              <w:t>1</w:t>
             </w:r>
           </w:p>
         </w:tc>
       </w:tr>
       <w:tr>
         <w:trPr>
-          <w:cantSplit w:val="0"/>
-          <w:trHeight w:val="515" w:hRule="atLeast"/>
-          <w:tblHeader w:val="0"/>
+          <w:trHeight w:val="515"/>
         </w:trPr>
         <w:tc>
           <w:tcPr>
+            <w:tcW w:w="1175" w:type="dxa"/>
             <w:tcBorders>
-              <w:top w:color="000000" w:space="0" w:sz="6" w:val="single"/>
-              <w:left w:color="000000" w:space="0" w:sz="6" w:val="single"/>
-              <w:bottom w:color="000000" w:space="0" w:sz="6" w:val="single"/>
-              <w:right w:color="000000" w:space="0" w:sz="6" w:val="single"/>
+              <w:top w:val="single" w:sz="6" w:space="0" w:color="000000"/>
+              <w:left w:val="single" w:sz="6" w:space="0" w:color="000000"/>
+              <w:bottom w:val="single" w:sz="6" w:space="0" w:color="000000"/>
+              <w:right w:val="single" w:sz="6" w:space="0" w:color="000000"/>
             </w:tcBorders>
             <w:tcMar>
-              <w:top w:w="100.0" w:type="dxa"/>
-              <w:left w:w="100.0" w:type="dxa"/>
-              <w:bottom w:w="100.0" w:type="dxa"/>
-              <w:right w:w="100.0" w:type="dxa"/>
+              <w:top w:w="100" w:type="dxa"/>
+              <w:left w:w="100" w:type="dxa"/>
+              <w:bottom w:w="100" w:type="dxa"/>
+              <w:right w:w="100" w:type="dxa"/>
             </w:tcMar>
-            <w:vAlign w:val="top"/>
           </w:tcPr>
           <w:p>
             <w:pPr>
               <w:rPr>
-                <w:rFonts w:ascii="Times New Roman" w:cs="Times New Roman" w:eastAsia="Times New Roman" w:hAnsi="Times New Roman"/>
+                <w:rFonts w:ascii="Times New Roman" w:eastAsia="Times New Roman" w:hAnsi="Times New Roman" w:cs="Times New Roman"/>
               </w:rPr>
             </w:pPr>
             <w:r>
               <w:rPr>
-                <w:rFonts w:ascii="Times New Roman" w:cs="Times New Roman" w:eastAsia="Times New Roman" w:hAnsi="Times New Roman"/>
-                <w:rtl w:val="0"/>
+                <w:rFonts w:ascii="Times New Roman" w:eastAsia="Times New Roman" w:hAnsi="Times New Roman" w:cs="Times New Roman"/>
               </w:rPr>
-              <w:t xml:space="preserve">Negative</w:t>
+              <w:t>Negative</w:t>
             </w:r>
           </w:p>
         </w:tc>
         <w:tc>
           <w:tcPr>
+            <w:tcW w:w="1760" w:type="dxa"/>
             <w:tcBorders>
-              <w:top w:color="000000" w:space="0" w:sz="6" w:val="single"/>
-              <w:left w:color="000000" w:space="0" w:sz="6" w:val="single"/>
-              <w:bottom w:color="000000" w:space="0" w:sz="6" w:val="single"/>
-              <w:right w:color="000000" w:space="0" w:sz="6" w:val="single"/>
+              <w:top w:val="single" w:sz="6" w:space="0" w:color="000000"/>
+              <w:left w:val="single" w:sz="6" w:space="0" w:color="000000"/>
+              <w:bottom w:val="single" w:sz="6" w:space="0" w:color="000000"/>
+              <w:right w:val="single" w:sz="6" w:space="0" w:color="000000"/>
             </w:tcBorders>
             <w:tcMar>
-              <w:top w:w="100.0" w:type="dxa"/>
-              <w:left w:w="100.0" w:type="dxa"/>
-              <w:bottom w:w="100.0" w:type="dxa"/>
-              <w:right w:w="100.0" w:type="dxa"/>
+              <w:top w:w="100" w:type="dxa"/>
+              <w:left w:w="100" w:type="dxa"/>
+              <w:bottom w:w="100" w:type="dxa"/>
+              <w:right w:w="100" w:type="dxa"/>
             </w:tcMar>
-            <w:vAlign w:val="top"/>
           </w:tcPr>
           <w:p>
             <w:pPr>
               <w:rPr>
-                <w:rFonts w:ascii="Times New Roman" w:cs="Times New Roman" w:eastAsia="Times New Roman" w:hAnsi="Times New Roman"/>
+                <w:rFonts w:ascii="Times New Roman" w:eastAsia="Times New Roman" w:hAnsi="Times New Roman" w:cs="Times New Roman"/>
               </w:rPr>
             </w:pPr>
             <w:r>
               <w:rPr>
-                <w:rFonts w:ascii="Times New Roman" w:cs="Times New Roman" w:eastAsia="Times New Roman" w:hAnsi="Times New Roman"/>
-                <w:rtl w:val="0"/>
+                <w:rFonts w:ascii="Times New Roman" w:eastAsia="Times New Roman" w:hAnsi="Times New Roman" w:cs="Times New Roman"/>
               </w:rPr>
-              <w:t xml:space="preserve">0</w:t>
+              <w:t>0</w:t>
             </w:r>
           </w:p>
         </w:tc>
       </w:tr>
       <w:tr>
         <w:trPr>
-          <w:cantSplit w:val="0"/>
-          <w:trHeight w:val="515" w:hRule="atLeast"/>
-          <w:tblHeader w:val="0"/>
+          <w:trHeight w:val="515"/>
         </w:trPr>
         <w:tc>
           <w:tcPr>
+            <w:tcW w:w="1175" w:type="dxa"/>
             <w:tcBorders>
-              <w:top w:color="000000" w:space="0" w:sz="6" w:val="single"/>
-              <w:left w:color="000000" w:space="0" w:sz="6" w:val="single"/>
-              <w:bottom w:color="000000" w:space="0" w:sz="6" w:val="single"/>
-              <w:right w:color="000000" w:space="0" w:sz="6" w:val="single"/>
+              <w:top w:val="single" w:sz="6" w:space="0" w:color="000000"/>
+              <w:left w:val="single" w:sz="6" w:space="0" w:color="000000"/>
+              <w:bottom w:val="single" w:sz="6" w:space="0" w:color="000000"/>
+              <w:right w:val="single" w:sz="6" w:space="0" w:color="000000"/>
             </w:tcBorders>
             <w:tcMar>
-              <w:top w:w="100.0" w:type="dxa"/>
-              <w:left w:w="100.0" w:type="dxa"/>
-              <w:bottom w:w="100.0" w:type="dxa"/>
-              <w:right w:w="100.0" w:type="dxa"/>
+              <w:top w:w="100" w:type="dxa"/>
+              <w:left w:w="100" w:type="dxa"/>
+              <w:bottom w:w="100" w:type="dxa"/>
+              <w:right w:w="100" w:type="dxa"/>
             </w:tcMar>
-            <w:vAlign w:val="top"/>
           </w:tcPr>
           <w:p>
             <w:pPr>
               <w:rPr>
-                <w:rFonts w:ascii="Times New Roman" w:cs="Times New Roman" w:eastAsia="Times New Roman" w:hAnsi="Times New Roman"/>
+                <w:rFonts w:ascii="Times New Roman" w:eastAsia="Times New Roman" w:hAnsi="Times New Roman" w:cs="Times New Roman"/>
               </w:rPr>
             </w:pPr>
             <w:r>
               <w:rPr>
-                <w:rFonts w:ascii="Times New Roman" w:cs="Times New Roman" w:eastAsia="Times New Roman" w:hAnsi="Times New Roman"/>
-                <w:rtl w:val="0"/>
+                <w:rFonts w:ascii="Times New Roman" w:eastAsia="Times New Roman" w:hAnsi="Times New Roman" w:cs="Times New Roman"/>
               </w:rPr>
-              <w:t xml:space="preserve">Neutral</w:t>
+              <w:t>Neutral</w:t>
             </w:r>
           </w:p>
         </w:tc>
         <w:tc>
           <w:tcPr>
+            <w:tcW w:w="1760" w:type="dxa"/>
             <w:tcBorders>
-              <w:top w:color="000000" w:space="0" w:sz="6" w:val="single"/>
-              <w:left w:color="000000" w:space="0" w:sz="6" w:val="single"/>
-              <w:bottom w:color="000000" w:space="0" w:sz="6" w:val="single"/>
-              <w:right w:color="000000" w:space="0" w:sz="6" w:val="single"/>
+              <w:top w:val="single" w:sz="6" w:space="0" w:color="000000"/>
+              <w:left w:val="single" w:sz="6" w:space="0" w:color="000000"/>
+              <w:bottom w:val="single" w:sz="6" w:space="0" w:color="000000"/>
+              <w:right w:val="single" w:sz="6" w:space="0" w:color="000000"/>
             </w:tcBorders>
             <w:tcMar>
-              <w:top w:w="100.0" w:type="dxa"/>
-              <w:left w:w="100.0" w:type="dxa"/>
-              <w:bottom w:w="100.0" w:type="dxa"/>
-              <w:right w:w="100.0" w:type="dxa"/>
+              <w:top w:w="100" w:type="dxa"/>
+              <w:left w:w="100" w:type="dxa"/>
+              <w:bottom w:w="100" w:type="dxa"/>
+              <w:right w:w="100" w:type="dxa"/>
             </w:tcMar>
-            <w:vAlign w:val="top"/>
           </w:tcPr>
           <w:p>
             <w:pPr>
               <w:rPr>
-                <w:rFonts w:ascii="Times New Roman" w:cs="Times New Roman" w:eastAsia="Times New Roman" w:hAnsi="Times New Roman"/>
+                <w:rFonts w:ascii="Times New Roman" w:eastAsia="Times New Roman" w:hAnsi="Times New Roman" w:cs="Times New Roman"/>
               </w:rPr>
             </w:pPr>
             <w:r>
               <w:rPr>
-                <w:rFonts w:ascii="Times New Roman" w:cs="Times New Roman" w:eastAsia="Times New Roman" w:hAnsi="Times New Roman"/>
-                <w:rtl w:val="0"/>
+                <w:rFonts w:ascii="Times New Roman" w:eastAsia="Times New Roman" w:hAnsi="Times New Roman" w:cs="Times New Roman"/>
               </w:rPr>
-              <w:t xml:space="preserve">2</w:t>
+              <w:t>2</w:t>
             </w:r>
           </w:p>
         </w:tc>
@@ -1922,367 +1898,329 @@
     </w:tbl>
     <w:p>
       <w:pPr>
-        <w:spacing w:after="240" w:before="240" w:lineRule="auto"/>
-        <w:rPr>
-          <w:rFonts w:ascii="Times New Roman" w:cs="Times New Roman" w:eastAsia="Times New Roman" w:hAnsi="Times New Roman"/>
-        </w:rPr>
-      </w:pPr>
-      <w:r>
-        <w:rPr>
-          <w:rFonts w:ascii="Times New Roman" w:cs="Times New Roman" w:eastAsia="Times New Roman" w:hAnsi="Times New Roman"/>
-          <w:rtl w:val="0"/>
-        </w:rPr>
-        <w:t xml:space="preserve">Example in sentiment analysis:</w:t>
+        <w:spacing w:before="240" w:after="240"/>
+        <w:rPr>
+          <w:rFonts w:ascii="Times New Roman" w:eastAsia="Times New Roman" w:hAnsi="Times New Roman" w:cs="Times New Roman"/>
+        </w:rPr>
+      </w:pPr>
+      <w:r>
+        <w:rPr>
+          <w:rFonts w:ascii="Times New Roman" w:eastAsia="Times New Roman" w:hAnsi="Times New Roman" w:cs="Times New Roman"/>
+        </w:rPr>
+        <w:t>Example in sentiment analysis:</w:t>
       </w:r>
     </w:p>
     <w:tbl>
       <w:tblPr>
-        <w:tblStyle w:val="Table3"/>
-        <w:tblW w:w="4620.0" w:type="dxa"/>
-        <w:jc w:val="left"/>
+        <w:tblStyle w:val="a1"/>
+        <w:tblW w:w="4620" w:type="dxa"/>
+        <w:tblInd w:w="0" w:type="dxa"/>
         <w:tblBorders>
-          <w:top w:color="000000" w:space="0" w:sz="6" w:val="single"/>
-          <w:left w:color="000000" w:space="0" w:sz="6" w:val="single"/>
-          <w:bottom w:color="000000" w:space="0" w:sz="6" w:val="single"/>
-          <w:right w:color="000000" w:space="0" w:sz="6" w:val="single"/>
-          <w:insideH w:color="000000" w:space="0" w:sz="6" w:val="single"/>
-          <w:insideV w:color="000000" w:space="0" w:sz="6" w:val="single"/>
+          <w:top w:val="single" w:sz="6" w:space="0" w:color="000000"/>
+          <w:left w:val="single" w:sz="6" w:space="0" w:color="000000"/>
+          <w:bottom w:val="single" w:sz="6" w:space="0" w:color="000000"/>
+          <w:right w:val="single" w:sz="6" w:space="0" w:color="000000"/>
+          <w:insideH w:val="single" w:sz="6" w:space="0" w:color="000000"/>
+          <w:insideV w:val="single" w:sz="6" w:space="0" w:color="000000"/>
         </w:tblBorders>
         <w:tblLayout w:type="fixed"/>
-        <w:tblLook w:val="0600"/>
+        <w:tblLook w:val="0600" w:firstRow="0" w:lastRow="0" w:firstColumn="0" w:lastColumn="0" w:noHBand="1" w:noVBand="1"/>
       </w:tblPr>
       <w:tblGrid>
         <w:gridCol w:w="1745"/>
         <w:gridCol w:w="1100"/>
         <w:gridCol w:w="1775"/>
-        <w:tblGridChange w:id="0">
-          <w:tblGrid>
-            <w:gridCol w:w="1745"/>
-            <w:gridCol w:w="1100"/>
-            <w:gridCol w:w="1775"/>
-          </w:tblGrid>
-        </w:tblGridChange>
       </w:tblGrid>
       <w:tr>
         <w:trPr>
-          <w:cantSplit w:val="0"/>
-          <w:trHeight w:val="515" w:hRule="atLeast"/>
-          <w:tblHeader w:val="0"/>
+          <w:trHeight w:val="515"/>
         </w:trPr>
         <w:tc>
           <w:tcPr>
+            <w:tcW w:w="1745" w:type="dxa"/>
             <w:tcBorders>
-              <w:top w:color="000000" w:space="0" w:sz="6" w:val="single"/>
-              <w:left w:color="000000" w:space="0" w:sz="6" w:val="single"/>
-              <w:bottom w:color="000000" w:space="0" w:sz="6" w:val="single"/>
-              <w:right w:color="000000" w:space="0" w:sz="6" w:val="single"/>
+              <w:top w:val="single" w:sz="6" w:space="0" w:color="000000"/>
+              <w:left w:val="single" w:sz="6" w:space="0" w:color="000000"/>
+              <w:bottom w:val="single" w:sz="6" w:space="0" w:color="000000"/>
+              <w:right w:val="single" w:sz="6" w:space="0" w:color="000000"/>
             </w:tcBorders>
             <w:tcMar>
-              <w:top w:w="100.0" w:type="dxa"/>
-              <w:left w:w="100.0" w:type="dxa"/>
-              <w:bottom w:w="100.0" w:type="dxa"/>
-              <w:right w:w="100.0" w:type="dxa"/>
+              <w:top w:w="100" w:type="dxa"/>
+              <w:left w:w="100" w:type="dxa"/>
+              <w:bottom w:w="100" w:type="dxa"/>
+              <w:right w:w="100" w:type="dxa"/>
             </w:tcMar>
-            <w:vAlign w:val="top"/>
           </w:tcPr>
           <w:p>
             <w:pPr>
               <w:jc w:val="center"/>
               <w:rPr>
-                <w:rFonts w:ascii="Times New Roman" w:cs="Times New Roman" w:eastAsia="Times New Roman" w:hAnsi="Times New Roman"/>
+                <w:rFonts w:ascii="Times New Roman" w:eastAsia="Times New Roman" w:hAnsi="Times New Roman" w:cs="Times New Roman"/>
               </w:rPr>
             </w:pPr>
             <w:r>
               <w:rPr>
-                <w:rFonts w:ascii="Times New Roman" w:cs="Times New Roman" w:eastAsia="Times New Roman" w:hAnsi="Times New Roman"/>
-                <w:b w:val="1"/>
-                <w:bCs w:val="1"/>
-                <w:rtl w:val="0"/>
+                <w:rFonts w:ascii="Times New Roman" w:eastAsia="Times New Roman" w:hAnsi="Times New Roman" w:cs="Times New Roman"/>
+                <w:b/>
+                <w:bCs/>
               </w:rPr>
-              <w:t xml:space="preserve">Text</w:t>
-            </w:r>
-            <w:r>
-              <w:rPr>
-                <w:rtl w:val="0"/>
-              </w:rPr>
+              <w:t>Text</w:t>
             </w:r>
           </w:p>
         </w:tc>
         <w:tc>
           <w:tcPr>
+            <w:tcW w:w="1100" w:type="dxa"/>
             <w:tcBorders>
-              <w:top w:color="000000" w:space="0" w:sz="6" w:val="single"/>
-              <w:left w:color="000000" w:space="0" w:sz="6" w:val="single"/>
-              <w:bottom w:color="000000" w:space="0" w:sz="6" w:val="single"/>
-              <w:right w:color="000000" w:space="0" w:sz="6" w:val="single"/>
+              <w:top w:val="single" w:sz="6" w:space="0" w:color="000000"/>
+              <w:left w:val="single" w:sz="6" w:space="0" w:color="000000"/>
+              <w:bottom w:val="single" w:sz="6" w:space="0" w:color="000000"/>
+              <w:right w:val="single" w:sz="6" w:space="0" w:color="000000"/>
             </w:tcBorders>
             <w:tcMar>
-              <w:top w:w="100.0" w:type="dxa"/>
-              <w:left w:w="100.0" w:type="dxa"/>
-              <w:bottom w:w="100.0" w:type="dxa"/>
-              <w:right w:w="100.0" w:type="dxa"/>
+              <w:top w:w="100" w:type="dxa"/>
+              <w:left w:w="100" w:type="dxa"/>
+              <w:bottom w:w="100" w:type="dxa"/>
+              <w:right w:w="100" w:type="dxa"/>
             </w:tcMar>
-            <w:vAlign w:val="top"/>
           </w:tcPr>
           <w:p>
             <w:pPr>
               <w:jc w:val="center"/>
               <w:rPr>
-                <w:rFonts w:ascii="Times New Roman" w:cs="Times New Roman" w:eastAsia="Times New Roman" w:hAnsi="Times New Roman"/>
+                <w:rFonts w:ascii="Times New Roman" w:eastAsia="Times New Roman" w:hAnsi="Times New Roman" w:cs="Times New Roman"/>
               </w:rPr>
             </w:pPr>
             <w:r>
               <w:rPr>
-                <w:rFonts w:ascii="Times New Roman" w:cs="Times New Roman" w:eastAsia="Times New Roman" w:hAnsi="Times New Roman"/>
-                <w:b w:val="1"/>
-                <w:bCs w:val="1"/>
-                <w:rtl w:val="0"/>
+                <w:rFonts w:ascii="Times New Roman" w:eastAsia="Times New Roman" w:hAnsi="Times New Roman" w:cs="Times New Roman"/>
+                <w:b/>
+                <w:bCs/>
               </w:rPr>
-              <w:t xml:space="preserve">Label</w:t>
-            </w:r>
-            <w:r>
-              <w:rPr>
-                <w:rtl w:val="0"/>
-              </w:rPr>
+              <w:t>Label</w:t>
             </w:r>
           </w:p>
         </w:tc>
         <w:tc>
           <w:tcPr>
+            <w:tcW w:w="1775" w:type="dxa"/>
             <w:tcBorders>
-              <w:top w:color="000000" w:space="0" w:sz="6" w:val="single"/>
-              <w:left w:color="000000" w:space="0" w:sz="6" w:val="single"/>
-              <w:bottom w:color="000000" w:space="0" w:sz="6" w:val="single"/>
-              <w:right w:color="000000" w:space="0" w:sz="6" w:val="single"/>
+              <w:top w:val="single" w:sz="6" w:space="0" w:color="000000"/>
+              <w:left w:val="single" w:sz="6" w:space="0" w:color="000000"/>
+              <w:bottom w:val="single" w:sz="6" w:space="0" w:color="000000"/>
+              <w:right w:val="single" w:sz="6" w:space="0" w:color="000000"/>
             </w:tcBorders>
             <w:tcMar>
-              <w:top w:w="100.0" w:type="dxa"/>
-              <w:left w:w="100.0" w:type="dxa"/>
-              <w:bottom w:w="100.0" w:type="dxa"/>
-              <w:right w:w="100.0" w:type="dxa"/>
+              <w:top w:w="100" w:type="dxa"/>
+              <w:left w:w="100" w:type="dxa"/>
+              <w:bottom w:w="100" w:type="dxa"/>
+              <w:right w:w="100" w:type="dxa"/>
             </w:tcMar>
-            <w:vAlign w:val="top"/>
           </w:tcPr>
           <w:p>
             <w:pPr>
               <w:jc w:val="center"/>
               <w:rPr>
-                <w:rFonts w:ascii="Times New Roman" w:cs="Times New Roman" w:eastAsia="Times New Roman" w:hAnsi="Times New Roman"/>
+                <w:rFonts w:ascii="Times New Roman" w:eastAsia="Times New Roman" w:hAnsi="Times New Roman" w:cs="Times New Roman"/>
               </w:rPr>
             </w:pPr>
             <w:r>
               <w:rPr>
-                <w:rFonts w:ascii="Times New Roman" w:cs="Times New Roman" w:eastAsia="Times New Roman" w:hAnsi="Times New Roman"/>
-                <w:b w:val="1"/>
-                <w:bCs w:val="1"/>
-                <w:rtl w:val="0"/>
+                <w:rFonts w:ascii="Times New Roman" w:eastAsia="Times New Roman" w:hAnsi="Times New Roman" w:cs="Times New Roman"/>
+                <w:b/>
+                <w:bCs/>
               </w:rPr>
-              <w:t xml:space="preserve">Encoded Label</w:t>
-            </w:r>
-            <w:r>
-              <w:rPr>
-                <w:rtl w:val="0"/>
-              </w:rPr>
+              <w:t>Encoded Label</w:t>
             </w:r>
           </w:p>
         </w:tc>
       </w:tr>
       <w:tr>
         <w:trPr>
-          <w:cantSplit w:val="0"/>
-          <w:trHeight w:val="515" w:hRule="atLeast"/>
-          <w:tblHeader w:val="0"/>
+          <w:trHeight w:val="515"/>
         </w:trPr>
         <w:tc>
           <w:tcPr>
+            <w:tcW w:w="1745" w:type="dxa"/>
             <w:tcBorders>
-              <w:top w:color="000000" w:space="0" w:sz="6" w:val="single"/>
-              <w:left w:color="000000" w:space="0" w:sz="6" w:val="single"/>
-              <w:bottom w:color="000000" w:space="0" w:sz="6" w:val="single"/>
-              <w:right w:color="000000" w:space="0" w:sz="6" w:val="single"/>
+              <w:top w:val="single" w:sz="6" w:space="0" w:color="000000"/>
+              <w:left w:val="single" w:sz="6" w:space="0" w:color="000000"/>
+              <w:bottom w:val="single" w:sz="6" w:space="0" w:color="000000"/>
+              <w:right w:val="single" w:sz="6" w:space="0" w:color="000000"/>
             </w:tcBorders>
             <w:tcMar>
-              <w:top w:w="100.0" w:type="dxa"/>
-              <w:left w:w="100.0" w:type="dxa"/>
-              <w:bottom w:w="100.0" w:type="dxa"/>
-              <w:right w:w="100.0" w:type="dxa"/>
+              <w:top w:w="100" w:type="dxa"/>
+              <w:left w:w="100" w:type="dxa"/>
+              <w:bottom w:w="100" w:type="dxa"/>
+              <w:right w:w="100" w:type="dxa"/>
             </w:tcMar>
-            <w:vAlign w:val="top"/>
           </w:tcPr>
           <w:p>
             <w:pPr>
               <w:rPr>
-                <w:rFonts w:ascii="Times New Roman" w:cs="Times New Roman" w:eastAsia="Times New Roman" w:hAnsi="Times New Roman"/>
+                <w:rFonts w:ascii="Times New Roman" w:eastAsia="Times New Roman" w:hAnsi="Times New Roman" w:cs="Times New Roman"/>
               </w:rPr>
             </w:pPr>
             <w:r>
               <w:rPr>
-                <w:rFonts w:ascii="Times New Roman" w:cs="Times New Roman" w:eastAsia="Times New Roman" w:hAnsi="Times New Roman"/>
-                <w:rtl w:val="0"/>
+                <w:rFonts w:ascii="Times New Roman" w:eastAsia="Times New Roman" w:hAnsi="Times New Roman" w:cs="Times New Roman"/>
               </w:rPr>
-              <w:t xml:space="preserve">"Great product"</w:t>
+              <w:t>"Great product"</w:t>
             </w:r>
           </w:p>
         </w:tc>
         <w:tc>
           <w:tcPr>
+            <w:tcW w:w="1100" w:type="dxa"/>
             <w:tcBorders>
-              <w:top w:color="000000" w:space="0" w:sz="6" w:val="single"/>
-              <w:left w:color="000000" w:space="0" w:sz="6" w:val="single"/>
-              <w:bottom w:color="000000" w:space="0" w:sz="6" w:val="single"/>
-              <w:right w:color="000000" w:space="0" w:sz="6" w:val="single"/>
+              <w:top w:val="single" w:sz="6" w:space="0" w:color="000000"/>
+              <w:left w:val="single" w:sz="6" w:space="0" w:color="000000"/>
+              <w:bottom w:val="single" w:sz="6" w:space="0" w:color="000000"/>
+              <w:right w:val="single" w:sz="6" w:space="0" w:color="000000"/>
             </w:tcBorders>
             <w:tcMar>
-              <w:top w:w="100.0" w:type="dxa"/>
-              <w:left w:w="100.0" w:type="dxa"/>
-              <w:bottom w:w="100.0" w:type="dxa"/>
-              <w:right w:w="100.0" w:type="dxa"/>
+              <w:top w:w="100" w:type="dxa"/>
+              <w:left w:w="100" w:type="dxa"/>
+              <w:bottom w:w="100" w:type="dxa"/>
+              <w:right w:w="100" w:type="dxa"/>
             </w:tcMar>
-            <w:vAlign w:val="top"/>
           </w:tcPr>
           <w:p>
             <w:pPr>
               <w:rPr>
-                <w:rFonts w:ascii="Times New Roman" w:cs="Times New Roman" w:eastAsia="Times New Roman" w:hAnsi="Times New Roman"/>
+                <w:rFonts w:ascii="Times New Roman" w:eastAsia="Times New Roman" w:hAnsi="Times New Roman" w:cs="Times New Roman"/>
               </w:rPr>
             </w:pPr>
             <w:r>
               <w:rPr>
-                <w:rFonts w:ascii="Times New Roman" w:cs="Times New Roman" w:eastAsia="Times New Roman" w:hAnsi="Times New Roman"/>
-                <w:rtl w:val="0"/>
+                <w:rFonts w:ascii="Times New Roman" w:eastAsia="Times New Roman" w:hAnsi="Times New Roman" w:cs="Times New Roman"/>
               </w:rPr>
-              <w:t xml:space="preserve">Positive</w:t>
+              <w:t>Positive</w:t>
             </w:r>
           </w:p>
         </w:tc>
         <w:tc>
           <w:tcPr>
+            <w:tcW w:w="1775" w:type="dxa"/>
             <w:tcBorders>
-              <w:top w:color="000000" w:space="0" w:sz="6" w:val="single"/>
-              <w:left w:color="000000" w:space="0" w:sz="6" w:val="single"/>
-              <w:bottom w:color="000000" w:space="0" w:sz="6" w:val="single"/>
-              <w:right w:color="000000" w:space="0" w:sz="6" w:val="single"/>
+              <w:top w:val="single" w:sz="6" w:space="0" w:color="000000"/>
+              <w:left w:val="single" w:sz="6" w:space="0" w:color="000000"/>
+              <w:bottom w:val="single" w:sz="6" w:space="0" w:color="000000"/>
+              <w:right w:val="single" w:sz="6" w:space="0" w:color="000000"/>
             </w:tcBorders>
             <w:tcMar>
-              <w:top w:w="100.0" w:type="dxa"/>
-              <w:left w:w="100.0" w:type="dxa"/>
-              <w:bottom w:w="100.0" w:type="dxa"/>
-              <w:right w:w="100.0" w:type="dxa"/>
+              <w:top w:w="100" w:type="dxa"/>
+              <w:left w:w="100" w:type="dxa"/>
+              <w:bottom w:w="100" w:type="dxa"/>
+              <w:right w:w="100" w:type="dxa"/>
             </w:tcMar>
-            <w:vAlign w:val="top"/>
           </w:tcPr>
           <w:p>
             <w:pPr>
               <w:rPr>
-                <w:rFonts w:ascii="Times New Roman" w:cs="Times New Roman" w:eastAsia="Times New Roman" w:hAnsi="Times New Roman"/>
+                <w:rFonts w:ascii="Times New Roman" w:eastAsia="Times New Roman" w:hAnsi="Times New Roman" w:cs="Times New Roman"/>
               </w:rPr>
             </w:pPr>
             <w:r>
               <w:rPr>
-                <w:rFonts w:ascii="Times New Roman" w:cs="Times New Roman" w:eastAsia="Times New Roman" w:hAnsi="Times New Roman"/>
-                <w:rtl w:val="0"/>
+                <w:rFonts w:ascii="Times New Roman" w:eastAsia="Times New Roman" w:hAnsi="Times New Roman" w:cs="Times New Roman"/>
               </w:rPr>
-              <w:t xml:space="preserve">1</w:t>
+              <w:t>1</w:t>
             </w:r>
           </w:p>
         </w:tc>
       </w:tr>
       <w:tr>
         <w:trPr>
-          <w:cantSplit w:val="0"/>
-          <w:trHeight w:val="515" w:hRule="atLeast"/>
-          <w:tblHeader w:val="0"/>
+          <w:trHeight w:val="515"/>
         </w:trPr>
         <w:tc>
           <w:tcPr>
+            <w:tcW w:w="1745" w:type="dxa"/>
             <w:tcBorders>
-              <w:top w:color="000000" w:space="0" w:sz="6" w:val="single"/>
-              <w:left w:color="000000" w:space="0" w:sz="6" w:val="single"/>
-              <w:bottom w:color="000000" w:space="0" w:sz="6" w:val="single"/>
-              <w:right w:color="000000" w:space="0" w:sz="6" w:val="single"/>
+              <w:top w:val="single" w:sz="6" w:space="0" w:color="000000"/>
+              <w:left w:val="single" w:sz="6" w:space="0" w:color="000000"/>
+              <w:bottom w:val="single" w:sz="6" w:space="0" w:color="000000"/>
+              <w:right w:val="single" w:sz="6" w:space="0" w:color="000000"/>
             </w:tcBorders>
             <w:tcMar>
-              <w:top w:w="100.0" w:type="dxa"/>
-              <w:left w:w="100.0" w:type="dxa"/>
-              <w:bottom w:w="100.0" w:type="dxa"/>
-              <w:right w:w="100.0" w:type="dxa"/>
+              <w:top w:w="100" w:type="dxa"/>
+              <w:left w:w="100" w:type="dxa"/>
+              <w:bottom w:w="100" w:type="dxa"/>
+              <w:right w:w="100" w:type="dxa"/>
             </w:tcMar>
-            <w:vAlign w:val="top"/>
           </w:tcPr>
           <w:p>
             <w:pPr>
               <w:rPr>
-                <w:rFonts w:ascii="Times New Roman" w:cs="Times New Roman" w:eastAsia="Times New Roman" w:hAnsi="Times New Roman"/>
+                <w:rFonts w:ascii="Times New Roman" w:eastAsia="Times New Roman" w:hAnsi="Times New Roman" w:cs="Times New Roman"/>
               </w:rPr>
             </w:pPr>
             <w:r>
               <w:rPr>
-                <w:rFonts w:ascii="Times New Roman" w:cs="Times New Roman" w:eastAsia="Times New Roman" w:hAnsi="Times New Roman"/>
-                <w:rtl w:val="0"/>
+                <w:rFonts w:ascii="Times New Roman" w:eastAsia="Times New Roman" w:hAnsi="Times New Roman" w:cs="Times New Roman"/>
               </w:rPr>
-              <w:t xml:space="preserve">"Bad quality"</w:t>
+              <w:t>"Bad quality"</w:t>
             </w:r>
           </w:p>
         </w:tc>
         <w:tc>
           <w:tcPr>
+            <w:tcW w:w="1100" w:type="dxa"/>
             <w:tcBorders>
-              <w:top w:color="000000" w:space="0" w:sz="6" w:val="single"/>
-              <w:left w:color="000000" w:space="0" w:sz="6" w:val="single"/>
-              <w:bottom w:color="000000" w:space="0" w:sz="6" w:val="single"/>
-              <w:right w:color="000000" w:space="0" w:sz="6" w:val="single"/>
+              <w:top w:val="single" w:sz="6" w:space="0" w:color="000000"/>
+              <w:left w:val="single" w:sz="6" w:space="0" w:color="000000"/>
+              <w:bottom w:val="single" w:sz="6" w:space="0" w:color="000000"/>
+              <w:right w:val="single" w:sz="6" w:space="0" w:color="000000"/>
             </w:tcBorders>
             <w:tcMar>
-              <w:top w:w="100.0" w:type="dxa"/>
-              <w:left w:w="100.0" w:type="dxa"/>
-              <w:bottom w:w="100.0" w:type="dxa"/>
-              <w:right w:w="100.0" w:type="dxa"/>
+              <w:top w:w="100" w:type="dxa"/>
+              <w:left w:w="100" w:type="dxa"/>
+              <w:bottom w:w="100" w:type="dxa"/>
+              <w:right w:w="100" w:type="dxa"/>
             </w:tcMar>
-            <w:vAlign w:val="top"/>
           </w:tcPr>
           <w:p>
             <w:pPr>
               <w:rPr>
-                <w:rFonts w:ascii="Times New Roman" w:cs="Times New Roman" w:eastAsia="Times New Roman" w:hAnsi="Times New Roman"/>
+                <w:rFonts w:ascii="Times New Roman" w:eastAsia="Times New Roman" w:hAnsi="Times New Roman" w:cs="Times New Roman"/>
               </w:rPr>
             </w:pPr>
             <w:r>
               <w:rPr>
-                <w:rFonts w:ascii="Times New Roman" w:cs="Times New Roman" w:eastAsia="Times New Roman" w:hAnsi="Times New Roman"/>
-                <w:rtl w:val="0"/>
+                <w:rFonts w:ascii="Times New Roman" w:eastAsia="Times New Roman" w:hAnsi="Times New Roman" w:cs="Times New Roman"/>
               </w:rPr>
-              <w:t xml:space="preserve">Negative</w:t>
+              <w:t>Negative</w:t>
             </w:r>
           </w:p>
         </w:tc>
         <w:tc>
           <w:tcPr>
+            <w:tcW w:w="1775" w:type="dxa"/>
             <w:tcBorders>
-              <w:top w:color="000000" w:space="0" w:sz="6" w:val="single"/>
-              <w:left w:color="000000" w:space="0" w:sz="6" w:val="single"/>
-              <w:bottom w:color="000000" w:space="0" w:sz="6" w:val="single"/>
-              <w:right w:color="000000" w:space="0" w:sz="6" w:val="single"/>
+              <w:top w:val="single" w:sz="6" w:space="0" w:color="000000"/>
+              <w:left w:val="single" w:sz="6" w:space="0" w:color="000000"/>
+              <w:bottom w:val="single" w:sz="6" w:space="0" w:color="000000"/>
+              <w:right w:val="single" w:sz="6" w:space="0" w:color="000000"/>
             </w:tcBorders>
             <w:tcMar>
-              <w:top w:w="100.0" w:type="dxa"/>
-              <w:left w:w="100.0" w:type="dxa"/>
-              <w:bottom w:w="100.0" w:type="dxa"/>
-              <w:right w:w="100.0" w:type="dxa"/>
+              <w:top w:w="100" w:type="dxa"/>
+              <w:left w:w="100" w:type="dxa"/>
+              <w:bottom w:w="100" w:type="dxa"/>
+              <w:right w:w="100" w:type="dxa"/>
             </w:tcMar>
-            <w:vAlign w:val="top"/>
           </w:tcPr>
           <w:p>
             <w:pPr>
               <w:rPr>
-                <w:rFonts w:ascii="Times New Roman" w:cs="Times New Roman" w:eastAsia="Times New Roman" w:hAnsi="Times New Roman"/>
+                <w:rFonts w:ascii="Times New Roman" w:eastAsia="Times New Roman" w:hAnsi="Times New Roman" w:cs="Times New Roman"/>
               </w:rPr>
             </w:pPr>
             <w:r>
               <w:rPr>
-                <w:rFonts w:ascii="Times New Roman" w:cs="Times New Roman" w:eastAsia="Times New Roman" w:hAnsi="Times New Roman"/>
-                <w:rtl w:val="0"/>
+                <w:rFonts w:ascii="Times New Roman" w:eastAsia="Times New Roman" w:hAnsi="Times New Roman" w:cs="Times New Roman"/>
               </w:rPr>
-              <w:t xml:space="preserve">0</w:t>
+              <w:t>0</w:t>
             </w:r>
           </w:p>
         </w:tc>
@@ -2290,17 +2228,16 @@
     </w:tbl>
     <w:p>
       <w:pPr>
-        <w:spacing w:after="240" w:before="240" w:lineRule="auto"/>
-        <w:rPr>
-          <w:rFonts w:ascii="Times New Roman" w:cs="Times New Roman" w:eastAsia="Times New Roman" w:hAnsi="Times New Roman"/>
-        </w:rPr>
-      </w:pPr>
-      <w:r>
-        <w:rPr>
-          <w:rFonts w:ascii="Times New Roman" w:cs="Times New Roman" w:eastAsia="Times New Roman" w:hAnsi="Times New Roman"/>
-          <w:rtl w:val="0"/>
-        </w:rPr>
-        <w:t xml:space="preserve">Advantages:</w:t>
+        <w:spacing w:before="240" w:after="240"/>
+        <w:rPr>
+          <w:rFonts w:ascii="Times New Roman" w:eastAsia="Times New Roman" w:hAnsi="Times New Roman" w:cs="Times New Roman"/>
+        </w:rPr>
+      </w:pPr>
+      <w:r>
+        <w:rPr>
+          <w:rFonts w:ascii="Times New Roman" w:eastAsia="Times New Roman" w:hAnsi="Times New Roman" w:cs="Times New Roman"/>
+        </w:rPr>
+        <w:t>Advantages:</w:t>
       </w:r>
     </w:p>
     <w:p>
@@ -2309,19 +2246,22 @@
           <w:ilvl w:val="0"/>
           <w:numId w:val="5"/>
         </w:numPr>
-        <w:spacing w:after="0" w:afterAutospacing="0" w:before="240" w:lineRule="auto"/>
-        <w:ind w:left="720" w:hanging="360"/>
-        <w:rPr>
-          <w:rFonts w:ascii="Times New Roman" w:cs="Times New Roman" w:eastAsia="Times New Roman" w:hAnsi="Times New Roman"/>
-        </w:rPr>
-      </w:pPr>
-      <w:r>
-        <w:rPr>
-          <w:rFonts w:ascii="Times New Roman" w:cs="Times New Roman" w:eastAsia="Times New Roman" w:hAnsi="Times New Roman"/>
-          <w:rtl w:val="0"/>
-        </w:rPr>
-        <w:t xml:space="preserve">Converts categorical data into machine-readable format</w:t>
-        <w:br w:type="textWrapping"/>
+        <w:spacing w:before="240"/>
+        <w:rPr>
+          <w:rFonts w:ascii="Times New Roman" w:eastAsia="Times New Roman" w:hAnsi="Times New Roman" w:cs="Times New Roman"/>
+        </w:rPr>
+      </w:pPr>
+      <w:r>
+        <w:rPr>
+          <w:rFonts w:ascii="Times New Roman" w:eastAsia="Times New Roman" w:hAnsi="Times New Roman" w:cs="Times New Roman"/>
+        </w:rPr>
+        <w:t>Converts categorical data into machine-readable format</w:t>
+      </w:r>
+      <w:r>
+        <w:rPr>
+          <w:rFonts w:ascii="Times New Roman" w:eastAsia="Times New Roman" w:hAnsi="Times New Roman" w:cs="Times New Roman"/>
+        </w:rPr>
+        <w:br/>
       </w:r>
     </w:p>
     <w:p>
@@ -2330,18 +2270,16 @@
           <w:ilvl w:val="0"/>
           <w:numId w:val="5"/>
         </w:numPr>
-        <w:spacing w:after="240" w:before="0" w:beforeAutospacing="0" w:lineRule="auto"/>
-        <w:ind w:left="720" w:hanging="360"/>
-        <w:rPr>
-          <w:rFonts w:ascii="Times New Roman" w:cs="Times New Roman" w:eastAsia="Times New Roman" w:hAnsi="Times New Roman"/>
-        </w:rPr>
-      </w:pPr>
-      <w:r>
-        <w:rPr>
-          <w:rFonts w:ascii="Times New Roman" w:cs="Times New Roman" w:eastAsia="Times New Roman" w:hAnsi="Times New Roman"/>
-          <w:rtl w:val="0"/>
-        </w:rPr>
-        <w:t xml:space="preserve">Required for many machine learning algorithms</w:t>
+        <w:spacing w:after="240"/>
+        <w:rPr>
+          <w:rFonts w:ascii="Times New Roman" w:eastAsia="Times New Roman" w:hAnsi="Times New Roman" w:cs="Times New Roman"/>
+        </w:rPr>
+      </w:pPr>
+      <w:r>
+        <w:rPr>
+          <w:rFonts w:ascii="Times New Roman" w:eastAsia="Times New Roman" w:hAnsi="Times New Roman" w:cs="Times New Roman"/>
+        </w:rPr>
+        <w:t>Required for many machine learning algorithms</w:t>
       </w:r>
     </w:p>
     <w:p>
@@ -2349,97 +2287,90 @@
         <w:pStyle w:val="Heading1"/>
         <w:keepNext w:val="0"/>
         <w:keepLines w:val="0"/>
-        <w:spacing w:before="480" w:lineRule="auto"/>
-        <w:rPr>
-          <w:rFonts w:ascii="Times New Roman" w:cs="Times New Roman" w:eastAsia="Times New Roman" w:hAnsi="Times New Roman"/>
-          <w:b w:val="1"/>
-          <w:bCs w:val="1"/>
+        <w:spacing w:before="480"/>
+        <w:rPr>
+          <w:rFonts w:ascii="Times New Roman" w:eastAsia="Times New Roman" w:hAnsi="Times New Roman" w:cs="Times New Roman"/>
+          <w:b/>
+          <w:bCs/>
           <w:sz w:val="22"/>
           <w:szCs w:val="22"/>
         </w:rPr>
       </w:pPr>
-      <w:bookmarkStart w:colFirst="0" w:colLast="0" w:name="_kn9le9mr56ab" w:id="5"/>
-      <w:bookmarkEnd w:id="5"/>
-      <w:r>
-        <w:rPr>
-          <w:rFonts w:ascii="Times New Roman" w:cs="Times New Roman" w:eastAsia="Times New Roman" w:hAnsi="Times New Roman"/>
-          <w:b w:val="1"/>
-          <w:bCs w:val="1"/>
+      <w:bookmarkStart w:id="4" w:name="_kn9le9mr56ab" w:colFirst="0" w:colLast="0"/>
+      <w:bookmarkEnd w:id="4"/>
+      <w:r>
+        <w:rPr>
+          <w:rFonts w:ascii="Times New Roman" w:eastAsia="Times New Roman" w:hAnsi="Times New Roman" w:cs="Times New Roman"/>
+          <w:b/>
+          <w:bCs/>
           <w:sz w:val="22"/>
           <w:szCs w:val="22"/>
-          <w:rtl w:val="0"/>
-        </w:rPr>
-        <w:t xml:space="preserve">5. TF-IDF Representation</w:t>
-      </w:r>
-    </w:p>
-    <w:p>
-      <w:pPr>
-        <w:spacing w:after="240" w:before="240" w:lineRule="auto"/>
-        <w:rPr>
-          <w:rFonts w:ascii="Times New Roman" w:cs="Times New Roman" w:eastAsia="Times New Roman" w:hAnsi="Times New Roman"/>
-        </w:rPr>
-      </w:pPr>
-      <w:r>
-        <w:rPr>
-          <w:rFonts w:ascii="Times New Roman" w:cs="Times New Roman" w:eastAsia="Times New Roman" w:hAnsi="Times New Roman"/>
-          <w:b w:val="1"/>
-          <w:bCs w:val="1"/>
-          <w:rtl w:val="0"/>
-        </w:rPr>
-        <w:t xml:space="preserve">TF-IDF (Term Frequency – Inverse Document Frequency)</w:t>
-      </w:r>
-      <w:r>
-        <w:rPr>
-          <w:rFonts w:ascii="Times New Roman" w:cs="Times New Roman" w:eastAsia="Times New Roman" w:hAnsi="Times New Roman"/>
-          <w:rtl w:val="0"/>
+        </w:rPr>
+        <w:t>5. TF-IDF Representation</w:t>
+      </w:r>
+    </w:p>
+    <w:p>
+      <w:pPr>
+        <w:spacing w:before="240" w:after="240"/>
+        <w:rPr>
+          <w:rFonts w:ascii="Times New Roman" w:eastAsia="Times New Roman" w:hAnsi="Times New Roman" w:cs="Times New Roman"/>
+        </w:rPr>
+      </w:pPr>
+      <w:r>
+        <w:rPr>
+          <w:rFonts w:ascii="Times New Roman" w:eastAsia="Times New Roman" w:hAnsi="Times New Roman" w:cs="Times New Roman"/>
+          <w:b/>
+          <w:bCs/>
+        </w:rPr>
+        <w:t>TF-IDF (Term Frequency – Inverse Document Frequency)</w:t>
+      </w:r>
+      <w:r>
+        <w:rPr>
+          <w:rFonts w:ascii="Times New Roman" w:eastAsia="Times New Roman" w:hAnsi="Times New Roman" w:cs="Times New Roman"/>
         </w:rPr>
         <w:t xml:space="preserve"> is a method used to convert text into </w:t>
       </w:r>
       <w:r>
         <w:rPr>
-          <w:rFonts w:ascii="Times New Roman" w:cs="Times New Roman" w:eastAsia="Times New Roman" w:hAnsi="Times New Roman"/>
-          <w:b w:val="1"/>
-          <w:bCs w:val="1"/>
-          <w:rtl w:val="0"/>
-        </w:rPr>
-        <w:t xml:space="preserve">numerical feature vectors</w:t>
-      </w:r>
-      <w:r>
-        <w:rPr>
-          <w:rFonts w:ascii="Times New Roman" w:cs="Times New Roman" w:eastAsia="Times New Roman" w:hAnsi="Times New Roman"/>
-          <w:rtl w:val="0"/>
-        </w:rPr>
-        <w:t xml:space="preserve">.</w:t>
-      </w:r>
-    </w:p>
-    <w:p>
-      <w:pPr>
-        <w:spacing w:after="240" w:before="240" w:lineRule="auto"/>
-        <w:rPr>
-          <w:rFonts w:ascii="Times New Roman" w:cs="Times New Roman" w:eastAsia="Times New Roman" w:hAnsi="Times New Roman"/>
-        </w:rPr>
-      </w:pPr>
-      <w:r>
-        <w:rPr>
-          <w:rFonts w:ascii="Times New Roman" w:cs="Times New Roman" w:eastAsia="Times New Roman" w:hAnsi="Times New Roman"/>
-          <w:rtl w:val="0"/>
-        </w:rPr>
-        <w:t xml:space="preserve">It measures how important a word is in a document compared to the entire dataset.</w:t>
-      </w:r>
-    </w:p>
-    <w:p>
-      <w:pPr>
-        <w:spacing w:after="240" w:before="240" w:lineRule="auto"/>
-        <w:rPr>
-          <w:rFonts w:ascii="Times New Roman" w:cs="Times New Roman" w:eastAsia="Times New Roman" w:hAnsi="Times New Roman"/>
-        </w:rPr>
-      </w:pPr>
-      <w:r>
-        <w:rPr>
-          <w:rFonts w:ascii="Times New Roman" w:cs="Times New Roman" w:eastAsia="Times New Roman" w:hAnsi="Times New Roman"/>
-          <w:rtl w:val="0"/>
-        </w:rPr>
-        <w:t xml:space="preserve">TF-IDF consists of two components:</w:t>
+          <w:rFonts w:ascii="Times New Roman" w:eastAsia="Times New Roman" w:hAnsi="Times New Roman" w:cs="Times New Roman"/>
+          <w:b/>
+          <w:bCs/>
+        </w:rPr>
+        <w:t>numerical feature vectors</w:t>
+      </w:r>
+      <w:r>
+        <w:rPr>
+          <w:rFonts w:ascii="Times New Roman" w:eastAsia="Times New Roman" w:hAnsi="Times New Roman" w:cs="Times New Roman"/>
+        </w:rPr>
+        <w:t>.</w:t>
+      </w:r>
+    </w:p>
+    <w:p>
+      <w:pPr>
+        <w:spacing w:before="240" w:after="240"/>
+        <w:rPr>
+          <w:rFonts w:ascii="Times New Roman" w:eastAsia="Times New Roman" w:hAnsi="Times New Roman" w:cs="Times New Roman"/>
+        </w:rPr>
+      </w:pPr>
+      <w:r>
+        <w:rPr>
+          <w:rFonts w:ascii="Times New Roman" w:eastAsia="Times New Roman" w:hAnsi="Times New Roman" w:cs="Times New Roman"/>
+        </w:rPr>
+        <w:t>It measures how important a word is in a document compared to the entire dataset.</w:t>
+      </w:r>
+    </w:p>
+    <w:p>
+      <w:pPr>
+        <w:spacing w:before="240" w:after="240"/>
+        <w:rPr>
+          <w:rFonts w:ascii="Times New Roman" w:eastAsia="Times New Roman" w:hAnsi="Times New Roman" w:cs="Times New Roman"/>
+        </w:rPr>
+      </w:pPr>
+      <w:r>
+        <w:rPr>
+          <w:rFonts w:ascii="Times New Roman" w:eastAsia="Times New Roman" w:hAnsi="Times New Roman" w:cs="Times New Roman"/>
+        </w:rPr>
+        <w:t>TF-IDF consists of two components:</w:t>
       </w:r>
     </w:p>
     <w:p>
@@ -2447,73 +2378,69 @@
         <w:pStyle w:val="Heading3"/>
         <w:keepNext w:val="0"/>
         <w:keepLines w:val="0"/>
-        <w:spacing w:before="280" w:lineRule="auto"/>
-        <w:rPr>
-          <w:rFonts w:ascii="Times New Roman" w:cs="Times New Roman" w:eastAsia="Times New Roman" w:hAnsi="Times New Roman"/>
-          <w:b w:val="1"/>
-          <w:bCs w:val="1"/>
+        <w:spacing w:before="280"/>
+        <w:rPr>
+          <w:rFonts w:ascii="Times New Roman" w:eastAsia="Times New Roman" w:hAnsi="Times New Roman" w:cs="Times New Roman"/>
+          <w:b/>
+          <w:bCs/>
           <w:color w:val="000000"/>
           <w:sz w:val="22"/>
           <w:szCs w:val="22"/>
         </w:rPr>
       </w:pPr>
-      <w:bookmarkStart w:colFirst="0" w:colLast="0" w:name="_davr3jdw9iwi" w:id="6"/>
-      <w:bookmarkEnd w:id="6"/>
-      <w:r>
-        <w:rPr>
-          <w:rFonts w:ascii="Times New Roman" w:cs="Times New Roman" w:eastAsia="Times New Roman" w:hAnsi="Times New Roman"/>
-          <w:b w:val="1"/>
-          <w:bCs w:val="1"/>
+      <w:bookmarkStart w:id="5" w:name="_davr3jdw9iwi" w:colFirst="0" w:colLast="0"/>
+      <w:bookmarkEnd w:id="5"/>
+      <w:r>
+        <w:rPr>
+          <w:rFonts w:ascii="Times New Roman" w:eastAsia="Times New Roman" w:hAnsi="Times New Roman" w:cs="Times New Roman"/>
+          <w:b/>
+          <w:bCs/>
           <w:color w:val="000000"/>
           <w:sz w:val="22"/>
           <w:szCs w:val="22"/>
-          <w:rtl w:val="0"/>
-        </w:rPr>
-        <w:t xml:space="preserve">Term Frequency (TF)</w:t>
-      </w:r>
-    </w:p>
-    <w:p>
-      <w:pPr>
-        <w:spacing w:after="240" w:before="240" w:lineRule="auto"/>
-        <w:rPr>
-          <w:rFonts w:ascii="Times New Roman" w:cs="Times New Roman" w:eastAsia="Times New Roman" w:hAnsi="Times New Roman"/>
-        </w:rPr>
-      </w:pPr>
-      <w:r>
-        <w:rPr>
-          <w:rFonts w:ascii="Times New Roman" w:cs="Times New Roman" w:eastAsia="Times New Roman" w:hAnsi="Times New Roman"/>
-          <w:rtl w:val="0"/>
-        </w:rPr>
-        <w:t xml:space="preserve">Measures how frequently a word appears in a document.</w:t>
-      </w:r>
-    </w:p>
-    <w:p>
-      <w:pPr>
-        <w:spacing w:after="240" w:before="240" w:lineRule="auto"/>
-        <w:rPr>
-          <w:rFonts w:ascii="Times New Roman" w:cs="Times New Roman" w:eastAsia="Times New Roman" w:hAnsi="Times New Roman"/>
-        </w:rPr>
-      </w:pPr>
-      <w:r>
-        <w:rPr>
-          <w:rFonts w:ascii="Times New Roman" w:cs="Times New Roman" w:eastAsia="Times New Roman" w:hAnsi="Times New Roman"/>
-          <w:rtl w:val="0"/>
-        </w:rPr>
-        <w:t xml:space="preserve">Formula:</w:t>
-      </w:r>
-    </w:p>
-    <w:p>
-      <w:pPr>
-        <w:rPr>
-          <w:rFonts w:ascii="Times New Roman" w:cs="Times New Roman" w:eastAsia="Times New Roman" w:hAnsi="Times New Roman"/>
-        </w:rPr>
-      </w:pPr>
-      <w:r>
-        <w:rPr>
-          <w:rFonts w:ascii="Times New Roman" w:cs="Times New Roman" w:eastAsia="Times New Roman" w:hAnsi="Times New Roman"/>
-          <w:rtl w:val="0"/>
-        </w:rPr>
-        <w:t xml:space="preserve">TF=Number of times word appears in documentTotal words in documentTF = \frac{\text{Number of times word appears in document}}{\text{Total words in document}}TF=Total words in documentNumber of times word appears in document​</w:t>
+        </w:rPr>
+        <w:t>Term Frequency (TF)</w:t>
+      </w:r>
+    </w:p>
+    <w:p>
+      <w:pPr>
+        <w:spacing w:before="240" w:after="240"/>
+        <w:rPr>
+          <w:rFonts w:ascii="Times New Roman" w:eastAsia="Times New Roman" w:hAnsi="Times New Roman" w:cs="Times New Roman"/>
+        </w:rPr>
+      </w:pPr>
+      <w:r>
+        <w:rPr>
+          <w:rFonts w:ascii="Times New Roman" w:eastAsia="Times New Roman" w:hAnsi="Times New Roman" w:cs="Times New Roman"/>
+        </w:rPr>
+        <w:t>Measures how frequently a word appears in a document.</w:t>
+      </w:r>
+    </w:p>
+    <w:p>
+      <w:pPr>
+        <w:spacing w:before="240" w:after="240"/>
+        <w:rPr>
+          <w:rFonts w:ascii="Times New Roman" w:eastAsia="Times New Roman" w:hAnsi="Times New Roman" w:cs="Times New Roman"/>
+        </w:rPr>
+      </w:pPr>
+      <w:r>
+        <w:rPr>
+          <w:rFonts w:ascii="Times New Roman" w:eastAsia="Times New Roman" w:hAnsi="Times New Roman" w:cs="Times New Roman"/>
+        </w:rPr>
+        <w:t>Formula:</w:t>
+      </w:r>
+    </w:p>
+    <w:p>
+      <w:pPr>
+        <w:rPr>
+          <w:rFonts w:ascii="Times New Roman" w:eastAsia="Times New Roman" w:hAnsi="Times New Roman" w:cs="Times New Roman"/>
+        </w:rPr>
+      </w:pPr>
+      <w:r>
+        <w:rPr>
+          <w:rFonts w:ascii="Times New Roman" w:eastAsia="Times New Roman" w:hAnsi="Times New Roman" w:cs="Times New Roman"/>
+        </w:rPr>
+        <w:t>TF=Number of times word appears in documentTotal words in documentTF = \frac{\text{Number of times word appears in document}}{\text{Total words in document}}TF=Total words in documentNumber of times word appears in document​</w:t>
       </w:r>
     </w:p>
     <w:p>
@@ -2521,73 +2448,70 @@
         <w:pStyle w:val="Heading3"/>
         <w:keepNext w:val="0"/>
         <w:keepLines w:val="0"/>
-        <w:spacing w:before="280" w:lineRule="auto"/>
-        <w:rPr>
-          <w:rFonts w:ascii="Times New Roman" w:cs="Times New Roman" w:eastAsia="Times New Roman" w:hAnsi="Times New Roman"/>
-          <w:b w:val="1"/>
-          <w:bCs w:val="1"/>
+        <w:spacing w:before="280"/>
+        <w:rPr>
+          <w:rFonts w:ascii="Times New Roman" w:eastAsia="Times New Roman" w:hAnsi="Times New Roman" w:cs="Times New Roman"/>
+          <w:b/>
+          <w:bCs/>
           <w:color w:val="000000"/>
           <w:sz w:val="22"/>
           <w:szCs w:val="22"/>
         </w:rPr>
       </w:pPr>
-      <w:bookmarkStart w:colFirst="0" w:colLast="0" w:name="_idcd52gh1y8d" w:id="7"/>
-      <w:bookmarkEnd w:id="7"/>
-      <w:r>
-        <w:rPr>
-          <w:rFonts w:ascii="Times New Roman" w:cs="Times New Roman" w:eastAsia="Times New Roman" w:hAnsi="Times New Roman"/>
-          <w:b w:val="1"/>
-          <w:bCs w:val="1"/>
+      <w:bookmarkStart w:id="6" w:name="_idcd52gh1y8d" w:colFirst="0" w:colLast="0"/>
+      <w:bookmarkEnd w:id="6"/>
+      <w:r>
+        <w:rPr>
+          <w:rFonts w:ascii="Times New Roman" w:eastAsia="Times New Roman" w:hAnsi="Times New Roman" w:cs="Times New Roman"/>
+          <w:b/>
+          <w:bCs/>
           <w:color w:val="000000"/>
           <w:sz w:val="22"/>
           <w:szCs w:val="22"/>
-          <w:rtl w:val="0"/>
-        </w:rPr>
-        <w:t xml:space="preserve">Inverse Document Frequency (IDF)</w:t>
-      </w:r>
-    </w:p>
-    <w:p>
-      <w:pPr>
-        <w:spacing w:after="240" w:before="240" w:lineRule="auto"/>
-        <w:rPr>
-          <w:rFonts w:ascii="Times New Roman" w:cs="Times New Roman" w:eastAsia="Times New Roman" w:hAnsi="Times New Roman"/>
-        </w:rPr>
-      </w:pPr>
-      <w:r>
-        <w:rPr>
-          <w:rFonts w:ascii="Times New Roman" w:cs="Times New Roman" w:eastAsia="Times New Roman" w:hAnsi="Times New Roman"/>
-          <w:rtl w:val="0"/>
-        </w:rPr>
-        <w:t xml:space="preserve">Measures how unique or rare a word is across all documents.</w:t>
-      </w:r>
-    </w:p>
-    <w:p>
-      <w:pPr>
-        <w:spacing w:after="240" w:before="240" w:lineRule="auto"/>
-        <w:rPr>
-          <w:rFonts w:ascii="Times New Roman" w:cs="Times New Roman" w:eastAsia="Times New Roman" w:hAnsi="Times New Roman"/>
-        </w:rPr>
-      </w:pPr>
-      <w:r>
-        <w:rPr>
-          <w:rFonts w:ascii="Times New Roman" w:cs="Times New Roman" w:eastAsia="Times New Roman" w:hAnsi="Times New Roman"/>
-          <w:rtl w:val="0"/>
-        </w:rPr>
-        <w:t xml:space="preserve">Formula:</w:t>
-      </w:r>
-    </w:p>
-    <w:p>
-      <w:pPr>
-        <w:rPr>
-          <w:rFonts w:ascii="Times New Roman" w:cs="Times New Roman" w:eastAsia="Times New Roman" w:hAnsi="Times New Roman"/>
-        </w:rPr>
-      </w:pPr>
-      <w:r>
-        <w:rPr>
-          <w:rFonts w:ascii="Times New Roman" w:cs="Times New Roman" w:eastAsia="Times New Roman" w:hAnsi="Times New Roman"/>
-          <w:rtl w:val="0"/>
-        </w:rPr>
-        <w:t xml:space="preserve">IDF=log⁡(Total DocumentsDocuments containing the word)IDF = \log \left(\frac{Total\ Documents}{Documents\ containing\ the\ word}\right)IDF=log(Documents containing the wordTotal Documents​)</w:t>
+        </w:rPr>
+        <w:t>Inverse Document Frequency (IDF)</w:t>
+      </w:r>
+    </w:p>
+    <w:p>
+      <w:pPr>
+        <w:spacing w:before="240" w:after="240"/>
+        <w:rPr>
+          <w:rFonts w:ascii="Times New Roman" w:eastAsia="Times New Roman" w:hAnsi="Times New Roman" w:cs="Times New Roman"/>
+        </w:rPr>
+      </w:pPr>
+      <w:r>
+        <w:rPr>
+          <w:rFonts w:ascii="Times New Roman" w:eastAsia="Times New Roman" w:hAnsi="Times New Roman" w:cs="Times New Roman"/>
+        </w:rPr>
+        <w:lastRenderedPageBreak/>
+        <w:t>Measures how unique or rare a word is across all documents.</w:t>
+      </w:r>
+    </w:p>
+    <w:p>
+      <w:pPr>
+        <w:spacing w:before="240" w:after="240"/>
+        <w:rPr>
+          <w:rFonts w:ascii="Times New Roman" w:eastAsia="Times New Roman" w:hAnsi="Times New Roman" w:cs="Times New Roman"/>
+        </w:rPr>
+      </w:pPr>
+      <w:r>
+        <w:rPr>
+          <w:rFonts w:ascii="Times New Roman" w:eastAsia="Times New Roman" w:hAnsi="Times New Roman" w:cs="Times New Roman"/>
+        </w:rPr>
+        <w:t>Formula:</w:t>
+      </w:r>
+    </w:p>
+    <w:p>
+      <w:pPr>
+        <w:rPr>
+          <w:rFonts w:ascii="Times New Roman" w:eastAsia="Times New Roman" w:hAnsi="Times New Roman" w:cs="Times New Roman"/>
+        </w:rPr>
+      </w:pPr>
+      <w:r>
+        <w:rPr>
+          <w:rFonts w:ascii="Times New Roman" w:eastAsia="Times New Roman" w:hAnsi="Times New Roman" w:cs="Times New Roman"/>
+        </w:rPr>
+        <w:t>IDF=log⁡(Total DocumentsDocuments containing the word)IDF = \log \left(\frac{Total\ Documents}{Documents\ containing\ the\ word}\right)IDF=log(Documents containing the wordTotal Documents​)</w:t>
       </w:r>
     </w:p>
     <w:p>
@@ -2595,105 +2519,97 @@
         <w:pStyle w:val="Heading3"/>
         <w:keepNext w:val="0"/>
         <w:keepLines w:val="0"/>
-        <w:spacing w:before="280" w:lineRule="auto"/>
-        <w:rPr>
-          <w:rFonts w:ascii="Times New Roman" w:cs="Times New Roman" w:eastAsia="Times New Roman" w:hAnsi="Times New Roman"/>
-          <w:b w:val="1"/>
-          <w:bCs w:val="1"/>
+        <w:spacing w:before="280"/>
+        <w:rPr>
+          <w:rFonts w:ascii="Times New Roman" w:eastAsia="Times New Roman" w:hAnsi="Times New Roman" w:cs="Times New Roman"/>
+          <w:b/>
+          <w:bCs/>
           <w:color w:val="000000"/>
           <w:sz w:val="22"/>
           <w:szCs w:val="22"/>
         </w:rPr>
       </w:pPr>
-      <w:bookmarkStart w:colFirst="0" w:colLast="0" w:name="_civaehvnpp57" w:id="8"/>
-      <w:bookmarkEnd w:id="8"/>
-      <w:r>
-        <w:rPr>
-          <w:rFonts w:ascii="Times New Roman" w:cs="Times New Roman" w:eastAsia="Times New Roman" w:hAnsi="Times New Roman"/>
-          <w:b w:val="1"/>
-          <w:bCs w:val="1"/>
+      <w:bookmarkStart w:id="7" w:name="_civaehvnpp57" w:colFirst="0" w:colLast="0"/>
+      <w:bookmarkEnd w:id="7"/>
+      <w:r>
+        <w:rPr>
+          <w:rFonts w:ascii="Times New Roman" w:eastAsia="Times New Roman" w:hAnsi="Times New Roman" w:cs="Times New Roman"/>
+          <w:b/>
+          <w:bCs/>
           <w:color w:val="000000"/>
           <w:sz w:val="22"/>
           <w:szCs w:val="22"/>
-          <w:rtl w:val="0"/>
-        </w:rPr>
-        <w:t xml:space="preserve">TF-IDF Formula</w:t>
-      </w:r>
-    </w:p>
-    <w:p>
-      <w:pPr>
-        <w:rPr>
-          <w:rFonts w:ascii="Times New Roman" w:cs="Times New Roman" w:eastAsia="Times New Roman" w:hAnsi="Times New Roman"/>
-        </w:rPr>
-      </w:pPr>
-      <w:r>
-        <w:rPr>
-          <w:rFonts w:ascii="Gungsuh" w:cs="Gungsuh" w:eastAsia="Gungsuh" w:hAnsi="Gungsuh"/>
-          <w:rtl w:val="0"/>
-        </w:rPr>
-        <w:t xml:space="preserve">TF−IDF=TF×IDFTF-IDF = TF \times IDFTF−IDF=TF×IDF</w:t>
-      </w:r>
-    </w:p>
-    <w:p>
-      <w:pPr>
-        <w:spacing w:after="240" w:before="240" w:lineRule="auto"/>
-        <w:rPr>
-          <w:rFonts w:ascii="Times New Roman" w:cs="Times New Roman" w:eastAsia="Times New Roman" w:hAnsi="Times New Roman"/>
-        </w:rPr>
-      </w:pPr>
-      <w:r>
-        <w:rPr>
-          <w:rFonts w:ascii="Times New Roman" w:cs="Times New Roman" w:eastAsia="Times New Roman" w:hAnsi="Times New Roman"/>
-          <w:rtl w:val="0"/>
+        </w:rPr>
+        <w:t>TF-IDF Formula</w:t>
+      </w:r>
+    </w:p>
+    <w:p>
+      <w:pPr>
+        <w:rPr>
+          <w:rFonts w:ascii="Times New Roman" w:eastAsia="Times New Roman" w:hAnsi="Times New Roman" w:cs="Times New Roman"/>
+        </w:rPr>
+      </w:pPr>
+      <w:r>
+        <w:rPr>
+          <w:rFonts w:ascii="Gungsuh" w:eastAsia="Gungsuh" w:hAnsi="Gungsuh" w:cs="Gungsuh"/>
+        </w:rPr>
+        <w:t>TF−IDF=TF×IDFTF-IDF = TF \times IDFTF−IDF=TF×IDF</w:t>
+      </w:r>
+    </w:p>
+    <w:p>
+      <w:pPr>
+        <w:spacing w:before="240" w:after="240"/>
+        <w:rPr>
+          <w:rFonts w:ascii="Times New Roman" w:eastAsia="Times New Roman" w:hAnsi="Times New Roman" w:cs="Times New Roman"/>
+        </w:rPr>
+      </w:pPr>
+      <w:r>
+        <w:rPr>
+          <w:rFonts w:ascii="Times New Roman" w:eastAsia="Times New Roman" w:hAnsi="Times New Roman" w:cs="Times New Roman"/>
         </w:rPr>
         <w:t xml:space="preserve">Important words receive </w:t>
       </w:r>
       <w:r>
         <w:rPr>
-          <w:rFonts w:ascii="Times New Roman" w:cs="Times New Roman" w:eastAsia="Times New Roman" w:hAnsi="Times New Roman"/>
-          <w:b w:val="1"/>
-          <w:bCs w:val="1"/>
-          <w:rtl w:val="0"/>
-        </w:rPr>
-        <w:t xml:space="preserve">higher TF-IDF values</w:t>
-      </w:r>
-      <w:r>
-        <w:rPr>
-          <w:rFonts w:ascii="Times New Roman" w:cs="Times New Roman" w:eastAsia="Times New Roman" w:hAnsi="Times New Roman"/>
-          <w:rtl w:val="0"/>
+          <w:rFonts w:ascii="Times New Roman" w:eastAsia="Times New Roman" w:hAnsi="Times New Roman" w:cs="Times New Roman"/>
+          <w:b/>
+          <w:bCs/>
+        </w:rPr>
+        <w:t>higher TF-IDF values</w:t>
+      </w:r>
+      <w:r>
+        <w:rPr>
+          <w:rFonts w:ascii="Times New Roman" w:eastAsia="Times New Roman" w:hAnsi="Times New Roman" w:cs="Times New Roman"/>
         </w:rPr>
         <w:t xml:space="preserve">, while common words receive </w:t>
       </w:r>
       <w:r>
         <w:rPr>
-          <w:rFonts w:ascii="Times New Roman" w:cs="Times New Roman" w:eastAsia="Times New Roman" w:hAnsi="Times New Roman"/>
-          <w:b w:val="1"/>
-          <w:bCs w:val="1"/>
-          <w:rtl w:val="0"/>
-        </w:rPr>
-        <w:t xml:space="preserve">lower values</w:t>
-      </w:r>
-      <w:r>
-        <w:rPr>
-          <w:rFonts w:ascii="Times New Roman" w:cs="Times New Roman" w:eastAsia="Times New Roman" w:hAnsi="Times New Roman"/>
-          <w:rtl w:val="0"/>
-        </w:rPr>
-        <w:t xml:space="preserve">.</w:t>
-      </w:r>
-    </w:p>
-    <w:p>
-      <w:pPr>
-        <w:spacing w:after="240" w:before="240" w:lineRule="auto"/>
-        <w:rPr>
-          <w:rFonts w:ascii="Times New Roman" w:cs="Times New Roman" w:eastAsia="Times New Roman" w:hAnsi="Times New Roman"/>
-        </w:rPr>
-      </w:pPr>
-      <w:r>
-        <w:rPr>
-          <w:rFonts w:ascii="Times New Roman" w:cs="Times New Roman" w:eastAsia="Times New Roman" w:hAnsi="Times New Roman"/>
-          <w:rtl w:val="0"/>
-        </w:rPr>
-        <w:t xml:space="preserve">Advantages:</w:t>
+          <w:rFonts w:ascii="Times New Roman" w:eastAsia="Times New Roman" w:hAnsi="Times New Roman" w:cs="Times New Roman"/>
+          <w:b/>
+          <w:bCs/>
+        </w:rPr>
+        <w:t>lower values</w:t>
+      </w:r>
+      <w:r>
+        <w:rPr>
+          <w:rFonts w:ascii="Times New Roman" w:eastAsia="Times New Roman" w:hAnsi="Times New Roman" w:cs="Times New Roman"/>
+        </w:rPr>
+        <w:t>.</w:t>
+      </w:r>
+    </w:p>
+    <w:p>
+      <w:pPr>
+        <w:spacing w:before="240" w:after="240"/>
+        <w:rPr>
+          <w:rFonts w:ascii="Times New Roman" w:eastAsia="Times New Roman" w:hAnsi="Times New Roman" w:cs="Times New Roman"/>
+        </w:rPr>
+      </w:pPr>
+      <w:r>
+        <w:rPr>
+          <w:rFonts w:ascii="Times New Roman" w:eastAsia="Times New Roman" w:hAnsi="Times New Roman" w:cs="Times New Roman"/>
+        </w:rPr>
+        <w:t>Advantages:</w:t>
       </w:r>
     </w:p>
     <w:p>
@@ -2702,19 +2618,22 @@
           <w:ilvl w:val="0"/>
           <w:numId w:val="8"/>
         </w:numPr>
-        <w:spacing w:after="0" w:afterAutospacing="0" w:before="240" w:lineRule="auto"/>
-        <w:ind w:left="720" w:hanging="360"/>
-        <w:rPr>
-          <w:rFonts w:ascii="Times New Roman" w:cs="Times New Roman" w:eastAsia="Times New Roman" w:hAnsi="Times New Roman"/>
-        </w:rPr>
-      </w:pPr>
-      <w:r>
-        <w:rPr>
-          <w:rFonts w:ascii="Times New Roman" w:cs="Times New Roman" w:eastAsia="Times New Roman" w:hAnsi="Times New Roman"/>
-          <w:rtl w:val="0"/>
-        </w:rPr>
-        <w:t xml:space="preserve">Identifies important words</w:t>
-        <w:br w:type="textWrapping"/>
+        <w:spacing w:before="240"/>
+        <w:rPr>
+          <w:rFonts w:ascii="Times New Roman" w:eastAsia="Times New Roman" w:hAnsi="Times New Roman" w:cs="Times New Roman"/>
+        </w:rPr>
+      </w:pPr>
+      <w:r>
+        <w:rPr>
+          <w:rFonts w:ascii="Times New Roman" w:eastAsia="Times New Roman" w:hAnsi="Times New Roman" w:cs="Times New Roman"/>
+        </w:rPr>
+        <w:t>Identifies important words</w:t>
+      </w:r>
+      <w:r>
+        <w:rPr>
+          <w:rFonts w:ascii="Times New Roman" w:eastAsia="Times New Roman" w:hAnsi="Times New Roman" w:cs="Times New Roman"/>
+        </w:rPr>
+        <w:br/>
       </w:r>
     </w:p>
     <w:p>
@@ -2723,19 +2642,21 @@
           <w:ilvl w:val="0"/>
           <w:numId w:val="8"/>
         </w:numPr>
-        <w:spacing w:after="0" w:afterAutospacing="0" w:before="0" w:beforeAutospacing="0" w:lineRule="auto"/>
-        <w:ind w:left="720" w:hanging="360"/>
-        <w:rPr>
-          <w:rFonts w:ascii="Times New Roman" w:cs="Times New Roman" w:eastAsia="Times New Roman" w:hAnsi="Times New Roman"/>
-        </w:rPr>
-      </w:pPr>
-      <w:r>
-        <w:rPr>
-          <w:rFonts w:ascii="Times New Roman" w:cs="Times New Roman" w:eastAsia="Times New Roman" w:hAnsi="Times New Roman"/>
-          <w:rtl w:val="0"/>
-        </w:rPr>
-        <w:t xml:space="preserve">Reduces impact of common words</w:t>
-        <w:br w:type="textWrapping"/>
+        <w:rPr>
+          <w:rFonts w:ascii="Times New Roman" w:eastAsia="Times New Roman" w:hAnsi="Times New Roman" w:cs="Times New Roman"/>
+        </w:rPr>
+      </w:pPr>
+      <w:r>
+        <w:rPr>
+          <w:rFonts w:ascii="Times New Roman" w:eastAsia="Times New Roman" w:hAnsi="Times New Roman" w:cs="Times New Roman"/>
+        </w:rPr>
+        <w:t>Reduces impact of common words</w:t>
+      </w:r>
+      <w:r>
+        <w:rPr>
+          <w:rFonts w:ascii="Times New Roman" w:eastAsia="Times New Roman" w:hAnsi="Times New Roman" w:cs="Times New Roman"/>
+        </w:rPr>
+        <w:br/>
       </w:r>
     </w:p>
     <w:p>
@@ -2744,18 +2665,16 @@
           <w:ilvl w:val="0"/>
           <w:numId w:val="8"/>
         </w:numPr>
-        <w:spacing w:after="240" w:before="0" w:beforeAutospacing="0" w:lineRule="auto"/>
-        <w:ind w:left="720" w:hanging="360"/>
-        <w:rPr>
-          <w:rFonts w:ascii="Times New Roman" w:cs="Times New Roman" w:eastAsia="Times New Roman" w:hAnsi="Times New Roman"/>
-        </w:rPr>
-      </w:pPr>
-      <w:r>
-        <w:rPr>
-          <w:rFonts w:ascii="Times New Roman" w:cs="Times New Roman" w:eastAsia="Times New Roman" w:hAnsi="Times New Roman"/>
-          <w:rtl w:val="0"/>
-        </w:rPr>
-        <w:t xml:space="preserve">Useful for text classification and information retrieval</w:t>
+        <w:spacing w:after="240"/>
+        <w:rPr>
+          <w:rFonts w:ascii="Times New Roman" w:eastAsia="Times New Roman" w:hAnsi="Times New Roman" w:cs="Times New Roman"/>
+        </w:rPr>
+      </w:pPr>
+      <w:r>
+        <w:rPr>
+          <w:rFonts w:ascii="Times New Roman" w:eastAsia="Times New Roman" w:hAnsi="Times New Roman" w:cs="Times New Roman"/>
+        </w:rPr>
+        <w:t>Useful for text classification and information retrieval</w:t>
       </w:r>
     </w:p>
     <w:p>
@@ -2763,73 +2682,68 @@
         <w:pStyle w:val="Heading1"/>
         <w:keepNext w:val="0"/>
         <w:keepLines w:val="0"/>
-        <w:spacing w:before="480" w:lineRule="auto"/>
-        <w:rPr>
-          <w:rFonts w:ascii="Times New Roman" w:cs="Times New Roman" w:eastAsia="Times New Roman" w:hAnsi="Times New Roman"/>
-          <w:b w:val="1"/>
-          <w:bCs w:val="1"/>
+        <w:spacing w:before="480"/>
+        <w:rPr>
+          <w:rFonts w:ascii="Times New Roman" w:eastAsia="Times New Roman" w:hAnsi="Times New Roman" w:cs="Times New Roman"/>
+          <w:b/>
+          <w:bCs/>
           <w:sz w:val="22"/>
           <w:szCs w:val="22"/>
         </w:rPr>
       </w:pPr>
-      <w:bookmarkStart w:colFirst="0" w:colLast="0" w:name="_24xmtiqn0orz" w:id="9"/>
-      <w:bookmarkEnd w:id="9"/>
-      <w:r>
-        <w:rPr>
-          <w:rFonts w:ascii="Times New Roman" w:cs="Times New Roman" w:eastAsia="Times New Roman" w:hAnsi="Times New Roman"/>
-          <w:b w:val="1"/>
-          <w:bCs w:val="1"/>
+      <w:bookmarkStart w:id="8" w:name="_24xmtiqn0orz" w:colFirst="0" w:colLast="0"/>
+      <w:bookmarkEnd w:id="8"/>
+      <w:r>
+        <w:rPr>
+          <w:rFonts w:ascii="Times New Roman" w:eastAsia="Times New Roman" w:hAnsi="Times New Roman" w:cs="Times New Roman"/>
+          <w:b/>
+          <w:bCs/>
           <w:sz w:val="22"/>
           <w:szCs w:val="22"/>
-          <w:rtl w:val="0"/>
-        </w:rPr>
-        <w:t xml:space="preserve">6. Saving Outputs</w:t>
-      </w:r>
-    </w:p>
-    <w:p>
-      <w:pPr>
-        <w:spacing w:after="240" w:before="240" w:lineRule="auto"/>
-        <w:rPr>
-          <w:rFonts w:ascii="Times New Roman" w:cs="Times New Roman" w:eastAsia="Times New Roman" w:hAnsi="Times New Roman"/>
-        </w:rPr>
-      </w:pPr>
-      <w:r>
-        <w:rPr>
-          <w:rFonts w:ascii="Times New Roman" w:cs="Times New Roman" w:eastAsia="Times New Roman" w:hAnsi="Times New Roman"/>
-          <w:rtl w:val="0"/>
+        </w:rPr>
+        <w:t>6. Saving Outputs</w:t>
+      </w:r>
+    </w:p>
+    <w:p>
+      <w:pPr>
+        <w:spacing w:before="240" w:after="240"/>
+        <w:rPr>
+          <w:rFonts w:ascii="Times New Roman" w:eastAsia="Times New Roman" w:hAnsi="Times New Roman" w:cs="Times New Roman"/>
+        </w:rPr>
+      </w:pPr>
+      <w:r>
+        <w:rPr>
+          <w:rFonts w:ascii="Times New Roman" w:eastAsia="Times New Roman" w:hAnsi="Times New Roman" w:cs="Times New Roman"/>
         </w:rPr>
         <w:t xml:space="preserve">After preprocessing and feature extraction, the results can be </w:t>
       </w:r>
       <w:r>
         <w:rPr>
-          <w:rFonts w:ascii="Times New Roman" w:cs="Times New Roman" w:eastAsia="Times New Roman" w:hAnsi="Times New Roman"/>
-          <w:b w:val="1"/>
-          <w:bCs w:val="1"/>
-          <w:rtl w:val="0"/>
-        </w:rPr>
-        <w:t xml:space="preserve">saved for later use</w:t>
-      </w:r>
-      <w:r>
-        <w:rPr>
-          <w:rFonts w:ascii="Times New Roman" w:cs="Times New Roman" w:eastAsia="Times New Roman" w:hAnsi="Times New Roman"/>
-          <w:rtl w:val="0"/>
-        </w:rPr>
-        <w:t xml:space="preserve">.</w:t>
-      </w:r>
-    </w:p>
-    <w:p>
-      <w:pPr>
-        <w:spacing w:after="240" w:before="240" w:lineRule="auto"/>
-        <w:rPr>
-          <w:rFonts w:ascii="Times New Roman" w:cs="Times New Roman" w:eastAsia="Times New Roman" w:hAnsi="Times New Roman"/>
-        </w:rPr>
-      </w:pPr>
-      <w:r>
-        <w:rPr>
-          <w:rFonts w:ascii="Times New Roman" w:cs="Times New Roman" w:eastAsia="Times New Roman" w:hAnsi="Times New Roman"/>
-          <w:rtl w:val="0"/>
-        </w:rPr>
-        <w:t xml:space="preserve">Common formats for saving outputs:</w:t>
+          <w:rFonts w:ascii="Times New Roman" w:eastAsia="Times New Roman" w:hAnsi="Times New Roman" w:cs="Times New Roman"/>
+          <w:b/>
+          <w:bCs/>
+        </w:rPr>
+        <w:t>saved for later use</w:t>
+      </w:r>
+      <w:r>
+        <w:rPr>
+          <w:rFonts w:ascii="Times New Roman" w:eastAsia="Times New Roman" w:hAnsi="Times New Roman" w:cs="Times New Roman"/>
+        </w:rPr>
+        <w:t>.</w:t>
+      </w:r>
+    </w:p>
+    <w:p>
+      <w:pPr>
+        <w:spacing w:before="240" w:after="240"/>
+        <w:rPr>
+          <w:rFonts w:ascii="Times New Roman" w:eastAsia="Times New Roman" w:hAnsi="Times New Roman" w:cs="Times New Roman"/>
+        </w:rPr>
+      </w:pPr>
+      <w:r>
+        <w:rPr>
+          <w:rFonts w:ascii="Times New Roman" w:eastAsia="Times New Roman" w:hAnsi="Times New Roman" w:cs="Times New Roman"/>
+        </w:rPr>
+        <w:t>Common formats for saving outputs:</w:t>
       </w:r>
     </w:p>
     <w:p>
@@ -2838,21 +2752,26 @@
           <w:ilvl w:val="0"/>
           <w:numId w:val="6"/>
         </w:numPr>
-        <w:spacing w:after="0" w:afterAutospacing="0" w:before="240" w:lineRule="auto"/>
-        <w:ind w:left="720" w:hanging="360"/>
-        <w:rPr>
-          <w:rFonts w:ascii="Times New Roman" w:cs="Times New Roman" w:eastAsia="Times New Roman" w:hAnsi="Times New Roman"/>
-        </w:rPr>
-      </w:pPr>
-      <w:r>
-        <w:rPr>
-          <w:rFonts w:ascii="Times New Roman" w:cs="Times New Roman" w:eastAsia="Times New Roman" w:hAnsi="Times New Roman"/>
-          <w:b w:val="1"/>
-          <w:bCs w:val="1"/>
-          <w:rtl w:val="0"/>
-        </w:rPr>
-        <w:t xml:space="preserve">CSV files</w:t>
-        <w:br w:type="textWrapping"/>
+        <w:spacing w:before="240"/>
+        <w:rPr>
+          <w:rFonts w:ascii="Times New Roman" w:eastAsia="Times New Roman" w:hAnsi="Times New Roman" w:cs="Times New Roman"/>
+        </w:rPr>
+      </w:pPr>
+      <w:r>
+        <w:rPr>
+          <w:rFonts w:ascii="Times New Roman" w:eastAsia="Times New Roman" w:hAnsi="Times New Roman" w:cs="Times New Roman"/>
+          <w:b/>
+          <w:bCs/>
+        </w:rPr>
+        <w:t>CSV files</w:t>
+      </w:r>
+      <w:r>
+        <w:rPr>
+          <w:rFonts w:ascii="Times New Roman" w:eastAsia="Times New Roman" w:hAnsi="Times New Roman" w:cs="Times New Roman"/>
+          <w:b/>
+          <w:bCs/>
+        </w:rPr>
+        <w:br/>
       </w:r>
     </w:p>
     <w:p>
@@ -2861,21 +2780,25 @@
           <w:ilvl w:val="0"/>
           <w:numId w:val="6"/>
         </w:numPr>
-        <w:spacing w:after="0" w:afterAutospacing="0" w:before="0" w:beforeAutospacing="0" w:lineRule="auto"/>
-        <w:ind w:left="720" w:hanging="360"/>
-        <w:rPr>
-          <w:rFonts w:ascii="Times New Roman" w:cs="Times New Roman" w:eastAsia="Times New Roman" w:hAnsi="Times New Roman"/>
-        </w:rPr>
-      </w:pPr>
-      <w:r>
-        <w:rPr>
-          <w:rFonts w:ascii="Times New Roman" w:cs="Times New Roman" w:eastAsia="Times New Roman" w:hAnsi="Times New Roman"/>
-          <w:b w:val="1"/>
-          <w:bCs w:val="1"/>
-          <w:rtl w:val="0"/>
-        </w:rPr>
-        <w:t xml:space="preserve">Text files</w:t>
-        <w:br w:type="textWrapping"/>
+        <w:rPr>
+          <w:rFonts w:ascii="Times New Roman" w:eastAsia="Times New Roman" w:hAnsi="Times New Roman" w:cs="Times New Roman"/>
+        </w:rPr>
+      </w:pPr>
+      <w:r>
+        <w:rPr>
+          <w:rFonts w:ascii="Times New Roman" w:eastAsia="Times New Roman" w:hAnsi="Times New Roman" w:cs="Times New Roman"/>
+          <w:b/>
+          <w:bCs/>
+        </w:rPr>
+        <w:t>Text files</w:t>
+      </w:r>
+      <w:r>
+        <w:rPr>
+          <w:rFonts w:ascii="Times New Roman" w:eastAsia="Times New Roman" w:hAnsi="Times New Roman" w:cs="Times New Roman"/>
+          <w:b/>
+          <w:bCs/>
+        </w:rPr>
+        <w:br/>
       </w:r>
     </w:p>
     <w:p>
@@ -2884,21 +2807,25 @@
           <w:ilvl w:val="0"/>
           <w:numId w:val="6"/>
         </w:numPr>
-        <w:spacing w:after="0" w:afterAutospacing="0" w:before="0" w:beforeAutospacing="0" w:lineRule="auto"/>
-        <w:ind w:left="720" w:hanging="360"/>
-        <w:rPr>
-          <w:rFonts w:ascii="Times New Roman" w:cs="Times New Roman" w:eastAsia="Times New Roman" w:hAnsi="Times New Roman"/>
-        </w:rPr>
-      </w:pPr>
-      <w:r>
-        <w:rPr>
-          <w:rFonts w:ascii="Times New Roman" w:cs="Times New Roman" w:eastAsia="Times New Roman" w:hAnsi="Times New Roman"/>
-          <w:b w:val="1"/>
-          <w:bCs w:val="1"/>
-          <w:rtl w:val="0"/>
-        </w:rPr>
-        <w:t xml:space="preserve">Pickle files</w:t>
-        <w:br w:type="textWrapping"/>
+        <w:rPr>
+          <w:rFonts w:ascii="Times New Roman" w:eastAsia="Times New Roman" w:hAnsi="Times New Roman" w:cs="Times New Roman"/>
+        </w:rPr>
+      </w:pPr>
+      <w:r>
+        <w:rPr>
+          <w:rFonts w:ascii="Times New Roman" w:eastAsia="Times New Roman" w:hAnsi="Times New Roman" w:cs="Times New Roman"/>
+          <w:b/>
+          <w:bCs/>
+        </w:rPr>
+        <w:t>Pickle files</w:t>
+      </w:r>
+      <w:r>
+        <w:rPr>
+          <w:rFonts w:ascii="Times New Roman" w:eastAsia="Times New Roman" w:hAnsi="Times New Roman" w:cs="Times New Roman"/>
+          <w:b/>
+          <w:bCs/>
+        </w:rPr>
+        <w:br/>
       </w:r>
     </w:p>
     <w:p>
@@ -2907,36 +2834,40 @@
           <w:ilvl w:val="0"/>
           <w:numId w:val="6"/>
         </w:numPr>
-        <w:spacing w:after="240" w:before="0" w:beforeAutospacing="0" w:lineRule="auto"/>
-        <w:ind w:left="720" w:hanging="360"/>
-        <w:rPr>
-          <w:rFonts w:ascii="Times New Roman" w:cs="Times New Roman" w:eastAsia="Times New Roman" w:hAnsi="Times New Roman"/>
-        </w:rPr>
-      </w:pPr>
-      <w:r>
-        <w:rPr>
-          <w:rFonts w:ascii="Times New Roman" w:cs="Times New Roman" w:eastAsia="Times New Roman" w:hAnsi="Times New Roman"/>
-          <w:b w:val="1"/>
-          <w:bCs w:val="1"/>
-          <w:rtl w:val="0"/>
-        </w:rPr>
-        <w:t xml:space="preserve">NumPy arrays</w:t>
-        <w:br w:type="textWrapping"/>
-      </w:r>
-    </w:p>
-    <w:p>
-      <w:pPr>
-        <w:spacing w:after="240" w:before="240" w:lineRule="auto"/>
-        <w:rPr>
-          <w:rFonts w:ascii="Times New Roman" w:cs="Times New Roman" w:eastAsia="Times New Roman" w:hAnsi="Times New Roman"/>
-        </w:rPr>
-      </w:pPr>
-      <w:r>
-        <w:rPr>
-          <w:rFonts w:ascii="Times New Roman" w:cs="Times New Roman" w:eastAsia="Times New Roman" w:hAnsi="Times New Roman"/>
-          <w:rtl w:val="0"/>
-        </w:rPr>
-        <w:t xml:space="preserve">Reasons to save outputs:</w:t>
+        <w:spacing w:after="240"/>
+        <w:rPr>
+          <w:rFonts w:ascii="Times New Roman" w:eastAsia="Times New Roman" w:hAnsi="Times New Roman" w:cs="Times New Roman"/>
+        </w:rPr>
+      </w:pPr>
+      <w:r>
+        <w:rPr>
+          <w:rFonts w:ascii="Times New Roman" w:eastAsia="Times New Roman" w:hAnsi="Times New Roman" w:cs="Times New Roman"/>
+          <w:b/>
+          <w:bCs/>
+        </w:rPr>
+        <w:t>NumPy arrays</w:t>
+      </w:r>
+      <w:r>
+        <w:rPr>
+          <w:rFonts w:ascii="Times New Roman" w:eastAsia="Times New Roman" w:hAnsi="Times New Roman" w:cs="Times New Roman"/>
+          <w:b/>
+          <w:bCs/>
+        </w:rPr>
+        <w:br/>
+      </w:r>
+    </w:p>
+    <w:p>
+      <w:pPr>
+        <w:spacing w:before="240" w:after="240"/>
+        <w:rPr>
+          <w:rFonts w:ascii="Times New Roman" w:eastAsia="Times New Roman" w:hAnsi="Times New Roman" w:cs="Times New Roman"/>
+        </w:rPr>
+      </w:pPr>
+      <w:r>
+        <w:rPr>
+          <w:rFonts w:ascii="Times New Roman" w:eastAsia="Times New Roman" w:hAnsi="Times New Roman" w:cs="Times New Roman"/>
+        </w:rPr>
+        <w:t>Reasons to save outputs:</w:t>
       </w:r>
     </w:p>
     <w:p>
@@ -2945,19 +2876,22 @@
           <w:ilvl w:val="0"/>
           <w:numId w:val="2"/>
         </w:numPr>
-        <w:spacing w:after="0" w:afterAutospacing="0" w:before="240" w:lineRule="auto"/>
-        <w:ind w:left="720" w:hanging="360"/>
-        <w:rPr>
-          <w:rFonts w:ascii="Times New Roman" w:cs="Times New Roman" w:eastAsia="Times New Roman" w:hAnsi="Times New Roman"/>
-        </w:rPr>
-      </w:pPr>
-      <w:r>
-        <w:rPr>
-          <w:rFonts w:ascii="Times New Roman" w:cs="Times New Roman" w:eastAsia="Times New Roman" w:hAnsi="Times New Roman"/>
-          <w:rtl w:val="0"/>
-        </w:rPr>
-        <w:t xml:space="preserve">Avoid repeating preprocessing steps</w:t>
-        <w:br w:type="textWrapping"/>
+        <w:spacing w:before="240"/>
+        <w:rPr>
+          <w:rFonts w:ascii="Times New Roman" w:eastAsia="Times New Roman" w:hAnsi="Times New Roman" w:cs="Times New Roman"/>
+        </w:rPr>
+      </w:pPr>
+      <w:r>
+        <w:rPr>
+          <w:rFonts w:ascii="Times New Roman" w:eastAsia="Times New Roman" w:hAnsi="Times New Roman" w:cs="Times New Roman"/>
+        </w:rPr>
+        <w:t>Avoid repeating preprocessing steps</w:t>
+      </w:r>
+      <w:r>
+        <w:rPr>
+          <w:rFonts w:ascii="Times New Roman" w:eastAsia="Times New Roman" w:hAnsi="Times New Roman" w:cs="Times New Roman"/>
+        </w:rPr>
+        <w:br/>
       </w:r>
     </w:p>
     <w:p>
@@ -2966,19 +2900,21 @@
           <w:ilvl w:val="0"/>
           <w:numId w:val="2"/>
         </w:numPr>
-        <w:spacing w:after="0" w:afterAutospacing="0" w:before="0" w:beforeAutospacing="0" w:lineRule="auto"/>
-        <w:ind w:left="720" w:hanging="360"/>
-        <w:rPr>
-          <w:rFonts w:ascii="Times New Roman" w:cs="Times New Roman" w:eastAsia="Times New Roman" w:hAnsi="Times New Roman"/>
-        </w:rPr>
-      </w:pPr>
-      <w:r>
-        <w:rPr>
-          <w:rFonts w:ascii="Times New Roman" w:cs="Times New Roman" w:eastAsia="Times New Roman" w:hAnsi="Times New Roman"/>
-          <w:rtl w:val="0"/>
-        </w:rPr>
-        <w:t xml:space="preserve">Reuse processed data for model training</w:t>
-        <w:br w:type="textWrapping"/>
+        <w:rPr>
+          <w:rFonts w:ascii="Times New Roman" w:eastAsia="Times New Roman" w:hAnsi="Times New Roman" w:cs="Times New Roman"/>
+        </w:rPr>
+      </w:pPr>
+      <w:r>
+        <w:rPr>
+          <w:rFonts w:ascii="Times New Roman" w:eastAsia="Times New Roman" w:hAnsi="Times New Roman" w:cs="Times New Roman"/>
+        </w:rPr>
+        <w:t>Reuse processed data for model training</w:t>
+      </w:r>
+      <w:r>
+        <w:rPr>
+          <w:rFonts w:ascii="Times New Roman" w:eastAsia="Times New Roman" w:hAnsi="Times New Roman" w:cs="Times New Roman"/>
+        </w:rPr>
+        <w:br/>
       </w:r>
     </w:p>
     <w:p>
@@ -2987,34 +2923,37 @@
           <w:ilvl w:val="0"/>
           <w:numId w:val="2"/>
         </w:numPr>
-        <w:spacing w:after="240" w:before="0" w:beforeAutospacing="0" w:lineRule="auto"/>
-        <w:ind w:left="720" w:hanging="360"/>
-        <w:rPr>
-          <w:rFonts w:ascii="Times New Roman" w:cs="Times New Roman" w:eastAsia="Times New Roman" w:hAnsi="Times New Roman"/>
-        </w:rPr>
-      </w:pPr>
-      <w:r>
-        <w:rPr>
-          <w:rFonts w:ascii="Times New Roman" w:cs="Times New Roman" w:eastAsia="Times New Roman" w:hAnsi="Times New Roman"/>
-          <w:rtl w:val="0"/>
-        </w:rPr>
-        <w:t xml:space="preserve">Efficient data storage</w:t>
-        <w:br w:type="textWrapping"/>
-      </w:r>
-    </w:p>
-    <w:p>
-      <w:pPr>
-        <w:spacing w:after="240" w:before="240" w:lineRule="auto"/>
-        <w:rPr>
-          <w:rFonts w:ascii="Times New Roman" w:cs="Times New Roman" w:eastAsia="Times New Roman" w:hAnsi="Times New Roman"/>
-        </w:rPr>
-      </w:pPr>
-      <w:r>
-        <w:rPr>
-          <w:rFonts w:ascii="Times New Roman" w:cs="Times New Roman" w:eastAsia="Times New Roman" w:hAnsi="Times New Roman"/>
-          <w:rtl w:val="0"/>
-        </w:rPr>
-        <w:t xml:space="preserve">Example:</w:t>
+        <w:spacing w:after="240"/>
+        <w:rPr>
+          <w:rFonts w:ascii="Times New Roman" w:eastAsia="Times New Roman" w:hAnsi="Times New Roman" w:cs="Times New Roman"/>
+        </w:rPr>
+      </w:pPr>
+      <w:r>
+        <w:rPr>
+          <w:rFonts w:ascii="Times New Roman" w:eastAsia="Times New Roman" w:hAnsi="Times New Roman" w:cs="Times New Roman"/>
+        </w:rPr>
+        <w:t>Efficient data storage</w:t>
+      </w:r>
+      <w:r>
+        <w:rPr>
+          <w:rFonts w:ascii="Times New Roman" w:eastAsia="Times New Roman" w:hAnsi="Times New Roman" w:cs="Times New Roman"/>
+        </w:rPr>
+        <w:br/>
+      </w:r>
+    </w:p>
+    <w:p>
+      <w:pPr>
+        <w:spacing w:before="240" w:after="240"/>
+        <w:rPr>
+          <w:rFonts w:ascii="Times New Roman" w:eastAsia="Times New Roman" w:hAnsi="Times New Roman" w:cs="Times New Roman"/>
+        </w:rPr>
+      </w:pPr>
+      <w:r>
+        <w:rPr>
+          <w:rFonts w:ascii="Times New Roman" w:eastAsia="Times New Roman" w:hAnsi="Times New Roman" w:cs="Times New Roman"/>
+        </w:rPr>
+        <w:lastRenderedPageBreak/>
+        <w:t>Example:</w:t>
       </w:r>
     </w:p>
     <w:p>
@@ -3023,19 +2962,22 @@
           <w:ilvl w:val="0"/>
           <w:numId w:val="10"/>
         </w:numPr>
-        <w:spacing w:after="0" w:afterAutospacing="0" w:before="240" w:lineRule="auto"/>
-        <w:ind w:left="720" w:hanging="360"/>
-        <w:rPr>
-          <w:rFonts w:ascii="Times New Roman" w:cs="Times New Roman" w:eastAsia="Times New Roman" w:hAnsi="Times New Roman"/>
-        </w:rPr>
-      </w:pPr>
-      <w:r>
-        <w:rPr>
-          <w:rFonts w:ascii="Times New Roman" w:cs="Times New Roman" w:eastAsia="Times New Roman" w:hAnsi="Times New Roman"/>
-          <w:rtl w:val="0"/>
-        </w:rPr>
-        <w:t xml:space="preserve">Save TF-IDF matrix</w:t>
-        <w:br w:type="textWrapping"/>
+        <w:spacing w:before="240"/>
+        <w:rPr>
+          <w:rFonts w:ascii="Times New Roman" w:eastAsia="Times New Roman" w:hAnsi="Times New Roman" w:cs="Times New Roman"/>
+        </w:rPr>
+      </w:pPr>
+      <w:r>
+        <w:rPr>
+          <w:rFonts w:ascii="Times New Roman" w:eastAsia="Times New Roman" w:hAnsi="Times New Roman" w:cs="Times New Roman"/>
+        </w:rPr>
+        <w:t>Save TF-IDF matrix</w:t>
+      </w:r>
+      <w:r>
+        <w:rPr>
+          <w:rFonts w:ascii="Times New Roman" w:eastAsia="Times New Roman" w:hAnsi="Times New Roman" w:cs="Times New Roman"/>
+        </w:rPr>
+        <w:br/>
       </w:r>
     </w:p>
     <w:p>
@@ -3044,19 +2986,21 @@
           <w:ilvl w:val="0"/>
           <w:numId w:val="10"/>
         </w:numPr>
-        <w:spacing w:after="0" w:afterAutospacing="0" w:before="0" w:beforeAutospacing="0" w:lineRule="auto"/>
-        <w:ind w:left="720" w:hanging="360"/>
-        <w:rPr>
-          <w:rFonts w:ascii="Times New Roman" w:cs="Times New Roman" w:eastAsia="Times New Roman" w:hAnsi="Times New Roman"/>
-        </w:rPr>
-      </w:pPr>
-      <w:r>
-        <w:rPr>
-          <w:rFonts w:ascii="Times New Roman" w:cs="Times New Roman" w:eastAsia="Times New Roman" w:hAnsi="Times New Roman"/>
-          <w:rtl w:val="0"/>
-        </w:rPr>
-        <w:t xml:space="preserve">Save encoded labels</w:t>
-        <w:br w:type="textWrapping"/>
+        <w:rPr>
+          <w:rFonts w:ascii="Times New Roman" w:eastAsia="Times New Roman" w:hAnsi="Times New Roman" w:cs="Times New Roman"/>
+        </w:rPr>
+      </w:pPr>
+      <w:r>
+        <w:rPr>
+          <w:rFonts w:ascii="Times New Roman" w:eastAsia="Times New Roman" w:hAnsi="Times New Roman" w:cs="Times New Roman"/>
+        </w:rPr>
+        <w:t>Save encoded labels</w:t>
+      </w:r>
+      <w:r>
+        <w:rPr>
+          <w:rFonts w:ascii="Times New Roman" w:eastAsia="Times New Roman" w:hAnsi="Times New Roman" w:cs="Times New Roman"/>
+        </w:rPr>
+        <w:br/>
       </w:r>
     </w:p>
     <w:p>
@@ -3065,45 +3009,47 @@
           <w:ilvl w:val="0"/>
           <w:numId w:val="10"/>
         </w:numPr>
-        <w:spacing w:after="240" w:before="0" w:beforeAutospacing="0" w:lineRule="auto"/>
-        <w:ind w:left="720" w:hanging="360"/>
-        <w:rPr>
-          <w:rFonts w:ascii="Times New Roman" w:cs="Times New Roman" w:eastAsia="Times New Roman" w:hAnsi="Times New Roman"/>
-        </w:rPr>
-      </w:pPr>
-      <w:r>
-        <w:rPr>
-          <w:rFonts w:ascii="Times New Roman" w:cs="Times New Roman" w:eastAsia="Times New Roman" w:hAnsi="Times New Roman"/>
-          <w:rtl w:val="0"/>
-        </w:rPr>
-        <w:t xml:space="preserve">Save cleaned text dataset</w:t>
-        <w:br w:type="textWrapping"/>
-      </w:r>
-    </w:p>
-    <w:p>
-      <w:pPr>
-        <w:rPr>
-          <w:rFonts w:ascii="Times New Roman" w:cs="Times New Roman" w:eastAsia="Times New Roman" w:hAnsi="Times New Roman"/>
-        </w:rPr>
-      </w:pPr>
-      <w:r>
-        <w:rPr>
-          <w:rtl w:val="0"/>
-        </w:rPr>
-      </w:r>
+        <w:spacing w:after="240"/>
+        <w:rPr>
+          <w:rFonts w:ascii="Times New Roman" w:eastAsia="Times New Roman" w:hAnsi="Times New Roman" w:cs="Times New Roman"/>
+        </w:rPr>
+      </w:pPr>
+      <w:r>
+        <w:rPr>
+          <w:rFonts w:ascii="Times New Roman" w:eastAsia="Times New Roman" w:hAnsi="Times New Roman" w:cs="Times New Roman"/>
+        </w:rPr>
+        <w:t>Save cleaned text dataset</w:t>
+      </w:r>
+      <w:r>
+        <w:rPr>
+          <w:rFonts w:ascii="Times New Roman" w:eastAsia="Times New Roman" w:hAnsi="Times New Roman" w:cs="Times New Roman"/>
+        </w:rPr>
+        <w:br/>
+      </w:r>
+    </w:p>
+    <w:p>
+      <w:pPr>
+        <w:rPr>
+          <w:rFonts w:ascii="Times New Roman" w:eastAsia="Times New Roman" w:hAnsi="Times New Roman" w:cs="Times New Roman"/>
+        </w:rPr>
+      </w:pPr>
     </w:p>
     <w:sectPr>
-      <w:pgSz w:h="15840" w:w="12240" w:orient="portrait"/>
-      <w:pgMar w:bottom="1440" w:top="1440" w:left="1440" w:right="1440" w:header="720" w:footer="720"/>
+      <w:pgSz w:w="12240" w:h="15840"/>
+      <w:pgMar w:top="1440" w:right="1440" w:bottom="1440" w:left="1440" w:header="720" w:footer="720" w:gutter="0"/>
       <w:pgNumType w:start="1"/>
+      <w:cols w:space="720"/>
     </w:sectPr>
   </w:body>
 </w:document>
 </file>
 
 <file path=word/numbering.xml><?xml version="1.0" encoding="utf-8"?>
-<w:numbering xmlns:mc="http://schemas.openxmlformats.org/markup-compatibility/2006" xmlns:o="urn:schemas-microsoft-com:office:office" xmlns:r="http://schemas.openxmlformats.org/officeDocument/2006/relationships" xmlns:m="http://schemas.openxmlformats.org/officeDocument/2006/math" xmlns:v="urn:schemas-microsoft-com:vml" xmlns:wp="http://schemas.openxmlformats.org/drawingml/2006/wordprocessingDrawing" xmlns:w10="urn:schemas-microsoft-com:office:word" xmlns:w="http://schemas.openxmlformats.org/wordprocessingml/2006/main" xmlns:wne="http://schemas.microsoft.com/office/word/2006/wordml" xmlns:sl="http://schemas.openxmlformats.org/schemaLibrary/2006/main" xmlns:a="http://schemas.openxmlformats.org/drawingml/2006/main" xmlns:pic="http://schemas.openxmlformats.org/drawingml/2006/picture" xmlns:c="http://schemas.openxmlformats.org/drawingml/2006/chart" xmlns:lc="http://schemas.openxmlformats.org/drawingml/2006/lockedCanvas" xmlns:dgm="http://schemas.openxmlformats.org/drawingml/2006/diagram" xmlns:wps="http://schemas.microsoft.com/office/word/2010/wordprocessingShape" xmlns:wpg="http://schemas.microsoft.com/office/word/2010/wordprocessingGroup" xmlns:w14="http://schemas.microsoft.com/office/word/2010/wordml" xmlns:w15="http://schemas.microsoft.com/office/word/2012/wordml" xmlns:w16="http://schemas.microsoft.com/office/word/2018/wordml" xmlns:w16cex="http://schemas.microsoft.com/office/word/2018/wordml/cex" xmlns:w16cid="http://schemas.microsoft.com/office/word/2016/wordml/cid" xmlns="http://schemas.microsoft.com/office/tasks/2019/documenttasks" xmlns:cr="http://schemas.microsoft.com/office/comments/2020/reactions">
-  <w:abstractNum w:abstractNumId="1">
+<w:numbering xmlns:wpc="http://schemas.microsoft.com/office/word/2010/wordprocessingCanvas" xmlns:cx="http://schemas.microsoft.com/office/drawing/2014/chartex" xmlns:cx1="http://schemas.microsoft.com/office/drawing/2015/9/8/chartex" xmlns:cx2="http://schemas.microsoft.com/office/drawing/2015/10/21/chartex" xmlns:cx3="http://schemas.microsoft.com/office/drawing/2016/5/9/chartex" xmlns:cx4="http://schemas.microsoft.com/office/drawing/2016/5/10/chartex" xmlns:cx5="http://schemas.microsoft.com/office/drawing/2016/5/11/chartex" xmlns:cx6="http://schemas.microsoft.com/office/drawing/2016/5/12/chartex" xmlns:cx7="http://schemas.microsoft.com/office/drawing/2016/5/13/chartex" xmlns:cx8="http://schemas.microsoft.com/office/drawing/2016/5/14/chartex" xmlns:mc="http://schemas.openxmlformats.org/markup-compatibility/2006" xmlns:aink="http://schemas.microsoft.com/office/drawing/2016/ink" xmlns:am3d="http://schemas.microsoft.com/office/drawing/2017/model3d" xmlns:o="urn:schemas-microsoft-com:office:office" xmlns:oel="http://schemas.microsoft.com/office/2019/extlst" xmlns:r="http://schemas.openxmlformats.org/officeDocument/2006/relationships" xmlns:m="http://schemas.openxmlformats.org/officeDocument/2006/math" xmlns:v="urn:schemas-microsoft-com:vml" xmlns:wp14="http://schemas.microsoft.com/office/word/2010/wordprocessingDrawing" xmlns:wp="http://schemas.openxmlformats.org/drawingml/2006/wordprocessingDrawing" xmlns:w10="urn:schemas-microsoft-com:office:word" xmlns:w="http://schemas.openxmlformats.org/wordprocessingml/2006/main" xmlns:w14="http://schemas.microsoft.com/office/word/2010/wordml" xmlns:w15="http://schemas.microsoft.com/office/word/2012/wordml" xmlns:w16cex="http://schemas.microsoft.com/office/word/2018/wordml/cex" xmlns:w16cid="http://schemas.microsoft.com/office/word/2016/wordml/cid" xmlns:w16="http://schemas.microsoft.com/office/word/2018/wordml" xmlns:w16du="http://schemas.microsoft.com/office/word/2023/wordml/word16du" xmlns:w16sdtdh="http://schemas.microsoft.com/office/word/2020/wordml/sdtdatahash" xmlns:w16sdtfl="http://schemas.microsoft.com/office/word/2024/wordml/sdtformatlock" xmlns:w16se="http://schemas.microsoft.com/office/word/2015/wordml/symex" xmlns:wpg="http://schemas.microsoft.com/office/word/2010/wordprocessingGroup" xmlns:wpi="http://schemas.microsoft.com/office/word/2010/wordprocessingInk" xmlns:wne="http://schemas.microsoft.com/office/word/2006/wordml" xmlns:wps="http://schemas.microsoft.com/office/word/2010/wordprocessingShape" mc:Ignorable="w14 w15 w16se w16cid w16 w16cex w16sdtdh w16sdtfl w16du wp14">
+  <w:abstractNum w:abstractNumId="0" w15:restartNumberingAfterBreak="0">
+    <w:nsid w:val="05596252"/>
+    <w:multiLevelType w:val="multilevel"/>
+    <w:tmpl w:val="7D1E881E"/>
     <w:lvl w:ilvl="0">
       <w:start w:val="1"/>
       <w:numFmt w:val="bullet"/>
@@ -3213,7 +3159,10 @@
       </w:rPr>
     </w:lvl>
   </w:abstractNum>
-  <w:abstractNum w:abstractNumId="2">
+  <w:abstractNum w:abstractNumId="1" w15:restartNumberingAfterBreak="0">
+    <w:nsid w:val="056C371E"/>
+    <w:multiLevelType w:val="multilevel"/>
+    <w:tmpl w:val="8F5A1806"/>
     <w:lvl w:ilvl="0">
       <w:start w:val="1"/>
       <w:numFmt w:val="bullet"/>
@@ -3323,7 +3272,10 @@
       </w:rPr>
     </w:lvl>
   </w:abstractNum>
-  <w:abstractNum w:abstractNumId="3">
+  <w:abstractNum w:abstractNumId="2" w15:restartNumberingAfterBreak="0">
+    <w:nsid w:val="114F48B5"/>
+    <w:multiLevelType w:val="multilevel"/>
+    <w:tmpl w:val="0570E3D4"/>
     <w:lvl w:ilvl="0">
       <w:start w:val="1"/>
       <w:numFmt w:val="bullet"/>
@@ -3433,7 +3385,10 @@
       </w:rPr>
     </w:lvl>
   </w:abstractNum>
-  <w:abstractNum w:abstractNumId="4">
+  <w:abstractNum w:abstractNumId="3" w15:restartNumberingAfterBreak="0">
+    <w:nsid w:val="19520E4B"/>
+    <w:multiLevelType w:val="multilevel"/>
+    <w:tmpl w:val="072C9034"/>
     <w:lvl w:ilvl="0">
       <w:start w:val="1"/>
       <w:numFmt w:val="bullet"/>
@@ -3543,7 +3498,10 @@
       </w:rPr>
     </w:lvl>
   </w:abstractNum>
-  <w:abstractNum w:abstractNumId="5">
+  <w:abstractNum w:abstractNumId="4" w15:restartNumberingAfterBreak="0">
+    <w:nsid w:val="1A026DE9"/>
+    <w:multiLevelType w:val="multilevel"/>
+    <w:tmpl w:val="B1DA9E88"/>
     <w:lvl w:ilvl="0">
       <w:start w:val="1"/>
       <w:numFmt w:val="bullet"/>
@@ -3653,7 +3611,10 @@
       </w:rPr>
     </w:lvl>
   </w:abstractNum>
-  <w:abstractNum w:abstractNumId="6">
+  <w:abstractNum w:abstractNumId="5" w15:restartNumberingAfterBreak="0">
+    <w:nsid w:val="250F5A1A"/>
+    <w:multiLevelType w:val="multilevel"/>
+    <w:tmpl w:val="A092B3F4"/>
     <w:lvl w:ilvl="0">
       <w:start w:val="1"/>
       <w:numFmt w:val="bullet"/>
@@ -3763,7 +3724,10 @@
       </w:rPr>
     </w:lvl>
   </w:abstractNum>
-  <w:abstractNum w:abstractNumId="7">
+  <w:abstractNum w:abstractNumId="6" w15:restartNumberingAfterBreak="0">
+    <w:nsid w:val="2C7364E6"/>
+    <w:multiLevelType w:val="multilevel"/>
+    <w:tmpl w:val="3CDACBC2"/>
     <w:lvl w:ilvl="0">
       <w:start w:val="1"/>
       <w:numFmt w:val="bullet"/>
@@ -3873,7 +3837,10 @@
       </w:rPr>
     </w:lvl>
   </w:abstractNum>
-  <w:abstractNum w:abstractNumId="8">
+  <w:abstractNum w:abstractNumId="7" w15:restartNumberingAfterBreak="0">
+    <w:nsid w:val="46241445"/>
+    <w:multiLevelType w:val="multilevel"/>
+    <w:tmpl w:val="7F008E9A"/>
     <w:lvl w:ilvl="0">
       <w:start w:val="1"/>
       <w:numFmt w:val="bullet"/>
@@ -3983,7 +3950,10 @@
       </w:rPr>
     </w:lvl>
   </w:abstractNum>
-  <w:abstractNum w:abstractNumId="9">
+  <w:abstractNum w:abstractNumId="8" w15:restartNumberingAfterBreak="0">
+    <w:nsid w:val="49E51BE9"/>
+    <w:multiLevelType w:val="multilevel"/>
+    <w:tmpl w:val="E8C2DE7A"/>
     <w:lvl w:ilvl="0">
       <w:start w:val="1"/>
       <w:numFmt w:val="bullet"/>
@@ -4093,7 +4063,10 @@
       </w:rPr>
     </w:lvl>
   </w:abstractNum>
-  <w:abstractNum w:abstractNumId="10">
+  <w:abstractNum w:abstractNumId="9" w15:restartNumberingAfterBreak="0">
+    <w:nsid w:val="4B2643EF"/>
+    <w:multiLevelType w:val="multilevel"/>
+    <w:tmpl w:val="EFA6573C"/>
     <w:lvl w:ilvl="0">
       <w:start w:val="1"/>
       <w:numFmt w:val="bullet"/>
@@ -4203,7 +4176,10 @@
       </w:rPr>
     </w:lvl>
   </w:abstractNum>
-  <w:abstractNum w:abstractNumId="11">
+  <w:abstractNum w:abstractNumId="10" w15:restartNumberingAfterBreak="0">
+    <w:nsid w:val="5C7F36F0"/>
+    <w:multiLevelType w:val="multilevel"/>
+    <w:tmpl w:val="84C60B32"/>
     <w:lvl w:ilvl="0">
       <w:start w:val="1"/>
       <w:numFmt w:val="bullet"/>
@@ -4313,7 +4289,10 @@
       </w:rPr>
     </w:lvl>
   </w:abstractNum>
-  <w:abstractNum w:abstractNumId="12">
+  <w:abstractNum w:abstractNumId="11" w15:restartNumberingAfterBreak="0">
+    <w:nsid w:val="74B4018B"/>
+    <w:multiLevelType w:val="multilevel"/>
+    <w:tmpl w:val="F4B8FF46"/>
     <w:lvl w:ilvl="0">
       <w:start w:val="1"/>
       <w:numFmt w:val="bullet"/>
@@ -4423,54 +4402,54 @@
       </w:rPr>
     </w:lvl>
   </w:abstractNum>
-  <w:num w:numId="1">
+  <w:num w:numId="1" w16cid:durableId="946498775">
+    <w:abstractNumId w:val="11"/>
+  </w:num>
+  <w:num w:numId="2" w16cid:durableId="58946245">
+    <w:abstractNumId w:val="4"/>
+  </w:num>
+  <w:num w:numId="3" w16cid:durableId="1827477734">
+    <w:abstractNumId w:val="9"/>
+  </w:num>
+  <w:num w:numId="4" w16cid:durableId="557859696">
+    <w:abstractNumId w:val="8"/>
+  </w:num>
+  <w:num w:numId="5" w16cid:durableId="1523013113">
+    <w:abstractNumId w:val="6"/>
+  </w:num>
+  <w:num w:numId="6" w16cid:durableId="1105030620">
+    <w:abstractNumId w:val="2"/>
+  </w:num>
+  <w:num w:numId="7" w16cid:durableId="593591559">
+    <w:abstractNumId w:val="5"/>
+  </w:num>
+  <w:num w:numId="8" w16cid:durableId="646516235">
+    <w:abstractNumId w:val="0"/>
+  </w:num>
+  <w:num w:numId="9" w16cid:durableId="924150421">
+    <w:abstractNumId w:val="10"/>
+  </w:num>
+  <w:num w:numId="10" w16cid:durableId="1330059911">
     <w:abstractNumId w:val="1"/>
   </w:num>
-  <w:num w:numId="2">
-    <w:abstractNumId w:val="2"/>
-  </w:num>
-  <w:num w:numId="3">
-    <w:abstractNumId w:val="3"/>
-  </w:num>
-  <w:num w:numId="4">
-    <w:abstractNumId w:val="4"/>
-  </w:num>
-  <w:num w:numId="5">
-    <w:abstractNumId w:val="5"/>
-  </w:num>
-  <w:num w:numId="6">
-    <w:abstractNumId w:val="6"/>
-  </w:num>
-  <w:num w:numId="7">
+  <w:num w:numId="11" w16cid:durableId="89815059">
     <w:abstractNumId w:val="7"/>
   </w:num>
-  <w:num w:numId="8">
-    <w:abstractNumId w:val="8"/>
-  </w:num>
-  <w:num w:numId="9">
-    <w:abstractNumId w:val="9"/>
-  </w:num>
-  <w:num w:numId="10">
-    <w:abstractNumId w:val="10"/>
-  </w:num>
-  <w:num w:numId="11">
-    <w:abstractNumId w:val="11"/>
-  </w:num>
-  <w:num w:numId="12">
-    <w:abstractNumId w:val="12"/>
+  <w:num w:numId="12" w16cid:durableId="307638430">
+    <w:abstractNumId w:val="3"/>
   </w:num>
 </w:numbering>
 </file>
 
 <file path=word/styles.xml><?xml version="1.0" encoding="utf-8"?>
-<w:styles xmlns:mc="http://schemas.openxmlformats.org/markup-compatibility/2006" xmlns:o="urn:schemas-microsoft-com:office:office" xmlns:r="http://schemas.openxmlformats.org/officeDocument/2006/relationships" xmlns:m="http://schemas.openxmlformats.org/officeDocument/2006/math" xmlns:v="urn:schemas-microsoft-com:vml" xmlns:wp="http://schemas.openxmlformats.org/drawingml/2006/wordprocessingDrawing" xmlns:w10="urn:schemas-microsoft-com:office:word" xmlns:w="http://schemas.openxmlformats.org/wordprocessingml/2006/main" xmlns:wne="http://schemas.microsoft.com/office/word/2006/wordml" xmlns:sl="http://schemas.openxmlformats.org/schemaLibrary/2006/main" xmlns:a="http://schemas.openxmlformats.org/drawingml/2006/main" xmlns:pic="http://schemas.openxmlformats.org/drawingml/2006/picture" xmlns:c="http://schemas.openxmlformats.org/drawingml/2006/chart" xmlns:lc="http://schemas.openxmlformats.org/drawingml/2006/lockedCanvas" xmlns:dgm="http://schemas.openxmlformats.org/drawingml/2006/diagram" xmlns:wps="http://schemas.microsoft.com/office/word/2010/wordprocessingShape" xmlns:wpg="http://schemas.microsoft.com/office/word/2010/wordprocessingGroup" xmlns:w14="http://schemas.microsoft.com/office/word/2010/wordml" xmlns:w15="http://schemas.microsoft.com/office/word/2012/wordml" xmlns:w16="http://schemas.microsoft.com/office/word/2018/wordml" xmlns:w16cex="http://schemas.microsoft.com/office/word/2018/wordml/cex" xmlns:w16cid="http://schemas.microsoft.com/office/word/2016/wordml/cid" xmlns="http://schemas.microsoft.com/office/tasks/2019/documenttasks" xmlns:cr="http://schemas.microsoft.com/office/comments/2020/reactions">
+<w:styles xmlns:mc="http://schemas.openxmlformats.org/markup-compatibility/2006" xmlns:r="http://schemas.openxmlformats.org/officeDocument/2006/relationships" xmlns:w="http://schemas.openxmlformats.org/wordprocessingml/2006/main" xmlns:w14="http://schemas.microsoft.com/office/word/2010/wordml" xmlns:w15="http://schemas.microsoft.com/office/word/2012/wordml" xmlns:w16cex="http://schemas.microsoft.com/office/word/2018/wordml/cex" xmlns:w16cid="http://schemas.microsoft.com/office/word/2016/wordml/cid" xmlns:w16="http://schemas.microsoft.com/office/word/2018/wordml" xmlns:w16du="http://schemas.microsoft.com/office/word/2023/wordml/word16du" xmlns:w16sdtdh="http://schemas.microsoft.com/office/word/2020/wordml/sdtdatahash" xmlns:w16sdtfl="http://schemas.microsoft.com/office/word/2024/wordml/sdtformatlock" xmlns:w16se="http://schemas.microsoft.com/office/word/2015/wordml/symex" mc:Ignorable="w14 w15 w16se w16cid w16 w16cex w16sdtdh w16sdtfl w16du">
   <w:docDefaults>
     <w:rPrDefault>
       <w:rPr>
-        <w:rFonts w:ascii="Arial" w:cs="Arial" w:eastAsia="Arial" w:hAnsi="Arial"/>
+        <w:rFonts w:ascii="Arial" w:eastAsia="Arial" w:hAnsi="Arial" w:cs="Arial"/>
         <w:sz w:val="22"/>
         <w:szCs w:val="22"/>
-        <w:lang w:val="en"/>
+        <w:lang w:val="en" w:eastAsia="en-IN" w:bidi="ar-SA"/>
       </w:rPr>
     </w:rPrDefault>
     <w:pPrDefault>
@@ -4479,29 +4458,399 @@
       </w:pPr>
     </w:pPrDefault>
   </w:docDefaults>
-  <w:style w:type="table" w:styleId="TableNormal" w:default="1">
-    <w:name w:val="TableNormal"/>
-    <w:tblPr>
-      <w:tblCellMar>
-        <w:top w:w="100.0" w:type="dxa"/>
-        <w:left w:w="100.0" w:type="dxa"/>
-        <w:bottom w:w="100.0" w:type="dxa"/>
-        <w:right w:w="100.0" w:type="dxa"/>
-      </w:tblCellMar>
-    </w:tblPr>
-  </w:style>
-  <w:style w:type="paragraph" w:styleId="Normal" w:default="1">
-    <w:name w:val="normal"/>
+  <w:latentStyles w:defLockedState="0" w:defUIPriority="99" w:defSemiHidden="0" w:defUnhideWhenUsed="0" w:defQFormat="0" w:count="376">
+    <w:lsdException w:name="Normal" w:uiPriority="0" w:qFormat="1"/>
+    <w:lsdException w:name="heading 1" w:uiPriority="9" w:qFormat="1"/>
+    <w:lsdException w:name="heading 2" w:semiHidden="1" w:uiPriority="9" w:unhideWhenUsed="1" w:qFormat="1"/>
+    <w:lsdException w:name="heading 3" w:semiHidden="1" w:uiPriority="9" w:unhideWhenUsed="1" w:qFormat="1"/>
+    <w:lsdException w:name="heading 4" w:semiHidden="1" w:uiPriority="9" w:unhideWhenUsed="1" w:qFormat="1"/>
+    <w:lsdException w:name="heading 5" w:semiHidden="1" w:uiPriority="9" w:unhideWhenUsed="1" w:qFormat="1"/>
+    <w:lsdException w:name="heading 6" w:semiHidden="1" w:uiPriority="9" w:unhideWhenUsed="1" w:qFormat="1"/>
+    <w:lsdException w:name="heading 7" w:semiHidden="1" w:uiPriority="9" w:unhideWhenUsed="1" w:qFormat="1"/>
+    <w:lsdException w:name="heading 8" w:semiHidden="1" w:uiPriority="9" w:unhideWhenUsed="1" w:qFormat="1"/>
+    <w:lsdException w:name="heading 9" w:semiHidden="1" w:uiPriority="9" w:unhideWhenUsed="1" w:qFormat="1"/>
+    <w:lsdException w:name="index 1" w:semiHidden="1" w:unhideWhenUsed="1"/>
+    <w:lsdException w:name="index 2" w:semiHidden="1" w:unhideWhenUsed="1"/>
+    <w:lsdException w:name="index 3" w:semiHidden="1" w:unhideWhenUsed="1"/>
+    <w:lsdException w:name="index 4" w:semiHidden="1" w:unhideWhenUsed="1"/>
+    <w:lsdException w:name="index 5" w:semiHidden="1" w:unhideWhenUsed="1"/>
+    <w:lsdException w:name="index 6" w:semiHidden="1" w:unhideWhenUsed="1"/>
+    <w:lsdException w:name="index 7" w:semiHidden="1" w:unhideWhenUsed="1"/>
+    <w:lsdException w:name="index 8" w:semiHidden="1" w:unhideWhenUsed="1"/>
+    <w:lsdException w:name="index 9" w:semiHidden="1" w:unhideWhenUsed="1"/>
+    <w:lsdException w:name="toc 1" w:semiHidden="1" w:uiPriority="39" w:unhideWhenUsed="1"/>
+    <w:lsdException w:name="toc 2" w:semiHidden="1" w:uiPriority="39" w:unhideWhenUsed="1"/>
+    <w:lsdException w:name="toc 3" w:semiHidden="1" w:uiPriority="39" w:unhideWhenUsed="1"/>
+    <w:lsdException w:name="toc 4" w:semiHidden="1" w:uiPriority="39" w:unhideWhenUsed="1"/>
+    <w:lsdException w:name="toc 5" w:semiHidden="1" w:uiPriority="39" w:unhideWhenUsed="1"/>
+    <w:lsdException w:name="toc 6" w:semiHidden="1" w:uiPriority="39" w:unhideWhenUsed="1"/>
+    <w:lsdException w:name="toc 7" w:semiHidden="1" w:uiPriority="39" w:unhideWhenUsed="1"/>
+    <w:lsdException w:name="toc 8" w:semiHidden="1" w:uiPriority="39" w:unhideWhenUsed="1"/>
+    <w:lsdException w:name="toc 9" w:semiHidden="1" w:uiPriority="39" w:unhideWhenUsed="1"/>
+    <w:lsdException w:name="Normal Indent" w:semiHidden="1" w:unhideWhenUsed="1"/>
+    <w:lsdException w:name="footnote text" w:semiHidden="1" w:unhideWhenUsed="1"/>
+    <w:lsdException w:name="annotation text" w:semiHidden="1" w:unhideWhenUsed="1"/>
+    <w:lsdException w:name="header" w:semiHidden="1" w:unhideWhenUsed="1"/>
+    <w:lsdException w:name="footer" w:semiHidden="1" w:unhideWhenUsed="1"/>
+    <w:lsdException w:name="index heading" w:semiHidden="1" w:unhideWhenUsed="1"/>
+    <w:lsdException w:name="caption" w:semiHidden="1" w:uiPriority="35" w:unhideWhenUsed="1" w:qFormat="1"/>
+    <w:lsdException w:name="table of figures" w:semiHidden="1" w:unhideWhenUsed="1"/>
+    <w:lsdException w:name="envelope address" w:semiHidden="1" w:unhideWhenUsed="1"/>
+    <w:lsdException w:name="envelope return" w:semiHidden="1" w:unhideWhenUsed="1"/>
+    <w:lsdException w:name="footnote reference" w:semiHidden="1" w:unhideWhenUsed="1"/>
+    <w:lsdException w:name="annotation reference" w:semiHidden="1" w:unhideWhenUsed="1"/>
+    <w:lsdException w:name="line number" w:semiHidden="1" w:unhideWhenUsed="1"/>
+    <w:lsdException w:name="page number" w:semiHidden="1" w:unhideWhenUsed="1"/>
+    <w:lsdException w:name="endnote reference" w:semiHidden="1" w:unhideWhenUsed="1"/>
+    <w:lsdException w:name="endnote text" w:semiHidden="1" w:unhideWhenUsed="1"/>
+    <w:lsdException w:name="table of authorities" w:semiHidden="1" w:unhideWhenUsed="1"/>
+    <w:lsdException w:name="macro" w:semiHidden="1" w:unhideWhenUsed="1"/>
+    <w:lsdException w:name="toa heading" w:semiHidden="1" w:unhideWhenUsed="1"/>
+    <w:lsdException w:name="List" w:semiHidden="1" w:unhideWhenUsed="1"/>
+    <w:lsdException w:name="List Bullet" w:semiHidden="1" w:unhideWhenUsed="1"/>
+    <w:lsdException w:name="List Number" w:semiHidden="1" w:unhideWhenUsed="1"/>
+    <w:lsdException w:name="List 2" w:semiHidden="1" w:unhideWhenUsed="1"/>
+    <w:lsdException w:name="List 3" w:semiHidden="1" w:unhideWhenUsed="1"/>
+    <w:lsdException w:name="List 4" w:semiHidden="1" w:unhideWhenUsed="1"/>
+    <w:lsdException w:name="List 5" w:semiHidden="1" w:unhideWhenUsed="1"/>
+    <w:lsdException w:name="List Bullet 2" w:semiHidden="1" w:unhideWhenUsed="1"/>
+    <w:lsdException w:name="List Bullet 3" w:semiHidden="1" w:unhideWhenUsed="1"/>
+    <w:lsdException w:name="List Bullet 4" w:semiHidden="1" w:unhideWhenUsed="1"/>
+    <w:lsdException w:name="List Bullet 5" w:semiHidden="1" w:unhideWhenUsed="1"/>
+    <w:lsdException w:name="List Number 2" w:semiHidden="1" w:unhideWhenUsed="1"/>
+    <w:lsdException w:name="List Number 3" w:semiHidden="1" w:unhideWhenUsed="1"/>
+    <w:lsdException w:name="List Number 4" w:semiHidden="1" w:unhideWhenUsed="1"/>
+    <w:lsdException w:name="List Number 5" w:semiHidden="1" w:unhideWhenUsed="1"/>
+    <w:lsdException w:name="Title" w:uiPriority="10" w:qFormat="1"/>
+    <w:lsdException w:name="Closing" w:semiHidden="1" w:unhideWhenUsed="1"/>
+    <w:lsdException w:name="Signature" w:semiHidden="1" w:unhideWhenUsed="1"/>
+    <w:lsdException w:name="Default Paragraph Font" w:semiHidden="1" w:uiPriority="1" w:unhideWhenUsed="1"/>
+    <w:lsdException w:name="Body Text" w:semiHidden="1" w:unhideWhenUsed="1"/>
+    <w:lsdException w:name="Body Text Indent" w:semiHidden="1" w:unhideWhenUsed="1"/>
+    <w:lsdException w:name="List Continue" w:semiHidden="1" w:unhideWhenUsed="1"/>
+    <w:lsdException w:name="List Continue 2" w:semiHidden="1" w:unhideWhenUsed="1"/>
+    <w:lsdException w:name="List Continue 3" w:semiHidden="1" w:unhideWhenUsed="1"/>
+    <w:lsdException w:name="List Continue 4" w:semiHidden="1" w:unhideWhenUsed="1"/>
+    <w:lsdException w:name="List Continue 5" w:semiHidden="1" w:unhideWhenUsed="1"/>
+    <w:lsdException w:name="Message Header" w:semiHidden="1" w:unhideWhenUsed="1"/>
+    <w:lsdException w:name="Subtitle" w:uiPriority="11" w:qFormat="1"/>
+    <w:lsdException w:name="Salutation" w:semiHidden="1" w:unhideWhenUsed="1"/>
+    <w:lsdException w:name="Date" w:semiHidden="1" w:unhideWhenUsed="1"/>
+    <w:lsdException w:name="Body Text First Indent" w:semiHidden="1" w:unhideWhenUsed="1"/>
+    <w:lsdException w:name="Body Text First Indent 2" w:semiHidden="1" w:unhideWhenUsed="1"/>
+    <w:lsdException w:name="Note Heading" w:semiHidden="1" w:unhideWhenUsed="1"/>
+    <w:lsdException w:name="Body Text 2" w:semiHidden="1" w:unhideWhenUsed="1"/>
+    <w:lsdException w:name="Body Text 3" w:semiHidden="1" w:unhideWhenUsed="1"/>
+    <w:lsdException w:name="Body Text Indent 2" w:semiHidden="1" w:unhideWhenUsed="1"/>
+    <w:lsdException w:name="Body Text Indent 3" w:semiHidden="1" w:unhideWhenUsed="1"/>
+    <w:lsdException w:name="Block Text" w:semiHidden="1" w:unhideWhenUsed="1"/>
+    <w:lsdException w:name="Hyperlink" w:semiHidden="1" w:unhideWhenUsed="1"/>
+    <w:lsdException w:name="FollowedHyperlink" w:semiHidden="1" w:unhideWhenUsed="1"/>
+    <w:lsdException w:name="Strong" w:uiPriority="22" w:qFormat="1"/>
+    <w:lsdException w:name="Emphasis" w:uiPriority="20" w:qFormat="1"/>
+    <w:lsdException w:name="Document Map" w:semiHidden="1" w:unhideWhenUsed="1"/>
+    <w:lsdException w:name="Plain Text" w:semiHidden="1" w:unhideWhenUsed="1"/>
+    <w:lsdException w:name="E-mail Signature" w:semiHidden="1" w:unhideWhenUsed="1"/>
+    <w:lsdException w:name="HTML Top of Form" w:semiHidden="1" w:unhideWhenUsed="1"/>
+    <w:lsdException w:name="HTML Bottom of Form" w:semiHidden="1" w:unhideWhenUsed="1"/>
+    <w:lsdException w:name="Normal (Web)" w:semiHidden="1" w:unhideWhenUsed="1"/>
+    <w:lsdException w:name="HTML Acronym" w:semiHidden="1" w:unhideWhenUsed="1"/>
+    <w:lsdException w:name="HTML Address" w:semiHidden="1" w:unhideWhenUsed="1"/>
+    <w:lsdException w:name="HTML Cite" w:semiHidden="1" w:unhideWhenUsed="1"/>
+    <w:lsdException w:name="HTML Code" w:semiHidden="1" w:unhideWhenUsed="1"/>
+    <w:lsdException w:name="HTML Definition" w:semiHidden="1" w:unhideWhenUsed="1"/>
+    <w:lsdException w:name="HTML Keyboard" w:semiHidden="1" w:unhideWhenUsed="1"/>
+    <w:lsdException w:name="HTML Preformatted" w:semiHidden="1" w:unhideWhenUsed="1"/>
+    <w:lsdException w:name="HTML Sample" w:semiHidden="1" w:unhideWhenUsed="1"/>
+    <w:lsdException w:name="HTML Typewriter" w:semiHidden="1" w:unhideWhenUsed="1"/>
+    <w:lsdException w:name="HTML Variable" w:semiHidden="1" w:unhideWhenUsed="1"/>
+    <w:lsdException w:name="Normal Table" w:semiHidden="1" w:unhideWhenUsed="1"/>
+    <w:lsdException w:name="annotation subject" w:semiHidden="1" w:unhideWhenUsed="1"/>
+    <w:lsdException w:name="No List" w:semiHidden="1" w:unhideWhenUsed="1"/>
+    <w:lsdException w:name="Outline List 1" w:semiHidden="1" w:unhideWhenUsed="1"/>
+    <w:lsdException w:name="Outline List 2" w:semiHidden="1" w:unhideWhenUsed="1"/>
+    <w:lsdException w:name="Outline List 3" w:semiHidden="1" w:unhideWhenUsed="1"/>
+    <w:lsdException w:name="Table Simple 1" w:semiHidden="1" w:unhideWhenUsed="1"/>
+    <w:lsdException w:name="Table Simple 2" w:semiHidden="1" w:unhideWhenUsed="1"/>
+    <w:lsdException w:name="Table Simple 3" w:semiHidden="1" w:unhideWhenUsed="1"/>
+    <w:lsdException w:name="Table Classic 1" w:semiHidden="1" w:unhideWhenUsed="1"/>
+    <w:lsdException w:name="Table Classic 2" w:semiHidden="1" w:unhideWhenUsed="1"/>
+    <w:lsdException w:name="Table Classic 3" w:semiHidden="1" w:unhideWhenUsed="1"/>
+    <w:lsdException w:name="Table Classic 4" w:semiHidden="1" w:unhideWhenUsed="1"/>
+    <w:lsdException w:name="Table Colorful 1" w:semiHidden="1" w:unhideWhenUsed="1"/>
+    <w:lsdException w:name="Table Colorful 2" w:semiHidden="1" w:unhideWhenUsed="1"/>
+    <w:lsdException w:name="Table Colorful 3" w:semiHidden="1" w:unhideWhenUsed="1"/>
+    <w:lsdException w:name="Table Columns 1" w:semiHidden="1" w:unhideWhenUsed="1"/>
+    <w:lsdException w:name="Table Columns 2" w:semiHidden="1" w:unhideWhenUsed="1"/>
+    <w:lsdException w:name="Table Columns 3" w:semiHidden="1" w:unhideWhenUsed="1"/>
+    <w:lsdException w:name="Table Columns 4" w:semiHidden="1" w:unhideWhenUsed="1"/>
+    <w:lsdException w:name="Table Columns 5" w:semiHidden="1" w:unhideWhenUsed="1"/>
+    <w:lsdException w:name="Table Grid 1" w:semiHidden="1" w:unhideWhenUsed="1"/>
+    <w:lsdException w:name="Table Grid 2" w:semiHidden="1" w:unhideWhenUsed="1"/>
+    <w:lsdException w:name="Table Grid 3" w:semiHidden="1" w:unhideWhenUsed="1"/>
+    <w:lsdException w:name="Table Grid 4" w:semiHidden="1" w:unhideWhenUsed="1"/>
+    <w:lsdException w:name="Table Grid 5" w:semiHidden="1" w:unhideWhenUsed="1"/>
+    <w:lsdException w:name="Table Grid 6" w:semiHidden="1" w:unhideWhenUsed="1"/>
+    <w:lsdException w:name="Table Grid 7" w:semiHidden="1" w:unhideWhenUsed="1"/>
+    <w:lsdException w:name="Table Grid 8" w:semiHidden="1" w:unhideWhenUsed="1"/>
+    <w:lsdException w:name="Table List 1" w:semiHidden="1" w:unhideWhenUsed="1"/>
+    <w:lsdException w:name="Table List 2" w:semiHidden="1" w:unhideWhenUsed="1"/>
+    <w:lsdException w:name="Table List 3" w:semiHidden="1" w:unhideWhenUsed="1"/>
+    <w:lsdException w:name="Table List 4" w:semiHidden="1" w:unhideWhenUsed="1"/>
+    <w:lsdException w:name="Table List 5" w:semiHidden="1" w:unhideWhenUsed="1"/>
+    <w:lsdException w:name="Table List 6" w:semiHidden="1" w:unhideWhenUsed="1"/>
+    <w:lsdException w:name="Table List 7" w:semiHidden="1" w:unhideWhenUsed="1"/>
+    <w:lsdException w:name="Table List 8" w:semiHidden="1" w:unhideWhenUsed="1"/>
+    <w:lsdException w:name="Table 3D effects 1" w:semiHidden="1" w:unhideWhenUsed="1"/>
+    <w:lsdException w:name="Table 3D effects 2" w:semiHidden="1" w:unhideWhenUsed="1"/>
+    <w:lsdException w:name="Table 3D effects 3" w:semiHidden="1" w:unhideWhenUsed="1"/>
+    <w:lsdException w:name="Table Contemporary" w:semiHidden="1" w:unhideWhenUsed="1"/>
+    <w:lsdException w:name="Table Elegant" w:semiHidden="1" w:unhideWhenUsed="1"/>
+    <w:lsdException w:name="Table Professional" w:semiHidden="1" w:unhideWhenUsed="1"/>
+    <w:lsdException w:name="Table Subtle 1" w:semiHidden="1" w:unhideWhenUsed="1"/>
+    <w:lsdException w:name="Table Subtle 2" w:semiHidden="1" w:unhideWhenUsed="1"/>
+    <w:lsdException w:name="Table Web 1" w:semiHidden="1" w:unhideWhenUsed="1"/>
+    <w:lsdException w:name="Table Web 2" w:semiHidden="1" w:unhideWhenUsed="1"/>
+    <w:lsdException w:name="Table Web 3" w:semiHidden="1" w:unhideWhenUsed="1"/>
+    <w:lsdException w:name="Balloon Text" w:semiHidden="1" w:unhideWhenUsed="1"/>
+    <w:lsdException w:name="Table Grid" w:uiPriority="39"/>
+    <w:lsdException w:name="Table Theme" w:semiHidden="1" w:unhideWhenUsed="1"/>
+    <w:lsdException w:name="Placeholder Text" w:semiHidden="1"/>
+    <w:lsdException w:name="No Spacing" w:uiPriority="1" w:qFormat="1"/>
+    <w:lsdException w:name="Light Shading" w:uiPriority="60"/>
+    <w:lsdException w:name="Light List" w:uiPriority="61"/>
+    <w:lsdException w:name="Light Grid" w:uiPriority="62"/>
+    <w:lsdException w:name="Medium Shading 1" w:uiPriority="63"/>
+    <w:lsdException w:name="Medium Shading 2" w:uiPriority="64"/>
+    <w:lsdException w:name="Medium List 1" w:uiPriority="65"/>
+    <w:lsdException w:name="Medium List 2" w:uiPriority="66"/>
+    <w:lsdException w:name="Medium Grid 1" w:uiPriority="67"/>
+    <w:lsdException w:name="Medium Grid 2" w:uiPriority="68"/>
+    <w:lsdException w:name="Medium Grid 3" w:uiPriority="69"/>
+    <w:lsdException w:name="Dark List" w:uiPriority="70"/>
+    <w:lsdException w:name="Colorful Shading" w:uiPriority="71"/>
+    <w:lsdException w:name="Colorful List" w:uiPriority="72"/>
+    <w:lsdException w:name="Colorful Grid" w:uiPriority="73"/>
+    <w:lsdException w:name="Light Shading Accent 1" w:uiPriority="60"/>
+    <w:lsdException w:name="Light List Accent 1" w:uiPriority="61"/>
+    <w:lsdException w:name="Light Grid Accent 1" w:uiPriority="62"/>
+    <w:lsdException w:name="Medium Shading 1 Accent 1" w:uiPriority="63"/>
+    <w:lsdException w:name="Medium Shading 2 Accent 1" w:uiPriority="64"/>
+    <w:lsdException w:name="Medium List 1 Accent 1" w:uiPriority="65"/>
+    <w:lsdException w:name="Revision" w:semiHidden="1"/>
+    <w:lsdException w:name="List Paragraph" w:uiPriority="34" w:qFormat="1"/>
+    <w:lsdException w:name="Quote" w:uiPriority="29" w:qFormat="1"/>
+    <w:lsdException w:name="Intense Quote" w:uiPriority="30" w:qFormat="1"/>
+    <w:lsdException w:name="Medium List 2 Accent 1" w:uiPriority="66"/>
+    <w:lsdException w:name="Medium Grid 1 Accent 1" w:uiPriority="67"/>
+    <w:lsdException w:name="Medium Grid 2 Accent 1" w:uiPriority="68"/>
+    <w:lsdException w:name="Medium Grid 3 Accent 1" w:uiPriority="69"/>
+    <w:lsdException w:name="Dark List Accent 1" w:uiPriority="70"/>
+    <w:lsdException w:name="Colorful Shading Accent 1" w:uiPriority="71"/>
+    <w:lsdException w:name="Colorful List Accent 1" w:uiPriority="72"/>
+    <w:lsdException w:name="Colorful Grid Accent 1" w:uiPriority="73"/>
+    <w:lsdException w:name="Light Shading Accent 2" w:uiPriority="60"/>
+    <w:lsdException w:name="Light List Accent 2" w:uiPriority="61"/>
+    <w:lsdException w:name="Light Grid Accent 2" w:uiPriority="62"/>
+    <w:lsdException w:name="Medium Shading 1 Accent 2" w:uiPriority="63"/>
+    <w:lsdException w:name="Medium Shading 2 Accent 2" w:uiPriority="64"/>
+    <w:lsdException w:name="Medium List 1 Accent 2" w:uiPriority="65"/>
+    <w:lsdException w:name="Medium List 2 Accent 2" w:uiPriority="66"/>
+    <w:lsdException w:name="Medium Grid 1 Accent 2" w:uiPriority="67"/>
+    <w:lsdException w:name="Medium Grid 2 Accent 2" w:uiPriority="68"/>
+    <w:lsdException w:name="Medium Grid 3 Accent 2" w:uiPriority="69"/>
+    <w:lsdException w:name="Dark List Accent 2" w:uiPriority="70"/>
+    <w:lsdException w:name="Colorful Shading Accent 2" w:uiPriority="71"/>
+    <w:lsdException w:name="Colorful List Accent 2" w:uiPriority="72"/>
+    <w:lsdException w:name="Colorful Grid Accent 2" w:uiPriority="73"/>
+    <w:lsdException w:name="Light Shading Accent 3" w:uiPriority="60"/>
+    <w:lsdException w:name="Light List Accent 3" w:uiPriority="61"/>
+    <w:lsdException w:name="Light Grid Accent 3" w:uiPriority="62"/>
+    <w:lsdException w:name="Medium Shading 1 Accent 3" w:uiPriority="63"/>
+    <w:lsdException w:name="Medium Shading 2 Accent 3" w:uiPriority="64"/>
+    <w:lsdException w:name="Medium List 1 Accent 3" w:uiPriority="65"/>
+    <w:lsdException w:name="Medium List 2 Accent 3" w:uiPriority="66"/>
+    <w:lsdException w:name="Medium Grid 1 Accent 3" w:uiPriority="67"/>
+    <w:lsdException w:name="Medium Grid 2 Accent 3" w:uiPriority="68"/>
+    <w:lsdException w:name="Medium Grid 3 Accent 3" w:uiPriority="69"/>
+    <w:lsdException w:name="Dark List Accent 3" w:uiPriority="70"/>
+    <w:lsdException w:name="Colorful Shading Accent 3" w:uiPriority="71"/>
+    <w:lsdException w:name="Colorful List Accent 3" w:uiPriority="72"/>
+    <w:lsdException w:name="Colorful Grid Accent 3" w:uiPriority="73"/>
+    <w:lsdException w:name="Light Shading Accent 4" w:uiPriority="60"/>
+    <w:lsdException w:name="Light List Accent 4" w:uiPriority="61"/>
+    <w:lsdException w:name="Light Grid Accent 4" w:uiPriority="62"/>
+    <w:lsdException w:name="Medium Shading 1 Accent 4" w:uiPriority="63"/>
+    <w:lsdException w:name="Medium Shading 2 Accent 4" w:uiPriority="64"/>
+    <w:lsdException w:name="Medium List 1 Accent 4" w:uiPriority="65"/>
+    <w:lsdException w:name="Medium List 2 Accent 4" w:uiPriority="66"/>
+    <w:lsdException w:name="Medium Grid 1 Accent 4" w:uiPriority="67"/>
+    <w:lsdException w:name="Medium Grid 2 Accent 4" w:uiPriority="68"/>
+    <w:lsdException w:name="Medium Grid 3 Accent 4" w:uiPriority="69"/>
+    <w:lsdException w:name="Dark List Accent 4" w:uiPriority="70"/>
+    <w:lsdException w:name="Colorful Shading Accent 4" w:uiPriority="71"/>
+    <w:lsdException w:name="Colorful List Accent 4" w:uiPriority="72"/>
+    <w:lsdException w:name="Colorful Grid Accent 4" w:uiPriority="73"/>
+    <w:lsdException w:name="Light Shading Accent 5" w:uiPriority="60"/>
+    <w:lsdException w:name="Light List Accent 5" w:uiPriority="61"/>
+    <w:lsdException w:name="Light Grid Accent 5" w:uiPriority="62"/>
+    <w:lsdException w:name="Medium Shading 1 Accent 5" w:uiPriority="63"/>
+    <w:lsdException w:name="Medium Shading 2 Accent 5" w:uiPriority="64"/>
+    <w:lsdException w:name="Medium List 1 Accent 5" w:uiPriority="65"/>
+    <w:lsdException w:name="Medium List 2 Accent 5" w:uiPriority="66"/>
+    <w:lsdException w:name="Medium Grid 1 Accent 5" w:uiPriority="67"/>
+    <w:lsdException w:name="Medium Grid 2 Accent 5" w:uiPriority="68"/>
+    <w:lsdException w:name="Medium Grid 3 Accent 5" w:uiPriority="69"/>
+    <w:lsdException w:name="Dark List Accent 5" w:uiPriority="70"/>
+    <w:lsdException w:name="Colorful Shading Accent 5" w:uiPriority="71"/>
+    <w:lsdException w:name="Colorful List Accent 5" w:uiPriority="72"/>
+    <w:lsdException w:name="Colorful Grid Accent 5" w:uiPriority="73"/>
+    <w:lsdException w:name="Light Shading Accent 6" w:uiPriority="60"/>
+    <w:lsdException w:name="Light List Accent 6" w:uiPriority="61"/>
+    <w:lsdException w:name="Light Grid Accent 6" w:uiPriority="62"/>
+    <w:lsdException w:name="Medium Shading 1 Accent 6" w:uiPriority="63"/>
+    <w:lsdException w:name="Medium Shading 2 Accent 6" w:uiPriority="64"/>
+    <w:lsdException w:name="Medium List 1 Accent 6" w:uiPriority="65"/>
+    <w:lsdException w:name="Medium List 2 Accent 6" w:uiPriority="66"/>
+    <w:lsdException w:name="Medium Grid 1 Accent 6" w:uiPriority="67"/>
+    <w:lsdException w:name="Medium Grid 2 Accent 6" w:uiPriority="68"/>
+    <w:lsdException w:name="Medium Grid 3 Accent 6" w:uiPriority="69"/>
+    <w:lsdException w:name="Dark List Accent 6" w:uiPriority="70"/>
+    <w:lsdException w:name="Colorful Shading Accent 6" w:uiPriority="71"/>
+    <w:lsdException w:name="Colorful List Accent 6" w:uiPriority="72"/>
+    <w:lsdException w:name="Colorful Grid Accent 6" w:uiPriority="73"/>
+    <w:lsdException w:name="Subtle Emphasis" w:uiPriority="19" w:qFormat="1"/>
+    <w:lsdException w:name="Intense Emphasis" w:uiPriority="21" w:qFormat="1"/>
+    <w:lsdException w:name="Subtle Reference" w:uiPriority="31" w:qFormat="1"/>
+    <w:lsdException w:name="Intense Reference" w:uiPriority="32" w:qFormat="1"/>
+    <w:lsdException w:name="Book Title" w:uiPriority="33" w:qFormat="1"/>
+    <w:lsdException w:name="Bibliography" w:semiHidden="1" w:uiPriority="37" w:unhideWhenUsed="1"/>
+    <w:lsdException w:name="TOC Heading" w:semiHidden="1" w:uiPriority="39" w:unhideWhenUsed="1" w:qFormat="1"/>
+    <w:lsdException w:name="Plain Table 1" w:uiPriority="41"/>
+    <w:lsdException w:name="Plain Table 2" w:uiPriority="42"/>
+    <w:lsdException w:name="Plain Table 3" w:uiPriority="43"/>
+    <w:lsdException w:name="Plain Table 4" w:uiPriority="44"/>
+    <w:lsdException w:name="Plain Table 5" w:uiPriority="45"/>
+    <w:lsdException w:name="Grid Table Light" w:uiPriority="40"/>
+    <w:lsdException w:name="Grid Table 1 Light" w:uiPriority="46"/>
+    <w:lsdException w:name="Grid Table 2" w:uiPriority="47"/>
+    <w:lsdException w:name="Grid Table 3" w:uiPriority="48"/>
+    <w:lsdException w:name="Grid Table 4" w:uiPriority="49"/>
+    <w:lsdException w:name="Grid Table 5 Dark" w:uiPriority="50"/>
+    <w:lsdException w:name="Grid Table 6 Colorful" w:uiPriority="51"/>
+    <w:lsdException w:name="Grid Table 7 Colorful" w:uiPriority="52"/>
+    <w:lsdException w:name="Grid Table 1 Light Accent 1" w:uiPriority="46"/>
+    <w:lsdException w:name="Grid Table 2 Accent 1" w:uiPriority="47"/>
+    <w:lsdException w:name="Grid Table 3 Accent 1" w:uiPriority="48"/>
+    <w:lsdException w:name="Grid Table 4 Accent 1" w:uiPriority="49"/>
+    <w:lsdException w:name="Grid Table 5 Dark Accent 1" w:uiPriority="50"/>
+    <w:lsdException w:name="Grid Table 6 Colorful Accent 1" w:uiPriority="51"/>
+    <w:lsdException w:name="Grid Table 7 Colorful Accent 1" w:uiPriority="52"/>
+    <w:lsdException w:name="Grid Table 1 Light Accent 2" w:uiPriority="46"/>
+    <w:lsdException w:name="Grid Table 2 Accent 2" w:uiPriority="47"/>
+    <w:lsdException w:name="Grid Table 3 Accent 2" w:uiPriority="48"/>
+    <w:lsdException w:name="Grid Table 4 Accent 2" w:uiPriority="49"/>
+    <w:lsdException w:name="Grid Table 5 Dark Accent 2" w:uiPriority="50"/>
+    <w:lsdException w:name="Grid Table 6 Colorful Accent 2" w:uiPriority="51"/>
+    <w:lsdException w:name="Grid Table 7 Colorful Accent 2" w:uiPriority="52"/>
+    <w:lsdException w:name="Grid Table 1 Light Accent 3" w:uiPriority="46"/>
+    <w:lsdException w:name="Grid Table 2 Accent 3" w:uiPriority="47"/>
+    <w:lsdException w:name="Grid Table 3 Accent 3" w:uiPriority="48"/>
+    <w:lsdException w:name="Grid Table 4 Accent 3" w:uiPriority="49"/>
+    <w:lsdException w:name="Grid Table 5 Dark Accent 3" w:uiPriority="50"/>
+    <w:lsdException w:name="Grid Table 6 Colorful Accent 3" w:uiPriority="51"/>
+    <w:lsdException w:name="Grid Table 7 Colorful Accent 3" w:uiPriority="52"/>
+    <w:lsdException w:name="Grid Table 1 Light Accent 4" w:uiPriority="46"/>
+    <w:lsdException w:name="Grid Table 2 Accent 4" w:uiPriority="47"/>
+    <w:lsdException w:name="Grid Table 3 Accent 4" w:uiPriority="48"/>
+    <w:lsdException w:name="Grid Table 4 Accent 4" w:uiPriority="49"/>
+    <w:lsdException w:name="Grid Table 5 Dark Accent 4" w:uiPriority="50"/>
+    <w:lsdException w:name="Grid Table 6 Colorful Accent 4" w:uiPriority="51"/>
+    <w:lsdException w:name="Grid Table 7 Colorful Accent 4" w:uiPriority="52"/>
+    <w:lsdException w:name="Grid Table 1 Light Accent 5" w:uiPriority="46"/>
+    <w:lsdException w:name="Grid Table 2 Accent 5" w:uiPriority="47"/>
+    <w:lsdException w:name="Grid Table 3 Accent 5" w:uiPriority="48"/>
+    <w:lsdException w:name="Grid Table 4 Accent 5" w:uiPriority="49"/>
+    <w:lsdException w:name="Grid Table 5 Dark Accent 5" w:uiPriority="50"/>
+    <w:lsdException w:name="Grid Table 6 Colorful Accent 5" w:uiPriority="51"/>
+    <w:lsdException w:name="Grid Table 7 Colorful Accent 5" w:uiPriority="52"/>
+    <w:lsdException w:name="Grid Table 1 Light Accent 6" w:uiPriority="46"/>
+    <w:lsdException w:name="Grid Table 2 Accent 6" w:uiPriority="47"/>
+    <w:lsdException w:name="Grid Table 3 Accent 6" w:uiPriority="48"/>
+    <w:lsdException w:name="Grid Table 4 Accent 6" w:uiPriority="49"/>
+    <w:lsdException w:name="Grid Table 5 Dark Accent 6" w:uiPriority="50"/>
+    <w:lsdException w:name="Grid Table 6 Colorful Accent 6" w:uiPriority="51"/>
+    <w:lsdException w:name="Grid Table 7 Colorful Accent 6" w:uiPriority="52"/>
+    <w:lsdException w:name="List Table 1 Light" w:uiPriority="46"/>
+    <w:lsdException w:name="List Table 2" w:uiPriority="47"/>
+    <w:lsdException w:name="List Table 3" w:uiPriority="48"/>
+    <w:lsdException w:name="List Table 4" w:uiPriority="49"/>
+    <w:lsdException w:name="List Table 5 Dark" w:uiPriority="50"/>
+    <w:lsdException w:name="List Table 6 Colorful" w:uiPriority="51"/>
+    <w:lsdException w:name="List Table 7 Colorful" w:uiPriority="52"/>
+    <w:lsdException w:name="List Table 1 Light Accent 1" w:uiPriority="46"/>
+    <w:lsdException w:name="List Table 2 Accent 1" w:uiPriority="47"/>
+    <w:lsdException w:name="List Table 3 Accent 1" w:uiPriority="48"/>
+    <w:lsdException w:name="List Table 4 Accent 1" w:uiPriority="49"/>
+    <w:lsdException w:name="List Table 5 Dark Accent 1" w:uiPriority="50"/>
+    <w:lsdException w:name="List Table 6 Colorful Accent 1" w:uiPriority="51"/>
+    <w:lsdException w:name="List Table 7 Colorful Accent 1" w:uiPriority="52"/>
+    <w:lsdException w:name="List Table 1 Light Accent 2" w:uiPriority="46"/>
+    <w:lsdException w:name="List Table 2 Accent 2" w:uiPriority="47"/>
+    <w:lsdException w:name="List Table 3 Accent 2" w:uiPriority="48"/>
+    <w:lsdException w:name="List Table 4 Accent 2" w:uiPriority="49"/>
+    <w:lsdException w:name="List Table 5 Dark Accent 2" w:uiPriority="50"/>
+    <w:lsdException w:name="List Table 6 Colorful Accent 2" w:uiPriority="51"/>
+    <w:lsdException w:name="List Table 7 Colorful Accent 2" w:uiPriority="52"/>
+    <w:lsdException w:name="List Table 1 Light Accent 3" w:uiPriority="46"/>
+    <w:lsdException w:name="List Table 2 Accent 3" w:uiPriority="47"/>
+    <w:lsdException w:name="List Table 3 Accent 3" w:uiPriority="48"/>
+    <w:lsdException w:name="List Table 4 Accent 3" w:uiPriority="49"/>
+    <w:lsdException w:name="List Table 5 Dark Accent 3" w:uiPriority="50"/>
+    <w:lsdException w:name="List Table 6 Colorful Accent 3" w:uiPriority="51"/>
+    <w:lsdException w:name="List Table 7 Colorful Accent 3" w:uiPriority="52"/>
+    <w:lsdException w:name="List Table 1 Light Accent 4" w:uiPriority="46"/>
+    <w:lsdException w:name="List Table 2 Accent 4" w:uiPriority="47"/>
+    <w:lsdException w:name="List Table 3 Accent 4" w:uiPriority="48"/>
+    <w:lsdException w:name="List Table 4 Accent 4" w:uiPriority="49"/>
+    <w:lsdException w:name="List Table 5 Dark Accent 4" w:uiPriority="50"/>
+    <w:lsdException w:name="List Table 6 Colorful Accent 4" w:uiPriority="51"/>
+    <w:lsdException w:name="List Table 7 Colorful Accent 4" w:uiPriority="52"/>
+    <w:lsdException w:name="List Table 1 Light Accent 5" w:uiPriority="46"/>
+    <w:lsdException w:name="List Table 2 Accent 5" w:uiPriority="47"/>
+    <w:lsdException w:name="List Table 3 Accent 5" w:uiPriority="48"/>
+    <w:lsdException w:name="List Table 4 Accent 5" w:uiPriority="49"/>
+    <w:lsdException w:name="List Table 5 Dark Accent 5" w:uiPriority="50"/>
+    <w:lsdException w:name="List Table 6 Colorful Accent 5" w:uiPriority="51"/>
+    <w:lsdException w:name="List Table 7 Colorful Accent 5" w:uiPriority="52"/>
+    <w:lsdException w:name="List Table 1 Light Accent 6" w:uiPriority="46"/>
+    <w:lsdException w:name="List Table 2 Accent 6" w:uiPriority="47"/>
+    <w:lsdException w:name="List Table 3 Accent 6" w:uiPriority="48"/>
+    <w:lsdException w:name="List Table 4 Accent 6" w:uiPriority="49"/>
+    <w:lsdException w:name="List Table 5 Dark Accent 6" w:uiPriority="50"/>
+    <w:lsdException w:name="List Table 6 Colorful Accent 6" w:uiPriority="51"/>
+    <w:lsdException w:name="List Table 7 Colorful Accent 6" w:uiPriority="52"/>
+    <w:lsdException w:name="Mention" w:semiHidden="1" w:unhideWhenUsed="1"/>
+    <w:lsdException w:name="Smart Hyperlink" w:semiHidden="1" w:unhideWhenUsed="1"/>
+    <w:lsdException w:name="Hashtag" w:semiHidden="1" w:unhideWhenUsed="1"/>
+    <w:lsdException w:name="Unresolved Mention" w:semiHidden="1" w:unhideWhenUsed="1"/>
+    <w:lsdException w:name="Smart Link" w:semiHidden="1" w:unhideWhenUsed="1"/>
+  </w:latentStyles>
+  <w:style w:type="paragraph" w:default="1" w:styleId="Normal">
+    <w:name w:val="Normal"/>
+    <w:qFormat/>
   </w:style>
   <w:style w:type="paragraph" w:styleId="Heading1">
     <w:name w:val="heading 1"/>
     <w:basedOn w:val="Normal"/>
     <w:next w:val="Normal"/>
+    <w:uiPriority w:val="9"/>
+    <w:qFormat/>
     <w:pPr>
-      <w:keepNext w:val="1"/>
-      <w:keepLines w:val="1"/>
-      <w:pageBreakBefore w:val="0"/>
-      <w:spacing w:after="120" w:before="400" w:lineRule="auto"/>
+      <w:keepNext/>
+      <w:keepLines/>
+      <w:spacing w:before="400" w:after="120"/>
+      <w:outlineLvl w:val="0"/>
     </w:pPr>
     <w:rPr>
       <w:sz w:val="40"/>
@@ -4512,15 +4861,16 @@
     <w:name w:val="heading 2"/>
     <w:basedOn w:val="Normal"/>
     <w:next w:val="Normal"/>
+    <w:uiPriority w:val="9"/>
+    <w:unhideWhenUsed/>
+    <w:qFormat/>
     <w:pPr>
-      <w:keepNext w:val="1"/>
-      <w:keepLines w:val="1"/>
-      <w:pageBreakBefore w:val="0"/>
-      <w:spacing w:after="120" w:before="360" w:lineRule="auto"/>
+      <w:keepNext/>
+      <w:keepLines/>
+      <w:spacing w:before="360" w:after="120"/>
+      <w:outlineLvl w:val="1"/>
     </w:pPr>
     <w:rPr>
-      <w:b w:val="0"/>
-      <w:bCs w:val="0"/>
       <w:sz w:val="32"/>
       <w:szCs w:val="32"/>
     </w:rPr>
@@ -4529,15 +4879,16 @@
     <w:name w:val="heading 3"/>
     <w:basedOn w:val="Normal"/>
     <w:next w:val="Normal"/>
+    <w:uiPriority w:val="9"/>
+    <w:unhideWhenUsed/>
+    <w:qFormat/>
     <w:pPr>
-      <w:keepNext w:val="1"/>
-      <w:keepLines w:val="1"/>
-      <w:pageBreakBefore w:val="0"/>
-      <w:spacing w:after="80" w:before="320" w:lineRule="auto"/>
+      <w:keepNext/>
+      <w:keepLines/>
+      <w:spacing w:before="320" w:after="80"/>
+      <w:outlineLvl w:val="2"/>
     </w:pPr>
     <w:rPr>
-      <w:b w:val="0"/>
-      <w:bCs w:val="0"/>
       <w:color w:val="434343"/>
       <w:sz w:val="28"/>
       <w:szCs w:val="28"/>
@@ -4547,11 +4898,15 @@
     <w:name w:val="heading 4"/>
     <w:basedOn w:val="Normal"/>
     <w:next w:val="Normal"/>
+    <w:uiPriority w:val="9"/>
+    <w:semiHidden/>
+    <w:unhideWhenUsed/>
+    <w:qFormat/>
     <w:pPr>
-      <w:keepNext w:val="1"/>
-      <w:keepLines w:val="1"/>
-      <w:pageBreakBefore w:val="0"/>
-      <w:spacing w:after="80" w:before="280" w:lineRule="auto"/>
+      <w:keepNext/>
+      <w:keepLines/>
+      <w:spacing w:before="280" w:after="80"/>
+      <w:outlineLvl w:val="3"/>
     </w:pPr>
     <w:rPr>
       <w:color w:val="666666"/>
@@ -4563,45 +4918,87 @@
     <w:name w:val="heading 5"/>
     <w:basedOn w:val="Normal"/>
     <w:next w:val="Normal"/>
+    <w:uiPriority w:val="9"/>
+    <w:semiHidden/>
+    <w:unhideWhenUsed/>
+    <w:qFormat/>
     <w:pPr>
-      <w:keepNext w:val="1"/>
-      <w:keepLines w:val="1"/>
-      <w:pageBreakBefore w:val="0"/>
-      <w:spacing w:after="80" w:before="240" w:lineRule="auto"/>
+      <w:keepNext/>
+      <w:keepLines/>
+      <w:spacing w:before="240" w:after="80"/>
+      <w:outlineLvl w:val="4"/>
     </w:pPr>
     <w:rPr>
       <w:color w:val="666666"/>
-      <w:sz w:val="22"/>
-      <w:szCs w:val="22"/>
     </w:rPr>
   </w:style>
   <w:style w:type="paragraph" w:styleId="Heading6">
     <w:name w:val="heading 6"/>
     <w:basedOn w:val="Normal"/>
     <w:next w:val="Normal"/>
+    <w:uiPriority w:val="9"/>
+    <w:semiHidden/>
+    <w:unhideWhenUsed/>
+    <w:qFormat/>
     <w:pPr>
-      <w:keepNext w:val="1"/>
-      <w:keepLines w:val="1"/>
-      <w:pageBreakBefore w:val="0"/>
-      <w:spacing w:after="80" w:before="240" w:lineRule="auto"/>
+      <w:keepNext/>
+      <w:keepLines/>
+      <w:spacing w:before="240" w:after="80"/>
+      <w:outlineLvl w:val="5"/>
     </w:pPr>
     <w:rPr>
-      <w:i w:val="1"/>
-      <w:iCs w:val="1"/>
+      <w:i/>
+      <w:iCs/>
       <w:color w:val="666666"/>
-      <w:sz w:val="22"/>
-      <w:szCs w:val="22"/>
     </w:rPr>
+  </w:style>
+  <w:style w:type="character" w:default="1" w:styleId="DefaultParagraphFont">
+    <w:name w:val="Default Paragraph Font"/>
+    <w:uiPriority w:val="1"/>
+    <w:unhideWhenUsed/>
+  </w:style>
+  <w:style w:type="table" w:default="1" w:styleId="TableNormal">
+    <w:name w:val="Normal Table"/>
+    <w:uiPriority w:val="99"/>
+    <w:semiHidden/>
+    <w:unhideWhenUsed/>
+    <w:tblPr>
+      <w:tblInd w:w="0" w:type="dxa"/>
+      <w:tblCellMar>
+        <w:top w:w="0" w:type="dxa"/>
+        <w:left w:w="108" w:type="dxa"/>
+        <w:bottom w:w="0" w:type="dxa"/>
+        <w:right w:w="108" w:type="dxa"/>
+      </w:tblCellMar>
+    </w:tblPr>
+  </w:style>
+  <w:style w:type="numbering" w:default="1" w:styleId="NoList">
+    <w:name w:val="No List"/>
+    <w:uiPriority w:val="99"/>
+    <w:semiHidden/>
+    <w:unhideWhenUsed/>
+  </w:style>
+  <w:style w:type="table" w:customStyle="1" w:styleId="TableNormal0">
+    <w:name w:val="TableNormal"/>
+    <w:tblPr>
+      <w:tblCellMar>
+        <w:top w:w="100" w:type="dxa"/>
+        <w:left w:w="100" w:type="dxa"/>
+        <w:bottom w:w="100" w:type="dxa"/>
+        <w:right w:w="100" w:type="dxa"/>
+      </w:tblCellMar>
+    </w:tblPr>
   </w:style>
   <w:style w:type="paragraph" w:styleId="Title">
     <w:name w:val="Title"/>
     <w:basedOn w:val="Normal"/>
     <w:next w:val="Normal"/>
+    <w:uiPriority w:val="10"/>
+    <w:qFormat/>
     <w:pPr>
-      <w:keepNext w:val="1"/>
-      <w:keepLines w:val="1"/>
-      <w:pageBreakBefore w:val="0"/>
-      <w:spacing w:after="60" w:before="0" w:lineRule="auto"/>
+      <w:keepNext/>
+      <w:keepLines/>
+      <w:spacing w:after="60"/>
     </w:pPr>
     <w:rPr>
       <w:sz w:val="52"/>
@@ -4612,152 +5009,39 @@
     <w:name w:val="Subtitle"/>
     <w:basedOn w:val="Normal"/>
     <w:next w:val="Normal"/>
+    <w:uiPriority w:val="11"/>
+    <w:qFormat/>
     <w:pPr>
-      <w:keepNext w:val="1"/>
-      <w:keepLines w:val="1"/>
-      <w:pageBreakBefore w:val="0"/>
-      <w:spacing w:after="320" w:before="0" w:lineRule="auto"/>
+      <w:keepNext/>
+      <w:keepLines/>
+      <w:spacing w:after="320"/>
     </w:pPr>
     <w:rPr>
-      <w:rFonts w:ascii="Arial" w:cs="Arial" w:eastAsia="Arial" w:hAnsi="Arial"/>
-      <w:i w:val="0"/>
-      <w:iCs w:val="0"/>
       <w:color w:val="666666"/>
       <w:sz w:val="30"/>
       <w:szCs w:val="30"/>
     </w:rPr>
   </w:style>
-  <w:style w:type="table" w:styleId="Table1">
-    <w:basedOn w:val="TableNormal"/>
+  <w:style w:type="table" w:customStyle="1" w:styleId="a">
+    <w:basedOn w:val="TableNormal0"/>
     <w:tblPr>
       <w:tblStyleRowBandSize w:val="1"/>
       <w:tblStyleColBandSize w:val="1"/>
-      <w:tblCellMar/>
     </w:tblPr>
-    <w:tblStylePr w:type="band1Horz">
-      <w:tcPr/>
-    </w:tblStylePr>
-    <w:tblStylePr w:type="band1Vert">
-      <w:tcPr/>
-    </w:tblStylePr>
-    <w:tblStylePr w:type="band2Horz">
-      <w:tcPr/>
-    </w:tblStylePr>
-    <w:tblStylePr w:type="band2Vert">
-      <w:tcPr/>
-    </w:tblStylePr>
-    <w:tblStylePr w:type="firstCol">
-      <w:tcPr/>
-    </w:tblStylePr>
-    <w:tblStylePr w:type="firstRow">
-      <w:tcPr/>
-    </w:tblStylePr>
-    <w:tblStylePr w:type="lastCol">
-      <w:tcPr/>
-    </w:tblStylePr>
-    <w:tblStylePr w:type="lastRow">
-      <w:tcPr/>
-    </w:tblStylePr>
-    <w:tblStylePr w:type="neCell">
-      <w:tcPr/>
-    </w:tblStylePr>
-    <w:tblStylePr w:type="nwCell">
-      <w:tcPr/>
-    </w:tblStylePr>
-    <w:tblStylePr w:type="seCell">
-      <w:tcPr/>
-    </w:tblStylePr>
-    <w:tblStylePr w:type="swCell">
-      <w:tcPr/>
-    </w:tblStylePr>
   </w:style>
-  <w:style w:type="table" w:styleId="Table2">
-    <w:basedOn w:val="TableNormal"/>
+  <w:style w:type="table" w:customStyle="1" w:styleId="a0">
+    <w:basedOn w:val="TableNormal0"/>
     <w:tblPr>
       <w:tblStyleRowBandSize w:val="1"/>
       <w:tblStyleColBandSize w:val="1"/>
-      <w:tblCellMar/>
     </w:tblPr>
-    <w:tblStylePr w:type="band1Horz">
-      <w:tcPr/>
-    </w:tblStylePr>
-    <w:tblStylePr w:type="band1Vert">
-      <w:tcPr/>
-    </w:tblStylePr>
-    <w:tblStylePr w:type="band2Horz">
-      <w:tcPr/>
-    </w:tblStylePr>
-    <w:tblStylePr w:type="band2Vert">
-      <w:tcPr/>
-    </w:tblStylePr>
-    <w:tblStylePr w:type="firstCol">
-      <w:tcPr/>
-    </w:tblStylePr>
-    <w:tblStylePr w:type="firstRow">
-      <w:tcPr/>
-    </w:tblStylePr>
-    <w:tblStylePr w:type="lastCol">
-      <w:tcPr/>
-    </w:tblStylePr>
-    <w:tblStylePr w:type="lastRow">
-      <w:tcPr/>
-    </w:tblStylePr>
-    <w:tblStylePr w:type="neCell">
-      <w:tcPr/>
-    </w:tblStylePr>
-    <w:tblStylePr w:type="nwCell">
-      <w:tcPr/>
-    </w:tblStylePr>
-    <w:tblStylePr w:type="seCell">
-      <w:tcPr/>
-    </w:tblStylePr>
-    <w:tblStylePr w:type="swCell">
-      <w:tcPr/>
-    </w:tblStylePr>
   </w:style>
-  <w:style w:type="table" w:styleId="Table3">
-    <w:basedOn w:val="TableNormal"/>
+  <w:style w:type="table" w:customStyle="1" w:styleId="a1">
+    <w:basedOn w:val="TableNormal0"/>
     <w:tblPr>
       <w:tblStyleRowBandSize w:val="1"/>
       <w:tblStyleColBandSize w:val="1"/>
-      <w:tblCellMar/>
     </w:tblPr>
-    <w:tblStylePr w:type="band1Horz">
-      <w:tcPr/>
-    </w:tblStylePr>
-    <w:tblStylePr w:type="band1Vert">
-      <w:tcPr/>
-    </w:tblStylePr>
-    <w:tblStylePr w:type="band2Horz">
-      <w:tcPr/>
-    </w:tblStylePr>
-    <w:tblStylePr w:type="band2Vert">
-      <w:tcPr/>
-    </w:tblStylePr>
-    <w:tblStylePr w:type="firstCol">
-      <w:tcPr/>
-    </w:tblStylePr>
-    <w:tblStylePr w:type="firstRow">
-      <w:tcPr/>
-    </w:tblStylePr>
-    <w:tblStylePr w:type="lastCol">
-      <w:tcPr/>
-    </w:tblStylePr>
-    <w:tblStylePr w:type="lastRow">
-      <w:tcPr/>
-    </w:tblStylePr>
-    <w:tblStylePr w:type="neCell">
-      <w:tcPr/>
-    </w:tblStylePr>
-    <w:tblStylePr w:type="nwCell">
-      <w:tcPr/>
-    </w:tblStylePr>
-    <w:tblStylePr w:type="seCell">
-      <w:tcPr/>
-    </w:tblStylePr>
-    <w:tblStylePr w:type="swCell">
-      <w:tcPr/>
-    </w:tblStylePr>
   </w:style>
 </w:styles>
 </file>
